--- a/11-resume_generator/template/人员简历_模板.docx
+++ b/11-resume_generator/template/人员简历_模板.docx
@@ -126,15 +126,20 @@
               </w:rPr>
               <w:t>{{</w:t>
             </w:r>
-            <w:proofErr w:type="spellStart"/>
-            <w:r>
-              <w:rPr>
-                <w:rFonts w:ascii="宋体" w:hAnsi="宋体" w:hint="eastAsia"/>
-                <w:szCs w:val="21"/>
-              </w:rPr>
-              <w:t>person_name</w:t>
-            </w:r>
-            <w:proofErr w:type="spellEnd"/>
+            <w:r>
+              <w:rPr>
+                <w:rFonts w:ascii="宋体" w:hAnsi="宋体"/>
+                <w:szCs w:val="21"/>
+              </w:rPr>
+              <w:t>Na</w:t>
+            </w:r>
+            <w:r>
+              <w:rPr>
+                <w:rFonts w:ascii="宋体" w:hAnsi="宋体" w:hint="eastAsia"/>
+                <w:szCs w:val="21"/>
+              </w:rPr>
+              <w:t>me</w:t>
+            </w:r>
             <w:r>
               <w:rPr>
                 <w:rFonts w:ascii="宋体" w:hAnsi="宋体" w:hint="eastAsia"/>
@@ -191,15 +196,13 @@
               </w:rPr>
               <w:t>{{</w:t>
             </w:r>
-            <w:proofErr w:type="spellStart"/>
-            <w:r>
-              <w:rPr>
-                <w:rFonts w:ascii="宋体" w:hAnsi="宋体" w:hint="eastAsia"/>
-                <w:szCs w:val="21"/>
-              </w:rPr>
-              <w:t>work_years</w:t>
-            </w:r>
-            <w:proofErr w:type="spellEnd"/>
+            <w:r>
+              <w:rPr>
+                <w:rFonts w:ascii="宋体" w:hAnsi="宋体"/>
+                <w:szCs w:val="21"/>
+              </w:rPr>
+              <w:t>WorkYears</w:t>
+            </w:r>
             <w:r>
               <w:rPr>
                 <w:rFonts w:ascii="宋体" w:hAnsi="宋体" w:hint="eastAsia"/>
@@ -261,10 +264,31 @@
           <w:p>
             <w:pPr>
               <w:rPr>
-                <w:rFonts w:ascii="宋体" w:hAnsi="宋体"/>
-                <w:szCs w:val="21"/>
-              </w:rPr>
-            </w:pPr>
+                <w:rFonts w:ascii="宋体" w:hAnsi="宋体" w:hint="eastAsia"/>
+                <w:szCs w:val="21"/>
+              </w:rPr>
+            </w:pPr>
+            <w:r>
+              <w:rPr>
+                <w:rFonts w:ascii="宋体" w:hAnsi="宋体" w:hint="eastAsia"/>
+                <w:szCs w:val="21"/>
+              </w:rPr>
+              <w:t>{{</w:t>
+            </w:r>
+            <w:r>
+              <w:rPr>
+                <w:rFonts w:ascii="宋体" w:hAnsi="宋体"/>
+                <w:szCs w:val="21"/>
+              </w:rPr>
+              <w:t>GraduationTime</w:t>
+            </w:r>
+            <w:r>
+              <w:rPr>
+                <w:rFonts w:ascii="宋体" w:hAnsi="宋体" w:hint="eastAsia"/>
+                <w:szCs w:val="21"/>
+              </w:rPr>
+              <w:t>}}</w:t>
+            </w:r>
           </w:p>
         </w:tc>
         <w:tc>
@@ -304,10 +328,31 @@
             <w:pPr>
               <w:ind w:firstLineChars="65" w:firstLine="136"/>
               <w:rPr>
-                <w:rFonts w:ascii="宋体" w:hAnsi="宋体"/>
-                <w:szCs w:val="21"/>
-              </w:rPr>
-            </w:pPr>
+                <w:rFonts w:ascii="宋体" w:hAnsi="宋体" w:hint="eastAsia"/>
+                <w:szCs w:val="21"/>
+              </w:rPr>
+            </w:pPr>
+            <w:r>
+              <w:rPr>
+                <w:rFonts w:ascii="宋体" w:hAnsi="宋体" w:hint="eastAsia"/>
+                <w:szCs w:val="21"/>
+              </w:rPr>
+              <w:t>{{</w:t>
+            </w:r>
+            <w:r>
+              <w:rPr>
+                <w:rFonts w:ascii="宋体" w:hAnsi="宋体"/>
+                <w:szCs w:val="21"/>
+              </w:rPr>
+              <w:t>GraduationSchool</w:t>
+            </w:r>
+            <w:r>
+              <w:rPr>
+                <w:rFonts w:ascii="宋体" w:hAnsi="宋体" w:hint="eastAsia"/>
+                <w:szCs w:val="21"/>
+              </w:rPr>
+              <w:t>}}</w:t>
+            </w:r>
           </w:p>
         </w:tc>
       </w:tr>
@@ -362,10 +407,31 @@
           <w:p>
             <w:pPr>
               <w:rPr>
-                <w:rFonts w:ascii="宋体" w:hAnsi="宋体"/>
-                <w:szCs w:val="21"/>
-              </w:rPr>
-            </w:pPr>
+                <w:rFonts w:ascii="宋体" w:hAnsi="宋体" w:hint="eastAsia"/>
+                <w:szCs w:val="21"/>
+              </w:rPr>
+            </w:pPr>
+            <w:r>
+              <w:rPr>
+                <w:rFonts w:ascii="宋体" w:hAnsi="宋体" w:hint="eastAsia"/>
+                <w:szCs w:val="21"/>
+              </w:rPr>
+              <w:t>{{</w:t>
+            </w:r>
+            <w:r>
+              <w:rPr>
+                <w:rFonts w:ascii="宋体" w:hAnsi="宋体"/>
+                <w:szCs w:val="21"/>
+              </w:rPr>
+              <w:t>Major</w:t>
+            </w:r>
+            <w:r>
+              <w:rPr>
+                <w:rFonts w:ascii="宋体" w:hAnsi="宋体" w:hint="eastAsia"/>
+                <w:szCs w:val="21"/>
+              </w:rPr>
+              <w:t>}}</w:t>
+            </w:r>
           </w:p>
         </w:tc>
         <w:tc>
@@ -404,10 +470,31 @@
               <w:ind w:leftChars="67" w:left="141"/>
               <w:jc w:val="left"/>
               <w:rPr>
-                <w:rFonts w:ascii="宋体" w:hAnsi="宋体"/>
-                <w:szCs w:val="21"/>
-              </w:rPr>
-            </w:pPr>
+                <w:rFonts w:ascii="宋体" w:hAnsi="宋体" w:hint="eastAsia"/>
+                <w:szCs w:val="21"/>
+              </w:rPr>
+            </w:pPr>
+            <w:r>
+              <w:rPr>
+                <w:rFonts w:ascii="宋体" w:hAnsi="宋体" w:hint="eastAsia"/>
+                <w:szCs w:val="21"/>
+              </w:rPr>
+              <w:t>{{</w:t>
+            </w:r>
+            <w:r>
+              <w:rPr>
+                <w:rFonts w:ascii="宋体" w:hAnsi="宋体"/>
+                <w:szCs w:val="21"/>
+              </w:rPr>
+              <w:t>HighestEducation</w:t>
+            </w:r>
+            <w:r>
+              <w:rPr>
+                <w:rFonts w:ascii="宋体" w:hAnsi="宋体" w:hint="eastAsia"/>
+                <w:szCs w:val="21"/>
+              </w:rPr>
+              <w:t>}}</w:t>
+            </w:r>
           </w:p>
         </w:tc>
       </w:tr>
@@ -462,10 +549,31 @@
           <w:p>
             <w:pPr>
               <w:rPr>
-                <w:rFonts w:ascii="宋体" w:hAnsi="宋体"/>
-                <w:szCs w:val="21"/>
-              </w:rPr>
-            </w:pPr>
+                <w:rFonts w:ascii="宋体" w:hAnsi="宋体" w:hint="eastAsia"/>
+                <w:szCs w:val="21"/>
+              </w:rPr>
+            </w:pPr>
+            <w:r>
+              <w:rPr>
+                <w:rFonts w:ascii="宋体" w:hAnsi="宋体" w:hint="eastAsia"/>
+                <w:szCs w:val="21"/>
+              </w:rPr>
+              <w:t>{{</w:t>
+            </w:r>
+            <w:r>
+              <w:rPr>
+                <w:rFonts w:ascii="宋体" w:hAnsi="宋体"/>
+                <w:szCs w:val="21"/>
+              </w:rPr>
+              <w:t>Department</w:t>
+            </w:r>
+            <w:r>
+              <w:rPr>
+                <w:rFonts w:ascii="宋体" w:hAnsi="宋体" w:hint="eastAsia"/>
+                <w:szCs w:val="21"/>
+              </w:rPr>
+              <w:t>}}</w:t>
+            </w:r>
           </w:p>
         </w:tc>
         <w:tc>
@@ -503,10 +611,31 @@
             <w:pPr>
               <w:ind w:leftChars="67" w:left="141"/>
               <w:rPr>
-                <w:rFonts w:ascii="宋体" w:hAnsi="宋体"/>
-                <w:szCs w:val="21"/>
-              </w:rPr>
-            </w:pPr>
+                <w:rFonts w:ascii="宋体" w:hAnsi="宋体" w:hint="eastAsia"/>
+                <w:szCs w:val="21"/>
+              </w:rPr>
+            </w:pPr>
+            <w:r>
+              <w:rPr>
+                <w:rFonts w:ascii="宋体" w:hAnsi="宋体" w:hint="eastAsia"/>
+                <w:szCs w:val="21"/>
+              </w:rPr>
+              <w:t>{{</w:t>
+            </w:r>
+            <w:r>
+              <w:rPr>
+                <w:rFonts w:ascii="宋体" w:hAnsi="宋体"/>
+                <w:szCs w:val="21"/>
+              </w:rPr>
+              <w:t>Title</w:t>
+            </w:r>
+            <w:r>
+              <w:rPr>
+                <w:rFonts w:ascii="宋体" w:hAnsi="宋体" w:hint="eastAsia"/>
+                <w:szCs w:val="21"/>
+              </w:rPr>
+              <w:t>}}</w:t>
+            </w:r>
           </w:p>
         </w:tc>
       </w:tr>
@@ -552,12 +681,37 @@
           </w:tcPr>
           <w:p>
             <w:pPr>
-              <w:rPr>
-                <w:rFonts w:ascii="宋体" w:hAnsi="宋体"/>
-                <w:bCs/>
-                <w:szCs w:val="21"/>
-              </w:rPr>
-            </w:pPr>
+              <w:jc w:val="left"/>
+              <w:rPr>
+                <w:rFonts w:ascii="宋体" w:hAnsi="宋体" w:hint="eastAsia"/>
+                <w:bCs/>
+                <w:szCs w:val="21"/>
+              </w:rPr>
+            </w:pPr>
+            <w:r>
+              <w:rPr>
+                <w:rFonts w:ascii="宋体" w:hAnsi="宋体" w:hint="eastAsia"/>
+                <w:bCs/>
+                <w:szCs w:val="21"/>
+              </w:rPr>
+              <w:t>{{</w:t>
+            </w:r>
+            <w:r>
+              <w:rPr>
+                <w:rFonts w:ascii="宋体" w:hAnsi="宋体"/>
+                <w:bCs/>
+                <w:szCs w:val="21"/>
+              </w:rPr>
+              <w:t>PersonalProfile</w:t>
+            </w:r>
+            <w:r>
+              <w:rPr>
+                <w:rFonts w:ascii="宋体" w:hAnsi="宋体" w:hint="eastAsia"/>
+                <w:bCs/>
+                <w:szCs w:val="21"/>
+              </w:rPr>
+              <w:t>}}</w:t>
+            </w:r>
           </w:p>
         </w:tc>
       </w:tr>
@@ -771,11 +925,19 @@
           <w:p>
             <w:pPr>
               <w:rPr>
-                <w:rFonts w:ascii="宋体" w:hAnsi="宋体"/>
-                <w:bCs/>
-                <w:szCs w:val="21"/>
-              </w:rPr>
-            </w:pPr>
+                <w:rFonts w:ascii="宋体" w:hAnsi="宋体" w:hint="eastAsia"/>
+                <w:bCs/>
+                <w:szCs w:val="21"/>
+              </w:rPr>
+            </w:pPr>
+            <w:r>
+              <w:rPr>
+                <w:rFonts w:ascii="宋体" w:hAnsi="宋体"/>
+                <w:bCs/>
+                <w:szCs w:val="21"/>
+              </w:rPr>
+              <w:t>StartTime</w:t>
+            </w:r>
           </w:p>
         </w:tc>
         <w:tc>
@@ -787,11 +949,19 @@
           <w:p>
             <w:pPr>
               <w:rPr>
-                <w:rFonts w:ascii="宋体" w:hAnsi="宋体"/>
-                <w:bCs/>
-                <w:szCs w:val="21"/>
-              </w:rPr>
-            </w:pPr>
+                <w:rFonts w:ascii="宋体" w:hAnsi="宋体" w:hint="eastAsia"/>
+                <w:bCs/>
+                <w:szCs w:val="21"/>
+              </w:rPr>
+            </w:pPr>
+            <w:r>
+              <w:rPr>
+                <w:rFonts w:ascii="宋体" w:hAnsi="宋体"/>
+                <w:bCs/>
+                <w:szCs w:val="21"/>
+              </w:rPr>
+              <w:t>EndTime</w:t>
+            </w:r>
           </w:p>
         </w:tc>
         <w:tc>
@@ -804,11 +974,19 @@
           <w:p>
             <w:pPr>
               <w:rPr>
-                <w:rFonts w:ascii="宋体" w:hAnsi="宋体"/>
-                <w:bCs/>
-                <w:szCs w:val="21"/>
-              </w:rPr>
-            </w:pPr>
+                <w:rFonts w:ascii="宋体" w:hAnsi="宋体" w:hint="eastAsia"/>
+                <w:bCs/>
+                <w:szCs w:val="21"/>
+              </w:rPr>
+            </w:pPr>
+            <w:r>
+              <w:rPr>
+                <w:rFonts w:ascii="宋体" w:hAnsi="宋体"/>
+                <w:bCs/>
+                <w:szCs w:val="21"/>
+              </w:rPr>
+              <w:t>CompanyName</w:t>
+            </w:r>
           </w:p>
         </w:tc>
         <w:tc>
@@ -821,11 +999,19 @@
           <w:p>
             <w:pPr>
               <w:rPr>
-                <w:rFonts w:ascii="宋体" w:hAnsi="宋体"/>
-                <w:bCs/>
-                <w:szCs w:val="21"/>
-              </w:rPr>
-            </w:pPr>
+                <w:rFonts w:ascii="宋体" w:hAnsi="宋体" w:hint="eastAsia"/>
+                <w:bCs/>
+                <w:szCs w:val="21"/>
+              </w:rPr>
+            </w:pPr>
+            <w:r>
+              <w:rPr>
+                <w:rFonts w:ascii="宋体" w:hAnsi="宋体"/>
+                <w:bCs/>
+                <w:szCs w:val="21"/>
+              </w:rPr>
+              <w:t>Position</w:t>
+            </w:r>
           </w:p>
         </w:tc>
         <w:tc>
@@ -837,11 +1023,19 @@
           <w:p>
             <w:pPr>
               <w:rPr>
-                <w:rFonts w:ascii="宋体" w:hAnsi="宋体"/>
-                <w:bCs/>
-                <w:szCs w:val="21"/>
-              </w:rPr>
-            </w:pPr>
+                <w:rFonts w:ascii="宋体" w:hAnsi="宋体" w:hint="eastAsia"/>
+                <w:bCs/>
+                <w:szCs w:val="21"/>
+              </w:rPr>
+            </w:pPr>
+            <w:r>
+              <w:rPr>
+                <w:rFonts w:ascii="宋体" w:hAnsi="宋体"/>
+                <w:bCs/>
+                <w:szCs w:val="21"/>
+              </w:rPr>
+              <w:t>JobDescription</w:t>
+            </w:r>
           </w:p>
         </w:tc>
       </w:tr>
@@ -1082,11 +1276,19 @@
           <w:p>
             <w:pPr>
               <w:rPr>
-                <w:rFonts w:ascii="宋体" w:hAnsi="宋体"/>
-                <w:bCs/>
-                <w:szCs w:val="21"/>
-              </w:rPr>
-            </w:pPr>
+                <w:rFonts w:ascii="宋体" w:hAnsi="宋体" w:hint="eastAsia"/>
+                <w:bCs/>
+                <w:szCs w:val="21"/>
+              </w:rPr>
+            </w:pPr>
+            <w:r>
+              <w:rPr>
+                <w:rFonts w:ascii="宋体" w:hAnsi="宋体"/>
+                <w:bCs/>
+                <w:szCs w:val="21"/>
+              </w:rPr>
+              <w:t>StartTime</w:t>
+            </w:r>
           </w:p>
         </w:tc>
         <w:tc>
@@ -1098,11 +1300,19 @@
           <w:p>
             <w:pPr>
               <w:rPr>
-                <w:rFonts w:ascii="宋体" w:hAnsi="宋体"/>
-                <w:bCs/>
-                <w:szCs w:val="21"/>
-              </w:rPr>
-            </w:pPr>
+                <w:rFonts w:ascii="宋体" w:hAnsi="宋体" w:hint="eastAsia"/>
+                <w:bCs/>
+                <w:szCs w:val="21"/>
+              </w:rPr>
+            </w:pPr>
+            <w:r>
+              <w:rPr>
+                <w:rFonts w:ascii="宋体" w:hAnsi="宋体"/>
+                <w:bCs/>
+                <w:szCs w:val="21"/>
+              </w:rPr>
+              <w:t>EndTime</w:t>
+            </w:r>
           </w:p>
         </w:tc>
         <w:tc>
@@ -1115,11 +1325,19 @@
           <w:p>
             <w:pPr>
               <w:rPr>
-                <w:rFonts w:ascii="宋体" w:hAnsi="宋体"/>
-                <w:bCs/>
-                <w:szCs w:val="21"/>
-              </w:rPr>
-            </w:pPr>
+                <w:rFonts w:ascii="宋体" w:hAnsi="宋体" w:hint="eastAsia"/>
+                <w:bCs/>
+                <w:szCs w:val="21"/>
+              </w:rPr>
+            </w:pPr>
+            <w:r>
+              <w:rPr>
+                <w:rFonts w:ascii="宋体" w:hAnsi="宋体"/>
+                <w:bCs/>
+                <w:szCs w:val="21"/>
+              </w:rPr>
+              <w:t>ProjectName</w:t>
+            </w:r>
           </w:p>
         </w:tc>
         <w:tc>
@@ -1132,11 +1350,19 @@
           <w:p>
             <w:pPr>
               <w:rPr>
-                <w:rFonts w:ascii="宋体" w:hAnsi="宋体"/>
-                <w:bCs/>
-                <w:szCs w:val="21"/>
-              </w:rPr>
-            </w:pPr>
+                <w:rFonts w:ascii="宋体" w:hAnsi="宋体" w:hint="eastAsia"/>
+                <w:bCs/>
+                <w:szCs w:val="21"/>
+              </w:rPr>
+            </w:pPr>
+            <w:r>
+              <w:rPr>
+                <w:rFonts w:ascii="宋体" w:hAnsi="宋体"/>
+                <w:bCs/>
+                <w:szCs w:val="21"/>
+              </w:rPr>
+              <w:t>ProjectRole</w:t>
+            </w:r>
           </w:p>
         </w:tc>
         <w:tc>
@@ -1148,11 +1374,19 @@
           <w:p>
             <w:pPr>
               <w:rPr>
-                <w:rFonts w:ascii="宋体" w:hAnsi="宋体"/>
-                <w:bCs/>
-                <w:szCs w:val="21"/>
-              </w:rPr>
-            </w:pPr>
+                <w:rFonts w:ascii="宋体" w:hAnsi="宋体" w:hint="eastAsia"/>
+                <w:bCs/>
+                <w:szCs w:val="21"/>
+              </w:rPr>
+            </w:pPr>
+            <w:r>
+              <w:rPr>
+                <w:rFonts w:ascii="宋体" w:hAnsi="宋体"/>
+                <w:bCs/>
+                <w:szCs w:val="21"/>
+              </w:rPr>
+              <w:t>JobDescription</w:t>
+            </w:r>
           </w:p>
         </w:tc>
       </w:tr>
@@ -1276,45 +1510,29 @@
             <w:pPr>
               <w:pStyle w:val="4"/>
               <w:rPr>
-                <w:rFonts w:ascii="宋体" w:eastAsia="宋体" w:hAnsi="宋体"/>
+                <w:rFonts w:ascii="宋体" w:hAnsi="宋体"/>
+                <w:bCs/>
+                <w:szCs w:val="21"/>
+              </w:rPr>
+            </w:pPr>
+            <w:r>
+              <w:rPr>
+                <w:rFonts w:ascii="宋体" w:eastAsia="宋体" w:hAnsi="宋体" w:hint="eastAsia"/>
                 <w:bCs/>
                 <w:sz w:val="21"/>
                 <w:szCs w:val="21"/>
                 <w:lang w:eastAsia="zh-CN"/>
               </w:rPr>
-            </w:pPr>
-            <w:r>
-              <w:rPr>
-                <w:rFonts w:ascii="宋体" w:eastAsia="宋体" w:hAnsi="宋体" w:hint="eastAsia"/>
-                <w:bCs/>
-                <w:sz w:val="21"/>
-                <w:szCs w:val="21"/>
-                <w:lang w:eastAsia="zh-CN"/>
-              </w:rPr>
               <w:t>{{</w:t>
             </w:r>
-            <w:proofErr w:type="spellStart"/>
-            <w:r>
-              <w:rPr>
-                <w:rFonts w:ascii="宋体" w:eastAsia="宋体" w:hAnsi="宋体" w:hint="eastAsia"/>
-                <w:bCs/>
-                <w:sz w:val="21"/>
-                <w:szCs w:val="21"/>
-                <w:lang w:eastAsia="zh-CN"/>
-              </w:rPr>
-              <w:t>business</w:t>
-            </w:r>
-            <w:r>
-              <w:rPr>
-                <w:rFonts w:ascii="宋体" w:eastAsia="宋体" w:hAnsi="宋体" w:hint="eastAsia"/>
-                <w:bCs/>
-                <w:sz w:val="21"/>
-                <w:szCs w:val="21"/>
-                <w:lang w:eastAsia="zh-CN"/>
-              </w:rPr>
-              <w:t>_ability</w:t>
-            </w:r>
-            <w:proofErr w:type="spellEnd"/>
+            <w:r>
+              <w:rPr>
+                <w:rFonts w:ascii="宋体" w:hAnsi="宋体"/>
+                <w:bCs/>
+                <w:szCs w:val="21"/>
+              </w:rPr>
+              <w:t>BusinessAbility</w:t>
+            </w:r>
             <w:r>
               <w:rPr>
                 <w:rFonts w:ascii="宋体" w:eastAsia="宋体" w:hAnsi="宋体" w:hint="eastAsia"/>
@@ -1370,45 +1588,29 @@
             <w:pPr>
               <w:pStyle w:val="4"/>
               <w:rPr>
-                <w:rFonts w:ascii="宋体" w:eastAsia="宋体" w:hAnsi="宋体"/>
+                <w:rFonts w:ascii="宋体" w:hAnsi="宋体"/>
+                <w:bCs/>
+                <w:szCs w:val="21"/>
+              </w:rPr>
+            </w:pPr>
+            <w:r>
+              <w:rPr>
+                <w:rFonts w:ascii="宋体" w:eastAsia="宋体" w:hAnsi="宋体" w:hint="eastAsia"/>
                 <w:bCs/>
                 <w:sz w:val="21"/>
                 <w:szCs w:val="21"/>
                 <w:lang w:eastAsia="zh-CN"/>
               </w:rPr>
-            </w:pPr>
-            <w:r>
-              <w:rPr>
-                <w:rFonts w:ascii="宋体" w:eastAsia="宋体" w:hAnsi="宋体" w:hint="eastAsia"/>
-                <w:bCs/>
-                <w:sz w:val="21"/>
-                <w:szCs w:val="21"/>
-                <w:lang w:eastAsia="zh-CN"/>
-              </w:rPr>
               <w:t>{{</w:t>
             </w:r>
-            <w:proofErr w:type="spellStart"/>
-            <w:r>
-              <w:rPr>
-                <w:rFonts w:ascii="宋体" w:eastAsia="宋体" w:hAnsi="宋体" w:hint="eastAsia"/>
-                <w:bCs/>
-                <w:sz w:val="21"/>
-                <w:szCs w:val="21"/>
-                <w:lang w:eastAsia="zh-CN"/>
-              </w:rPr>
-              <w:t>qulity_</w:t>
-            </w:r>
-            <w:r>
-              <w:rPr>
-                <w:rFonts w:ascii="宋体" w:eastAsia="宋体" w:hAnsi="宋体"/>
-                <w:bCs/>
-                <w:sz w:val="21"/>
-                <w:szCs w:val="21"/>
-                <w:lang w:eastAsia="zh-CN"/>
-              </w:rPr>
-              <w:t>certification</w:t>
-            </w:r>
-            <w:proofErr w:type="spellEnd"/>
+            <w:r>
+              <w:rPr>
+                <w:rFonts w:ascii="宋体" w:hAnsi="宋体"/>
+                <w:bCs/>
+                <w:szCs w:val="21"/>
+              </w:rPr>
+              <w:t>Certification</w:t>
+            </w:r>
             <w:r>
               <w:rPr>
                 <w:rFonts w:ascii="宋体" w:eastAsia="宋体" w:hAnsi="宋体" w:hint="eastAsia"/>
@@ -1464,13 +1666,29 @@
             <w:pPr>
               <w:pStyle w:val="4"/>
               <w:rPr>
-                <w:rFonts w:ascii="宋体" w:eastAsia="宋体" w:hAnsi="宋体"/>
+                <w:rFonts w:ascii="宋体" w:hAnsi="宋体"/>
+                <w:bCs/>
+                <w:szCs w:val="21"/>
+              </w:rPr>
+            </w:pPr>
+            <w:r>
+              <w:rPr>
+                <w:rFonts w:ascii="宋体" w:eastAsia="宋体" w:hAnsi="宋体" w:hint="eastAsia"/>
                 <w:bCs/>
                 <w:sz w:val="21"/>
                 <w:szCs w:val="21"/>
                 <w:lang w:eastAsia="zh-CN"/>
               </w:rPr>
-            </w:pPr>
+              <w:t>{{</w:t>
+            </w:r>
+            <w:r>
+              <w:rPr>
+                <w:rFonts w:ascii="宋体" w:hAnsi="宋体"/>
+                <w:bCs/>
+                <w:szCs w:val="21"/>
+              </w:rPr>
+              <w:t>Training</w:t>
+            </w:r>
             <w:r>
               <w:rPr>
                 <w:rFonts w:ascii="宋体" w:eastAsia="宋体" w:hAnsi="宋体" w:hint="eastAsia"/>
@@ -1479,9 +1697,70 @@
                 <w:szCs w:val="21"/>
                 <w:lang w:eastAsia="zh-CN"/>
               </w:rPr>
+              <w:t>}}</w:t>
+            </w:r>
+          </w:p>
+        </w:tc>
+      </w:tr>
+      <w:tr>
+        <w:trPr>
+          <w:trHeight w:val="934"/>
+        </w:trPr>
+        <w:tc>
+          <w:tcPr>
+            <w:tcW w:w="1000" w:type="pct"/>
+            <w:tcMar>
+              <w:top w:w="0" w:type="dxa"/>
+              <w:left w:w="108" w:type="dxa"/>
+              <w:bottom w:w="0" w:type="dxa"/>
+              <w:right w:w="108" w:type="dxa"/>
+            </w:tcMar>
+            <w:vAlign w:val="center"/>
+          </w:tcPr>
+          <w:p>
+            <w:pPr>
+              <w:rPr>
+                <w:rFonts w:ascii="宋体" w:hAnsi="宋体" w:hint="eastAsia"/>
+                <w:bCs/>
+                <w:szCs w:val="21"/>
+              </w:rPr>
+            </w:pPr>
+            <w:r>
+              <w:rPr>
+                <w:rFonts w:ascii="宋体" w:hAnsi="宋体" w:hint="eastAsia"/>
+                <w:bCs/>
+                <w:szCs w:val="21"/>
+              </w:rPr>
+              <w:t>技能标签</w:t>
+            </w:r>
+          </w:p>
+        </w:tc>
+        <w:tc>
+          <w:tcPr>
+            <w:tcW w:w="4000" w:type="pct"/>
+            <w:gridSpan w:val="6"/>
+          </w:tcPr>
+          <w:p>
+            <w:pPr>
+              <w:pStyle w:val="4"/>
+              <w:rPr>
+                <w:rFonts w:ascii="宋体" w:eastAsia="宋体" w:hAnsi="宋体" w:hint="eastAsia"/>
+                <w:bCs/>
+                <w:sz w:val="21"/>
+                <w:szCs w:val="21"/>
+                <w:lang w:eastAsia="zh-CN"/>
+              </w:rPr>
+            </w:pPr>
+            <w:r>
+              <w:rPr>
+                <w:rFonts w:ascii="宋体" w:eastAsia="宋体" w:hAnsi="宋体" w:hint="eastAsia"/>
+                <w:bCs/>
+                <w:sz w:val="21"/>
+                <w:szCs w:val="21"/>
+                <w:lang w:eastAsia="zh-CN"/>
+              </w:rPr>
               <w:t>{{</w:t>
             </w:r>
-            <w:proofErr w:type="spellStart"/>
             <w:r>
               <w:rPr>
                 <w:rFonts w:ascii="宋体" w:eastAsia="宋体" w:hAnsi="宋体" w:hint="eastAsia"/>
@@ -1490,9 +1769,8 @@
                 <w:szCs w:val="21"/>
                 <w:lang w:eastAsia="zh-CN"/>
               </w:rPr>
-              <w:t>participate_training</w:t>
-            </w:r>
-            <w:proofErr w:type="spellEnd"/>
+              <w:t>SkillTag</w:t>
+            </w:r>
             <w:r>
               <w:rPr>
                 <w:rFonts w:ascii="宋体" w:eastAsia="宋体" w:hAnsi="宋体" w:hint="eastAsia"/>
@@ -2296,7 +2574,6 @@
   <w:style w:type="character" w:default="1" w:styleId="a0">
     <w:name w:val="Default Paragraph Font"/>
     <w:uiPriority w:val="1"/>
-    <w:semiHidden/>
     <w:unhideWhenUsed/>
   </w:style>
   <w:style w:type="table" w:default="1" w:styleId="a1">

--- a/11-resume_generator/template/人员简历_模板.docx
+++ b/11-resume_generator/template/人员简历_模板.docx
@@ -1,6 +1,6 @@
 
 <file path=word/document.xml><?xml version="1.0" encoding="utf-8"?>
-<w:document xmlns:wpc="http://schemas.microsoft.com/office/word/2010/wordprocessingCanvas" xmlns:cx="http://schemas.microsoft.com/office/drawing/2014/chartex" xmlns:cx1="http://schemas.microsoft.com/office/drawing/2015/9/8/chartex" xmlns:cx2="http://schemas.microsoft.com/office/drawing/2015/10/21/chartex" xmlns:cx3="http://schemas.microsoft.com/office/drawing/2016/5/9/chartex" xmlns:cx4="http://schemas.microsoft.com/office/drawing/2016/5/10/chartex" xmlns:cx5="http://schemas.microsoft.com/office/drawing/2016/5/11/chartex" xmlns:cx6="http://schemas.microsoft.com/office/drawing/2016/5/12/chartex" xmlns:cx7="http://schemas.microsoft.com/office/drawing/2016/5/13/chartex" xmlns:cx8="http://schemas.microsoft.com/office/drawing/2016/5/14/chartex" xmlns:mc="http://schemas.openxmlformats.org/markup-compatibility/2006" xmlns:aink="http://schemas.microsoft.com/office/drawing/2016/ink" xmlns:am3d="http://schemas.microsoft.com/office/drawing/2017/model3d" xmlns:o="urn:schemas-microsoft-com:office:office" xmlns:oel="http://schemas.microsoft.com/office/2019/extlst" xmlns:r="http://schemas.openxmlformats.org/officeDocument/2006/relationships" xmlns:m="http://schemas.openxmlformats.org/officeDocument/2006/math" xmlns:v="urn:schemas-microsoft-com:vml" xmlns:wp14="http://schemas.microsoft.com/office/word/2010/wordprocessingDrawing" xmlns:wp="http://schemas.openxmlformats.org/drawingml/2006/wordprocessingDrawing" xmlns:w10="urn:schemas-microsoft-com:office:word" xmlns:w="http://schemas.openxmlformats.org/wordprocessingml/2006/main" xmlns:w14="http://schemas.microsoft.com/office/word/2010/wordml" xmlns:w15="http://schemas.microsoft.com/office/word/2012/wordml" xmlns:w16cex="http://schemas.microsoft.com/office/word/2018/wordml/cex" xmlns:w16cid="http://schemas.microsoft.com/office/word/2016/wordml/cid" xmlns:w16="http://schemas.microsoft.com/office/word/2018/wordml" xmlns:w16du="http://schemas.microsoft.com/office/word/2023/wordml/word16du" xmlns:w16sdtdh="http://schemas.microsoft.com/office/word/2020/wordml/sdtdatahash" xmlns:w16se="http://schemas.microsoft.com/office/word/2015/wordml/symex" xmlns:wpg="http://schemas.microsoft.com/office/word/2010/wordprocessingGroup" xmlns:wpi="http://schemas.microsoft.com/office/word/2010/wordprocessingInk" xmlns:wne="http://schemas.microsoft.com/office/word/2006/wordml" xmlns:wps="http://schemas.microsoft.com/office/word/2010/wordprocessingShape" mc:Ignorable="w14 w15 w16se w16cid w16 w16cex w16sdtdh w16du wp14">
+<w:document xmlns:wpc="http://schemas.microsoft.com/office/word/2010/wordprocessingCanvas" xmlns:cx="http://schemas.microsoft.com/office/drawing/2014/chartex" xmlns:cx1="http://schemas.microsoft.com/office/drawing/2015/9/8/chartex" xmlns:cx2="http://schemas.microsoft.com/office/drawing/2015/10/21/chartex" xmlns:cx3="http://schemas.microsoft.com/office/drawing/2016/5/9/chartex" xmlns:cx4="http://schemas.microsoft.com/office/drawing/2016/5/10/chartex" xmlns:cx5="http://schemas.microsoft.com/office/drawing/2016/5/11/chartex" xmlns:cx6="http://schemas.microsoft.com/office/drawing/2016/5/12/chartex" xmlns:cx7="http://schemas.microsoft.com/office/drawing/2016/5/13/chartex" xmlns:cx8="http://schemas.microsoft.com/office/drawing/2016/5/14/chartex" xmlns:mc="http://schemas.openxmlformats.org/markup-compatibility/2006" xmlns:aink="http://schemas.microsoft.com/office/drawing/2016/ink" xmlns:am3d="http://schemas.microsoft.com/office/drawing/2017/model3d" xmlns:o="urn:schemas-microsoft-com:office:office" xmlns:oel="http://schemas.microsoft.com/office/2019/extlst" xmlns:r="http://schemas.openxmlformats.org/officeDocument/2006/relationships" xmlns:m="http://schemas.openxmlformats.org/officeDocument/2006/math" xmlns:v="urn:schemas-microsoft-com:vml" xmlns:wp14="http://schemas.microsoft.com/office/word/2010/wordprocessingDrawing" xmlns:wp="http://schemas.openxmlformats.org/drawingml/2006/wordprocessingDrawing" xmlns:w10="urn:schemas-microsoft-com:office:word" xmlns:w="http://schemas.openxmlformats.org/wordprocessingml/2006/main" xmlns:w14="http://schemas.microsoft.com/office/word/2010/wordml" xmlns:w15="http://schemas.microsoft.com/office/word/2012/wordml" xmlns:w16cex="http://schemas.microsoft.com/office/word/2018/wordml/cex" xmlns:w16cid="http://schemas.microsoft.com/office/word/2016/wordml/cid" xmlns:w16="http://schemas.microsoft.com/office/word/2018/wordml" xmlns:w16du="http://schemas.microsoft.com/office/word/2023/wordml/word16du" xmlns:w16sdtdh="http://schemas.microsoft.com/office/word/2020/wordml/sdtdatahash" xmlns:w16sdtfl="http://schemas.microsoft.com/office/word/2024/wordml/sdtformatlock" xmlns:w16se="http://schemas.microsoft.com/office/word/2015/wordml/symex" xmlns:wpg="http://schemas.microsoft.com/office/word/2010/wordprocessingGroup" xmlns:wpi="http://schemas.microsoft.com/office/word/2010/wordprocessingInk" xmlns:wne="http://schemas.microsoft.com/office/word/2006/wordml" xmlns:wps="http://schemas.microsoft.com/office/word/2010/wordprocessingShape" mc:Ignorable="w14 w15 w16se w16cid w16 w16cex w16sdtdh w16sdtfl w16du wp14">
   <w:body>
     <w:tbl>
       <w:tblPr>
@@ -20,13 +20,13 @@
         <w:tblLook w:val="0000" w:firstRow="0" w:lastRow="0" w:firstColumn="0" w:lastColumn="0" w:noHBand="0" w:noVBand="0"/>
       </w:tblPr>
       <w:tblGrid>
-        <w:gridCol w:w="1660"/>
-        <w:gridCol w:w="1659"/>
-        <w:gridCol w:w="831"/>
-        <w:gridCol w:w="828"/>
-        <w:gridCol w:w="1062"/>
-        <w:gridCol w:w="597"/>
-        <w:gridCol w:w="1659"/>
+        <w:gridCol w:w="1751"/>
+        <w:gridCol w:w="1498"/>
+        <w:gridCol w:w="841"/>
+        <w:gridCol w:w="837"/>
+        <w:gridCol w:w="950"/>
+        <w:gridCol w:w="553"/>
+        <w:gridCol w:w="1866"/>
       </w:tblGrid>
       <w:tr>
         <w:trPr>
@@ -43,6 +43,7 @@
               <w:bottom w:w="0" w:type="dxa"/>
               <w:right w:w="108" w:type="dxa"/>
             </w:tcMar>
+            <w:vAlign w:val="center"/>
           </w:tcPr>
           <w:p>
             <w:pPr>
@@ -126,6 +127,21 @@
               </w:rPr>
               <w:t>{{</w:t>
             </w:r>
+            <w:proofErr w:type="spellStart"/>
+            <w:r>
+              <w:rPr>
+                <w:rFonts w:ascii="宋体" w:hAnsi="宋体"/>
+                <w:szCs w:val="21"/>
+              </w:rPr>
+              <w:t>BasicInfo</w:t>
+            </w:r>
+            <w:r>
+              <w:rPr>
+                <w:rFonts w:ascii="宋体" w:hAnsi="宋体" w:hint="eastAsia"/>
+                <w:szCs w:val="21"/>
+              </w:rPr>
+              <w:t>.</w:t>
+            </w:r>
             <w:r>
               <w:rPr>
                 <w:rFonts w:ascii="宋体" w:hAnsi="宋体"/>
@@ -140,6 +156,7 @@
               </w:rPr>
               <w:t>me</w:t>
             </w:r>
+            <w:proofErr w:type="spellEnd"/>
             <w:r>
               <w:rPr>
                 <w:rFonts w:ascii="宋体" w:hAnsi="宋体" w:hint="eastAsia"/>
@@ -184,6 +201,7 @@
           <w:p>
             <w:pPr>
               <w:ind w:firstLineChars="65" w:firstLine="136"/>
+              <w:jc w:val="left"/>
               <w:rPr>
                 <w:rFonts w:ascii="宋体" w:hAnsi="宋体"/>
                 <w:szCs w:val="21"/>
@@ -196,6 +214,21 @@
               </w:rPr>
               <w:t>{{</w:t>
             </w:r>
+            <w:proofErr w:type="spellStart"/>
+            <w:r>
+              <w:rPr>
+                <w:rFonts w:ascii="宋体" w:hAnsi="宋体"/>
+                <w:szCs w:val="21"/>
+              </w:rPr>
+              <w:t>BasicInfo</w:t>
+            </w:r>
+            <w:r>
+              <w:rPr>
+                <w:rFonts w:ascii="宋体" w:hAnsi="宋体" w:hint="eastAsia"/>
+                <w:szCs w:val="21"/>
+              </w:rPr>
+              <w:t>.</w:t>
+            </w:r>
             <w:r>
               <w:rPr>
                 <w:rFonts w:ascii="宋体" w:hAnsi="宋体"/>
@@ -203,6 +236,7 @@
               </w:rPr>
               <w:t>WorkYears</w:t>
             </w:r>
+            <w:proofErr w:type="spellEnd"/>
             <w:r>
               <w:rPr>
                 <w:rFonts w:ascii="宋体" w:hAnsi="宋体" w:hint="eastAsia"/>
@@ -264,7 +298,7 @@
           <w:p>
             <w:pPr>
               <w:rPr>
-                <w:rFonts w:ascii="宋体" w:hAnsi="宋体" w:hint="eastAsia"/>
+                <w:rFonts w:ascii="宋体" w:hAnsi="宋体"/>
                 <w:szCs w:val="21"/>
               </w:rPr>
             </w:pPr>
@@ -275,6 +309,21 @@
               </w:rPr>
               <w:t>{{</w:t>
             </w:r>
+            <w:proofErr w:type="spellStart"/>
+            <w:r>
+              <w:rPr>
+                <w:rFonts w:ascii="宋体" w:hAnsi="宋体"/>
+                <w:szCs w:val="21"/>
+              </w:rPr>
+              <w:t>BasicInfo</w:t>
+            </w:r>
+            <w:r>
+              <w:rPr>
+                <w:rFonts w:ascii="宋体" w:hAnsi="宋体" w:hint="eastAsia"/>
+                <w:szCs w:val="21"/>
+              </w:rPr>
+              <w:t>.</w:t>
+            </w:r>
             <w:r>
               <w:rPr>
                 <w:rFonts w:ascii="宋体" w:hAnsi="宋体"/>
@@ -282,6 +331,7 @@
               </w:rPr>
               <w:t>GraduationTime</w:t>
             </w:r>
+            <w:proofErr w:type="spellEnd"/>
             <w:r>
               <w:rPr>
                 <w:rFonts w:ascii="宋体" w:hAnsi="宋体" w:hint="eastAsia"/>
@@ -327,8 +377,9 @@
           <w:p>
             <w:pPr>
               <w:ind w:firstLineChars="65" w:firstLine="136"/>
-              <w:rPr>
-                <w:rFonts w:ascii="宋体" w:hAnsi="宋体" w:hint="eastAsia"/>
+              <w:jc w:val="left"/>
+              <w:rPr>
+                <w:rFonts w:ascii="宋体" w:hAnsi="宋体"/>
                 <w:szCs w:val="21"/>
               </w:rPr>
             </w:pPr>
@@ -344,8 +395,31 @@
                 <w:rFonts w:ascii="宋体" w:hAnsi="宋体"/>
                 <w:szCs w:val="21"/>
               </w:rPr>
+              <w:t xml:space="preserve"> </w:t>
+            </w:r>
+            <w:proofErr w:type="spellStart"/>
+            <w:r>
+              <w:rPr>
+                <w:rFonts w:ascii="宋体" w:hAnsi="宋体"/>
+                <w:szCs w:val="21"/>
+              </w:rPr>
+              <w:t>BasicInfo</w:t>
+            </w:r>
+            <w:r>
+              <w:rPr>
+                <w:rFonts w:ascii="宋体" w:hAnsi="宋体" w:hint="eastAsia"/>
+                <w:szCs w:val="21"/>
+              </w:rPr>
+              <w:t>.</w:t>
+            </w:r>
+            <w:r>
+              <w:rPr>
+                <w:rFonts w:ascii="宋体" w:hAnsi="宋体"/>
+                <w:szCs w:val="21"/>
+              </w:rPr>
               <w:t>GraduationSchool</w:t>
             </w:r>
+            <w:proofErr w:type="spellEnd"/>
             <w:r>
               <w:rPr>
                 <w:rFonts w:ascii="宋体" w:hAnsi="宋体" w:hint="eastAsia"/>
@@ -407,7 +481,7 @@
           <w:p>
             <w:pPr>
               <w:rPr>
-                <w:rFonts w:ascii="宋体" w:hAnsi="宋体" w:hint="eastAsia"/>
+                <w:rFonts w:ascii="宋体" w:hAnsi="宋体"/>
                 <w:szCs w:val="21"/>
               </w:rPr>
             </w:pPr>
@@ -423,8 +497,31 @@
                 <w:rFonts w:ascii="宋体" w:hAnsi="宋体"/>
                 <w:szCs w:val="21"/>
               </w:rPr>
+              <w:t xml:space="preserve"> </w:t>
+            </w:r>
+            <w:proofErr w:type="spellStart"/>
+            <w:r>
+              <w:rPr>
+                <w:rFonts w:ascii="宋体" w:hAnsi="宋体"/>
+                <w:szCs w:val="21"/>
+              </w:rPr>
+              <w:t>BasicInfo</w:t>
+            </w:r>
+            <w:r>
+              <w:rPr>
+                <w:rFonts w:ascii="宋体" w:hAnsi="宋体" w:hint="eastAsia"/>
+                <w:szCs w:val="21"/>
+              </w:rPr>
+              <w:t>.</w:t>
+            </w:r>
+            <w:r>
+              <w:rPr>
+                <w:rFonts w:ascii="宋体" w:hAnsi="宋体"/>
+                <w:szCs w:val="21"/>
+              </w:rPr>
               <w:t>Major</w:t>
             </w:r>
+            <w:proofErr w:type="spellEnd"/>
             <w:r>
               <w:rPr>
                 <w:rFonts w:ascii="宋体" w:hAnsi="宋体" w:hint="eastAsia"/>
@@ -470,7 +567,7 @@
               <w:ind w:leftChars="67" w:left="141"/>
               <w:jc w:val="left"/>
               <w:rPr>
-                <w:rFonts w:ascii="宋体" w:hAnsi="宋体" w:hint="eastAsia"/>
+                <w:rFonts w:ascii="宋体" w:hAnsi="宋体"/>
                 <w:szCs w:val="21"/>
               </w:rPr>
             </w:pPr>
@@ -486,8 +583,31 @@
                 <w:rFonts w:ascii="宋体" w:hAnsi="宋体"/>
                 <w:szCs w:val="21"/>
               </w:rPr>
+              <w:t xml:space="preserve"> </w:t>
+            </w:r>
+            <w:proofErr w:type="spellStart"/>
+            <w:r>
+              <w:rPr>
+                <w:rFonts w:ascii="宋体" w:hAnsi="宋体"/>
+                <w:szCs w:val="21"/>
+              </w:rPr>
+              <w:t>BasicInfo</w:t>
+            </w:r>
+            <w:r>
+              <w:rPr>
+                <w:rFonts w:ascii="宋体" w:hAnsi="宋体" w:hint="eastAsia"/>
+                <w:szCs w:val="21"/>
+              </w:rPr>
+              <w:t>.</w:t>
+            </w:r>
+            <w:r>
+              <w:rPr>
+                <w:rFonts w:ascii="宋体" w:hAnsi="宋体"/>
+                <w:szCs w:val="21"/>
+              </w:rPr>
               <w:t>HighestEducation</w:t>
             </w:r>
+            <w:proofErr w:type="spellEnd"/>
             <w:r>
               <w:rPr>
                 <w:rFonts w:ascii="宋体" w:hAnsi="宋体" w:hint="eastAsia"/>
@@ -549,7 +669,7 @@
           <w:p>
             <w:pPr>
               <w:rPr>
-                <w:rFonts w:ascii="宋体" w:hAnsi="宋体" w:hint="eastAsia"/>
+                <w:rFonts w:ascii="宋体" w:hAnsi="宋体"/>
                 <w:szCs w:val="21"/>
               </w:rPr>
             </w:pPr>
@@ -565,8 +685,31 @@
                 <w:rFonts w:ascii="宋体" w:hAnsi="宋体"/>
                 <w:szCs w:val="21"/>
               </w:rPr>
+              <w:t xml:space="preserve"> </w:t>
+            </w:r>
+            <w:proofErr w:type="spellStart"/>
+            <w:r>
+              <w:rPr>
+                <w:rFonts w:ascii="宋体" w:hAnsi="宋体"/>
+                <w:szCs w:val="21"/>
+              </w:rPr>
+              <w:t>BasicInfo</w:t>
+            </w:r>
+            <w:r>
+              <w:rPr>
+                <w:rFonts w:ascii="宋体" w:hAnsi="宋体" w:hint="eastAsia"/>
+                <w:szCs w:val="21"/>
+              </w:rPr>
+              <w:t>.</w:t>
+            </w:r>
+            <w:r>
+              <w:rPr>
+                <w:rFonts w:ascii="宋体" w:hAnsi="宋体"/>
+                <w:szCs w:val="21"/>
+              </w:rPr>
               <w:t>Department</w:t>
             </w:r>
+            <w:proofErr w:type="spellEnd"/>
             <w:r>
               <w:rPr>
                 <w:rFonts w:ascii="宋体" w:hAnsi="宋体" w:hint="eastAsia"/>
@@ -610,8 +753,9 @@
           <w:p>
             <w:pPr>
               <w:ind w:leftChars="67" w:left="141"/>
-              <w:rPr>
-                <w:rFonts w:ascii="宋体" w:hAnsi="宋体" w:hint="eastAsia"/>
+              <w:jc w:val="left"/>
+              <w:rPr>
+                <w:rFonts w:ascii="宋体" w:hAnsi="宋体"/>
                 <w:szCs w:val="21"/>
               </w:rPr>
             </w:pPr>
@@ -627,8 +771,31 @@
                 <w:rFonts w:ascii="宋体" w:hAnsi="宋体"/>
                 <w:szCs w:val="21"/>
               </w:rPr>
+              <w:t xml:space="preserve"> </w:t>
+            </w:r>
+            <w:proofErr w:type="spellStart"/>
+            <w:r>
+              <w:rPr>
+                <w:rFonts w:ascii="宋体" w:hAnsi="宋体"/>
+                <w:szCs w:val="21"/>
+              </w:rPr>
+              <w:t>BasicInfo</w:t>
+            </w:r>
+            <w:r>
+              <w:rPr>
+                <w:rFonts w:ascii="宋体" w:hAnsi="宋体" w:hint="eastAsia"/>
+                <w:szCs w:val="21"/>
+              </w:rPr>
+              <w:t>.</w:t>
+            </w:r>
+            <w:r>
+              <w:rPr>
+                <w:rFonts w:ascii="宋体" w:hAnsi="宋体"/>
+                <w:szCs w:val="21"/>
+              </w:rPr>
               <w:t>Title</w:t>
             </w:r>
+            <w:proofErr w:type="spellEnd"/>
             <w:r>
               <w:rPr>
                 <w:rFonts w:ascii="宋体" w:hAnsi="宋体" w:hint="eastAsia"/>
@@ -681,9 +848,10 @@
           </w:tcPr>
           <w:p>
             <w:pPr>
+              <w:ind w:firstLineChars="100" w:firstLine="210"/>
               <w:jc w:val="left"/>
               <w:rPr>
-                <w:rFonts w:ascii="宋体" w:hAnsi="宋体" w:hint="eastAsia"/>
+                <w:rFonts w:ascii="宋体" w:hAnsi="宋体"/>
                 <w:bCs/>
                 <w:szCs w:val="21"/>
               </w:rPr>
@@ -699,11 +867,34 @@
             <w:r>
               <w:rPr>
                 <w:rFonts w:ascii="宋体" w:hAnsi="宋体"/>
+                <w:szCs w:val="21"/>
+              </w:rPr>
+              <w:t xml:space="preserve"> </w:t>
+            </w:r>
+            <w:proofErr w:type="spellStart"/>
+            <w:r>
+              <w:rPr>
+                <w:rFonts w:ascii="宋体" w:hAnsi="宋体"/>
+                <w:szCs w:val="21"/>
+              </w:rPr>
+              <w:t>BasicInfo</w:t>
+            </w:r>
+            <w:r>
+              <w:rPr>
+                <w:rFonts w:ascii="宋体" w:hAnsi="宋体" w:hint="eastAsia"/>
+                <w:szCs w:val="21"/>
+              </w:rPr>
+              <w:t>.</w:t>
+            </w:r>
+            <w:r>
+              <w:rPr>
+                <w:rFonts w:ascii="宋体" w:hAnsi="宋体"/>
                 <w:bCs/>
                 <w:szCs w:val="21"/>
               </w:rPr>
               <w:t>PersonalProfile</w:t>
             </w:r>
+            <w:proofErr w:type="spellEnd"/>
             <w:r>
               <w:rPr>
                 <w:rFonts w:ascii="宋体" w:hAnsi="宋体" w:hint="eastAsia"/>
@@ -727,6 +918,7 @@
               <w:bottom w:w="0" w:type="dxa"/>
               <w:right w:w="108" w:type="dxa"/>
             </w:tcMar>
+            <w:vAlign w:val="center"/>
           </w:tcPr>
           <w:p>
             <w:pPr>
@@ -903,6 +1095,48 @@
                 <w:szCs w:val="21"/>
               </w:rPr>
             </w:pPr>
+            <w:r>
+              <w:rPr>
+                <w:rFonts w:ascii="宋体" w:hAnsi="宋体"/>
+                <w:bCs/>
+                <w:szCs w:val="21"/>
+              </w:rPr>
+              <w:t>{%</w:t>
+            </w:r>
+            <w:r>
+              <w:rPr>
+                <w:rFonts w:ascii="宋体" w:hAnsi="宋体" w:hint="eastAsia"/>
+                <w:bCs/>
+                <w:szCs w:val="21"/>
+              </w:rPr>
+              <w:t xml:space="preserve">tr </w:t>
+            </w:r>
+            <w:r>
+              <w:rPr>
+                <w:rFonts w:ascii="宋体" w:hAnsi="宋体"/>
+                <w:bCs/>
+                <w:szCs w:val="21"/>
+              </w:rPr>
+              <w:t xml:space="preserve">for experience in </w:t>
+            </w:r>
+            <w:proofErr w:type="spellStart"/>
+            <w:r>
+              <w:rPr>
+                <w:rFonts w:ascii="宋体" w:hAnsi="宋体"/>
+                <w:bCs/>
+                <w:szCs w:val="21"/>
+              </w:rPr>
+              <w:t>WorkExperience</w:t>
+            </w:r>
+            <w:proofErr w:type="spellEnd"/>
+            <w:r>
+              <w:rPr>
+                <w:rFonts w:ascii="宋体" w:hAnsi="宋体"/>
+                <w:bCs/>
+                <w:szCs w:val="21"/>
+              </w:rPr>
+              <w:t xml:space="preserve"> %}</w:t>
+            </w:r>
           </w:p>
         </w:tc>
       </w:tr>
@@ -925,18 +1159,36 @@
           <w:p>
             <w:pPr>
               <w:rPr>
-                <w:rFonts w:ascii="宋体" w:hAnsi="宋体" w:hint="eastAsia"/>
-                <w:bCs/>
-                <w:szCs w:val="21"/>
-              </w:rPr>
-            </w:pPr>
-            <w:r>
-              <w:rPr>
-                <w:rFonts w:ascii="宋体" w:hAnsi="宋体"/>
-                <w:bCs/>
-                <w:szCs w:val="21"/>
-              </w:rPr>
-              <w:t>StartTime</w:t>
+                <w:rFonts w:ascii="宋体" w:hAnsi="宋体"/>
+                <w:bCs/>
+                <w:szCs w:val="21"/>
+              </w:rPr>
+            </w:pPr>
+            <w:r>
+              <w:rPr>
+                <w:rFonts w:ascii="宋体" w:hAnsi="宋体"/>
+                <w:bCs/>
+                <w:szCs w:val="21"/>
+              </w:rPr>
+              <w:t>{{</w:t>
+            </w:r>
+            <w:proofErr w:type="spellStart"/>
+            <w:r>
+              <w:rPr>
+                <w:rFonts w:ascii="宋体" w:hAnsi="宋体"/>
+                <w:bCs/>
+                <w:szCs w:val="21"/>
+              </w:rPr>
+              <w:t>experience.StartTime</w:t>
+            </w:r>
+            <w:proofErr w:type="spellEnd"/>
+            <w:r>
+              <w:rPr>
+                <w:rFonts w:ascii="宋体" w:hAnsi="宋体"/>
+                <w:bCs/>
+                <w:szCs w:val="21"/>
+              </w:rPr>
+              <w:t>}}</w:t>
             </w:r>
           </w:p>
         </w:tc>
@@ -949,18 +1201,36 @@
           <w:p>
             <w:pPr>
               <w:rPr>
-                <w:rFonts w:ascii="宋体" w:hAnsi="宋体" w:hint="eastAsia"/>
-                <w:bCs/>
-                <w:szCs w:val="21"/>
-              </w:rPr>
-            </w:pPr>
-            <w:r>
-              <w:rPr>
-                <w:rFonts w:ascii="宋体" w:hAnsi="宋体"/>
-                <w:bCs/>
-                <w:szCs w:val="21"/>
-              </w:rPr>
-              <w:t>EndTime</w:t>
+                <w:rFonts w:ascii="宋体" w:hAnsi="宋体"/>
+                <w:bCs/>
+                <w:szCs w:val="21"/>
+              </w:rPr>
+            </w:pPr>
+            <w:r>
+              <w:rPr>
+                <w:rFonts w:ascii="宋体" w:hAnsi="宋体"/>
+                <w:bCs/>
+                <w:szCs w:val="21"/>
+              </w:rPr>
+              <w:t>{{</w:t>
+            </w:r>
+            <w:proofErr w:type="spellStart"/>
+            <w:r>
+              <w:rPr>
+                <w:rFonts w:ascii="宋体" w:hAnsi="宋体"/>
+                <w:bCs/>
+                <w:szCs w:val="21"/>
+              </w:rPr>
+              <w:t>experience.EndTime</w:t>
+            </w:r>
+            <w:proofErr w:type="spellEnd"/>
+            <w:r>
+              <w:rPr>
+                <w:rFonts w:ascii="宋体" w:hAnsi="宋体"/>
+                <w:bCs/>
+                <w:szCs w:val="21"/>
+              </w:rPr>
+              <w:t>}}</w:t>
             </w:r>
           </w:p>
         </w:tc>
@@ -974,18 +1244,36 @@
           <w:p>
             <w:pPr>
               <w:rPr>
-                <w:rFonts w:ascii="宋体" w:hAnsi="宋体" w:hint="eastAsia"/>
-                <w:bCs/>
-                <w:szCs w:val="21"/>
-              </w:rPr>
-            </w:pPr>
-            <w:r>
-              <w:rPr>
-                <w:rFonts w:ascii="宋体" w:hAnsi="宋体"/>
-                <w:bCs/>
-                <w:szCs w:val="21"/>
-              </w:rPr>
-              <w:t>CompanyName</w:t>
+                <w:rFonts w:ascii="宋体" w:hAnsi="宋体"/>
+                <w:bCs/>
+                <w:szCs w:val="21"/>
+              </w:rPr>
+            </w:pPr>
+            <w:r>
+              <w:rPr>
+                <w:rFonts w:ascii="宋体" w:hAnsi="宋体"/>
+                <w:bCs/>
+                <w:szCs w:val="21"/>
+              </w:rPr>
+              <w:t>{{</w:t>
+            </w:r>
+            <w:proofErr w:type="spellStart"/>
+            <w:r>
+              <w:rPr>
+                <w:rFonts w:ascii="宋体" w:hAnsi="宋体"/>
+                <w:bCs/>
+                <w:szCs w:val="21"/>
+              </w:rPr>
+              <w:t>experience.CompanyName</w:t>
+            </w:r>
+            <w:proofErr w:type="spellEnd"/>
+            <w:r>
+              <w:rPr>
+                <w:rFonts w:ascii="宋体" w:hAnsi="宋体"/>
+                <w:bCs/>
+                <w:szCs w:val="21"/>
+              </w:rPr>
+              <w:t>}}</w:t>
             </w:r>
           </w:p>
         </w:tc>
@@ -999,18 +1287,36 @@
           <w:p>
             <w:pPr>
               <w:rPr>
-                <w:rFonts w:ascii="宋体" w:hAnsi="宋体" w:hint="eastAsia"/>
-                <w:bCs/>
-                <w:szCs w:val="21"/>
-              </w:rPr>
-            </w:pPr>
-            <w:r>
-              <w:rPr>
-                <w:rFonts w:ascii="宋体" w:hAnsi="宋体"/>
-                <w:bCs/>
-                <w:szCs w:val="21"/>
-              </w:rPr>
-              <w:t>Position</w:t>
+                <w:rFonts w:ascii="宋体" w:hAnsi="宋体"/>
+                <w:bCs/>
+                <w:szCs w:val="21"/>
+              </w:rPr>
+            </w:pPr>
+            <w:r>
+              <w:rPr>
+                <w:rFonts w:ascii="宋体" w:hAnsi="宋体"/>
+                <w:bCs/>
+                <w:szCs w:val="21"/>
+              </w:rPr>
+              <w:t>{{</w:t>
+            </w:r>
+            <w:proofErr w:type="spellStart"/>
+            <w:r>
+              <w:rPr>
+                <w:rFonts w:ascii="宋体" w:hAnsi="宋体"/>
+                <w:bCs/>
+                <w:szCs w:val="21"/>
+              </w:rPr>
+              <w:t>experience.Position</w:t>
+            </w:r>
+            <w:proofErr w:type="spellEnd"/>
+            <w:r>
+              <w:rPr>
+                <w:rFonts w:ascii="宋体" w:hAnsi="宋体"/>
+                <w:bCs/>
+                <w:szCs w:val="21"/>
+              </w:rPr>
+              <w:t>}}</w:t>
             </w:r>
           </w:p>
         </w:tc>
@@ -1023,18 +1329,36 @@
           <w:p>
             <w:pPr>
               <w:rPr>
-                <w:rFonts w:ascii="宋体" w:hAnsi="宋体" w:hint="eastAsia"/>
-                <w:bCs/>
-                <w:szCs w:val="21"/>
-              </w:rPr>
-            </w:pPr>
-            <w:r>
-              <w:rPr>
-                <w:rFonts w:ascii="宋体" w:hAnsi="宋体"/>
-                <w:bCs/>
-                <w:szCs w:val="21"/>
-              </w:rPr>
-              <w:t>JobDescription</w:t>
+                <w:rFonts w:ascii="宋体" w:hAnsi="宋体"/>
+                <w:bCs/>
+                <w:szCs w:val="21"/>
+              </w:rPr>
+            </w:pPr>
+            <w:r>
+              <w:rPr>
+                <w:rFonts w:ascii="宋体" w:hAnsi="宋体"/>
+                <w:bCs/>
+                <w:szCs w:val="21"/>
+              </w:rPr>
+              <w:t>{{</w:t>
+            </w:r>
+            <w:proofErr w:type="spellStart"/>
+            <w:r>
+              <w:rPr>
+                <w:rFonts w:ascii="宋体" w:hAnsi="宋体"/>
+                <w:bCs/>
+                <w:szCs w:val="21"/>
+              </w:rPr>
+              <w:t>experience.JobDescription</w:t>
+            </w:r>
+            <w:proofErr w:type="spellEnd"/>
+            <w:r>
+              <w:rPr>
+                <w:rFonts w:ascii="宋体" w:hAnsi="宋体"/>
+                <w:bCs/>
+                <w:szCs w:val="21"/>
+              </w:rPr>
+              <w:t>}}</w:t>
             </w:r>
           </w:p>
         </w:tc>
@@ -1065,6 +1389,48 @@
                 <w:szCs w:val="21"/>
               </w:rPr>
             </w:pPr>
+            <w:r>
+              <w:rPr>
+                <w:rFonts w:ascii="宋体" w:hAnsi="宋体"/>
+                <w:bCs/>
+                <w:szCs w:val="21"/>
+              </w:rPr>
+              <w:t>{%</w:t>
+            </w:r>
+            <w:r>
+              <w:rPr>
+                <w:rFonts w:ascii="宋体" w:hAnsi="宋体" w:hint="eastAsia"/>
+                <w:bCs/>
+                <w:szCs w:val="21"/>
+              </w:rPr>
+              <w:t>tr</w:t>
+            </w:r>
+            <w:r>
+              <w:rPr>
+                <w:rFonts w:ascii="宋体" w:hAnsi="宋体"/>
+                <w:bCs/>
+                <w:szCs w:val="21"/>
+              </w:rPr>
+              <w:t xml:space="preserve"> </w:t>
+            </w:r>
+            <w:proofErr w:type="spellStart"/>
+            <w:r>
+              <w:rPr>
+                <w:rFonts w:ascii="宋体" w:hAnsi="宋体"/>
+                <w:bCs/>
+                <w:szCs w:val="21"/>
+              </w:rPr>
+              <w:t>endfor</w:t>
+            </w:r>
+            <w:proofErr w:type="spellEnd"/>
+            <w:r>
+              <w:rPr>
+                <w:rFonts w:ascii="宋体" w:hAnsi="宋体"/>
+                <w:bCs/>
+                <w:szCs w:val="21"/>
+              </w:rPr>
+              <w:t xml:space="preserve"> %}</w:t>
+            </w:r>
           </w:p>
         </w:tc>
       </w:tr>
@@ -1257,6 +1623,48 @@
                 <w:szCs w:val="21"/>
               </w:rPr>
             </w:pPr>
+            <w:r>
+              <w:rPr>
+                <w:rFonts w:ascii="宋体" w:hAnsi="宋体"/>
+                <w:bCs/>
+                <w:szCs w:val="21"/>
+              </w:rPr>
+              <w:t>{%</w:t>
+            </w:r>
+            <w:r>
+              <w:rPr>
+                <w:rFonts w:ascii="宋体" w:hAnsi="宋体" w:hint="eastAsia"/>
+                <w:bCs/>
+                <w:szCs w:val="21"/>
+              </w:rPr>
+              <w:t>tr</w:t>
+            </w:r>
+            <w:r>
+              <w:rPr>
+                <w:rFonts w:ascii="宋体" w:hAnsi="宋体"/>
+                <w:bCs/>
+                <w:szCs w:val="21"/>
+              </w:rPr>
+              <w:t xml:space="preserve"> for project in </w:t>
+            </w:r>
+            <w:proofErr w:type="spellStart"/>
+            <w:r>
+              <w:rPr>
+                <w:rFonts w:ascii="宋体" w:hAnsi="宋体"/>
+                <w:bCs/>
+                <w:szCs w:val="21"/>
+              </w:rPr>
+              <w:t>ProjectExperience</w:t>
+            </w:r>
+            <w:proofErr w:type="spellEnd"/>
+            <w:r>
+              <w:rPr>
+                <w:rFonts w:ascii="宋体" w:hAnsi="宋体"/>
+                <w:bCs/>
+                <w:szCs w:val="21"/>
+              </w:rPr>
+              <w:t xml:space="preserve"> %}</w:t>
+            </w:r>
           </w:p>
         </w:tc>
       </w:tr>
@@ -1276,18 +1684,36 @@
           <w:p>
             <w:pPr>
               <w:rPr>
-                <w:rFonts w:ascii="宋体" w:hAnsi="宋体" w:hint="eastAsia"/>
-                <w:bCs/>
-                <w:szCs w:val="21"/>
-              </w:rPr>
-            </w:pPr>
-            <w:r>
-              <w:rPr>
-                <w:rFonts w:ascii="宋体" w:hAnsi="宋体"/>
-                <w:bCs/>
-                <w:szCs w:val="21"/>
-              </w:rPr>
-              <w:t>StartTime</w:t>
+                <w:rFonts w:ascii="宋体" w:hAnsi="宋体"/>
+                <w:bCs/>
+                <w:szCs w:val="21"/>
+              </w:rPr>
+            </w:pPr>
+            <w:r>
+              <w:rPr>
+                <w:rFonts w:ascii="宋体" w:hAnsi="宋体"/>
+                <w:bCs/>
+                <w:szCs w:val="21"/>
+              </w:rPr>
+              <w:t>{{</w:t>
+            </w:r>
+            <w:proofErr w:type="spellStart"/>
+            <w:r>
+              <w:rPr>
+                <w:rFonts w:ascii="宋体" w:hAnsi="宋体"/>
+                <w:bCs/>
+                <w:szCs w:val="21"/>
+              </w:rPr>
+              <w:t>project.StartTime</w:t>
+            </w:r>
+            <w:proofErr w:type="spellEnd"/>
+            <w:r>
+              <w:rPr>
+                <w:rFonts w:ascii="宋体" w:hAnsi="宋体"/>
+                <w:bCs/>
+                <w:szCs w:val="21"/>
+              </w:rPr>
+              <w:t>}}</w:t>
             </w:r>
           </w:p>
         </w:tc>
@@ -1300,18 +1726,36 @@
           <w:p>
             <w:pPr>
               <w:rPr>
-                <w:rFonts w:ascii="宋体" w:hAnsi="宋体" w:hint="eastAsia"/>
-                <w:bCs/>
-                <w:szCs w:val="21"/>
-              </w:rPr>
-            </w:pPr>
-            <w:r>
-              <w:rPr>
-                <w:rFonts w:ascii="宋体" w:hAnsi="宋体"/>
-                <w:bCs/>
-                <w:szCs w:val="21"/>
-              </w:rPr>
-              <w:t>EndTime</w:t>
+                <w:rFonts w:ascii="宋体" w:hAnsi="宋体"/>
+                <w:bCs/>
+                <w:szCs w:val="21"/>
+              </w:rPr>
+            </w:pPr>
+            <w:r>
+              <w:rPr>
+                <w:rFonts w:ascii="宋体" w:hAnsi="宋体"/>
+                <w:bCs/>
+                <w:szCs w:val="21"/>
+              </w:rPr>
+              <w:t>{{</w:t>
+            </w:r>
+            <w:proofErr w:type="spellStart"/>
+            <w:r>
+              <w:rPr>
+                <w:rFonts w:ascii="宋体" w:hAnsi="宋体"/>
+                <w:bCs/>
+                <w:szCs w:val="21"/>
+              </w:rPr>
+              <w:t>project.EndTime</w:t>
+            </w:r>
+            <w:proofErr w:type="spellEnd"/>
+            <w:r>
+              <w:rPr>
+                <w:rFonts w:ascii="宋体" w:hAnsi="宋体"/>
+                <w:bCs/>
+                <w:szCs w:val="21"/>
+              </w:rPr>
+              <w:t>}}</w:t>
             </w:r>
           </w:p>
         </w:tc>
@@ -1325,18 +1769,36 @@
           <w:p>
             <w:pPr>
               <w:rPr>
-                <w:rFonts w:ascii="宋体" w:hAnsi="宋体" w:hint="eastAsia"/>
-                <w:bCs/>
-                <w:szCs w:val="21"/>
-              </w:rPr>
-            </w:pPr>
-            <w:r>
-              <w:rPr>
-                <w:rFonts w:ascii="宋体" w:hAnsi="宋体"/>
-                <w:bCs/>
-                <w:szCs w:val="21"/>
-              </w:rPr>
-              <w:t>ProjectName</w:t>
+                <w:rFonts w:ascii="宋体" w:hAnsi="宋体"/>
+                <w:bCs/>
+                <w:szCs w:val="21"/>
+              </w:rPr>
+            </w:pPr>
+            <w:r>
+              <w:rPr>
+                <w:rFonts w:ascii="宋体" w:hAnsi="宋体"/>
+                <w:bCs/>
+                <w:szCs w:val="21"/>
+              </w:rPr>
+              <w:t>{{</w:t>
+            </w:r>
+            <w:proofErr w:type="spellStart"/>
+            <w:r>
+              <w:rPr>
+                <w:rFonts w:ascii="宋体" w:hAnsi="宋体"/>
+                <w:bCs/>
+                <w:szCs w:val="21"/>
+              </w:rPr>
+              <w:t>project.ProjectName</w:t>
+            </w:r>
+            <w:proofErr w:type="spellEnd"/>
+            <w:r>
+              <w:rPr>
+                <w:rFonts w:ascii="宋体" w:hAnsi="宋体"/>
+                <w:bCs/>
+                <w:szCs w:val="21"/>
+              </w:rPr>
+              <w:t>}}</w:t>
             </w:r>
           </w:p>
         </w:tc>
@@ -1350,18 +1812,36 @@
           <w:p>
             <w:pPr>
               <w:rPr>
-                <w:rFonts w:ascii="宋体" w:hAnsi="宋体" w:hint="eastAsia"/>
-                <w:bCs/>
-                <w:szCs w:val="21"/>
-              </w:rPr>
-            </w:pPr>
-            <w:r>
-              <w:rPr>
-                <w:rFonts w:ascii="宋体" w:hAnsi="宋体"/>
-                <w:bCs/>
-                <w:szCs w:val="21"/>
-              </w:rPr>
-              <w:t>ProjectRole</w:t>
+                <w:rFonts w:ascii="宋体" w:hAnsi="宋体"/>
+                <w:bCs/>
+                <w:szCs w:val="21"/>
+              </w:rPr>
+            </w:pPr>
+            <w:r>
+              <w:rPr>
+                <w:rFonts w:ascii="宋体" w:hAnsi="宋体"/>
+                <w:bCs/>
+                <w:szCs w:val="21"/>
+              </w:rPr>
+              <w:t>{{</w:t>
+            </w:r>
+            <w:proofErr w:type="spellStart"/>
+            <w:r>
+              <w:rPr>
+                <w:rFonts w:ascii="宋体" w:hAnsi="宋体"/>
+                <w:bCs/>
+                <w:szCs w:val="21"/>
+              </w:rPr>
+              <w:t>project.ProjectRole</w:t>
+            </w:r>
+            <w:proofErr w:type="spellEnd"/>
+            <w:r>
+              <w:rPr>
+                <w:rFonts w:ascii="宋体" w:hAnsi="宋体"/>
+                <w:bCs/>
+                <w:szCs w:val="21"/>
+              </w:rPr>
+              <w:t>}}</w:t>
             </w:r>
           </w:p>
         </w:tc>
@@ -1374,18 +1854,36 @@
           <w:p>
             <w:pPr>
               <w:rPr>
-                <w:rFonts w:ascii="宋体" w:hAnsi="宋体" w:hint="eastAsia"/>
-                <w:bCs/>
-                <w:szCs w:val="21"/>
-              </w:rPr>
-            </w:pPr>
-            <w:r>
-              <w:rPr>
-                <w:rFonts w:ascii="宋体" w:hAnsi="宋体"/>
-                <w:bCs/>
-                <w:szCs w:val="21"/>
-              </w:rPr>
-              <w:t>JobDescription</w:t>
+                <w:rFonts w:ascii="宋体" w:hAnsi="宋体"/>
+                <w:bCs/>
+                <w:szCs w:val="21"/>
+              </w:rPr>
+            </w:pPr>
+            <w:r>
+              <w:rPr>
+                <w:rFonts w:ascii="宋体" w:hAnsi="宋体"/>
+                <w:bCs/>
+                <w:szCs w:val="21"/>
+              </w:rPr>
+              <w:t>{{</w:t>
+            </w:r>
+            <w:proofErr w:type="spellStart"/>
+            <w:r>
+              <w:rPr>
+                <w:rFonts w:ascii="宋体" w:hAnsi="宋体"/>
+                <w:bCs/>
+                <w:szCs w:val="21"/>
+              </w:rPr>
+              <w:t>project.JobDescription</w:t>
+            </w:r>
+            <w:proofErr w:type="spellEnd"/>
+            <w:r>
+              <w:rPr>
+                <w:rFonts w:ascii="宋体" w:hAnsi="宋体"/>
+                <w:bCs/>
+                <w:szCs w:val="21"/>
+              </w:rPr>
+              <w:t>}}</w:t>
             </w:r>
           </w:p>
         </w:tc>
@@ -1413,6 +1911,48 @@
                 <w:szCs w:val="21"/>
               </w:rPr>
             </w:pPr>
+            <w:r>
+              <w:rPr>
+                <w:rFonts w:ascii="宋体" w:hAnsi="宋体"/>
+                <w:bCs/>
+                <w:szCs w:val="21"/>
+              </w:rPr>
+              <w:t>{%</w:t>
+            </w:r>
+            <w:r>
+              <w:rPr>
+                <w:rFonts w:ascii="宋体" w:hAnsi="宋体" w:hint="eastAsia"/>
+                <w:bCs/>
+                <w:szCs w:val="21"/>
+              </w:rPr>
+              <w:t>tr</w:t>
+            </w:r>
+            <w:r>
+              <w:rPr>
+                <w:rFonts w:ascii="宋体" w:hAnsi="宋体"/>
+                <w:bCs/>
+                <w:szCs w:val="21"/>
+              </w:rPr>
+              <w:t xml:space="preserve"> </w:t>
+            </w:r>
+            <w:proofErr w:type="spellStart"/>
+            <w:r>
+              <w:rPr>
+                <w:rFonts w:ascii="宋体" w:hAnsi="宋体"/>
+                <w:bCs/>
+                <w:szCs w:val="21"/>
+              </w:rPr>
+              <w:t>endfor</w:t>
+            </w:r>
+            <w:proofErr w:type="spellEnd"/>
+            <w:r>
+              <w:rPr>
+                <w:rFonts w:ascii="宋体" w:hAnsi="宋体"/>
+                <w:bCs/>
+                <w:szCs w:val="21"/>
+              </w:rPr>
+              <w:t xml:space="preserve"> %}</w:t>
+            </w:r>
           </w:p>
         </w:tc>
       </w:tr>
@@ -1505,10 +2045,13 @@
           <w:tcPr>
             <w:tcW w:w="4000" w:type="pct"/>
             <w:gridSpan w:val="6"/>
+            <w:vAlign w:val="center"/>
           </w:tcPr>
           <w:p>
             <w:pPr>
               <w:pStyle w:val="4"/>
+              <w:ind w:firstLineChars="100" w:firstLine="210"/>
+              <w:jc w:val="both"/>
               <w:rPr>
                 <w:rFonts w:ascii="宋体" w:hAnsi="宋体"/>
                 <w:bCs/>
@@ -1527,12 +2070,39 @@
             </w:r>
             <w:r>
               <w:rPr>
+                <w:rFonts w:ascii="Consolas" w:hAnsi="Consolas" w:cs="宋体"/>
+                <w:color w:val="CE9178"/>
+                <w:szCs w:val="21"/>
+              </w:rPr>
+              <w:t xml:space="preserve"> </w:t>
+            </w:r>
+            <w:proofErr w:type="spellStart"/>
+            <w:r>
+              <w:rPr>
+                <w:rFonts w:ascii="宋体" w:hAnsi="宋体"/>
+                <w:bCs/>
+                <w:szCs w:val="21"/>
+              </w:rPr>
+              <w:t>WorkAbility</w:t>
+            </w:r>
+            <w:r>
+              <w:rPr>
+                <w:rFonts w:ascii="宋体" w:eastAsiaTheme="minorEastAsia" w:hAnsi="宋体" w:hint="eastAsia"/>
+                <w:bCs/>
+                <w:szCs w:val="21"/>
+                <w:lang w:eastAsia="zh-CN"/>
+              </w:rPr>
+              <w:t>.</w:t>
+            </w:r>
+            <w:r>
+              <w:rPr>
                 <w:rFonts w:ascii="宋体" w:hAnsi="宋体"/>
                 <w:bCs/>
                 <w:szCs w:val="21"/>
               </w:rPr>
               <w:t>BusinessAbility</w:t>
             </w:r>
+            <w:proofErr w:type="spellEnd"/>
             <w:r>
               <w:rPr>
                 <w:rFonts w:ascii="宋体" w:eastAsia="宋体" w:hAnsi="宋体" w:hint="eastAsia"/>
@@ -1583,10 +2153,13 @@
           <w:tcPr>
             <w:tcW w:w="4000" w:type="pct"/>
             <w:gridSpan w:val="6"/>
+            <w:vAlign w:val="center"/>
           </w:tcPr>
           <w:p>
             <w:pPr>
               <w:pStyle w:val="4"/>
+              <w:ind w:firstLineChars="100" w:firstLine="210"/>
+              <w:jc w:val="both"/>
               <w:rPr>
                 <w:rFonts w:ascii="宋体" w:hAnsi="宋体"/>
                 <w:bCs/>
@@ -1609,8 +2182,35 @@
                 <w:bCs/>
                 <w:szCs w:val="21"/>
               </w:rPr>
+              <w:t xml:space="preserve"> </w:t>
+            </w:r>
+            <w:proofErr w:type="spellStart"/>
+            <w:r>
+              <w:rPr>
+                <w:rFonts w:ascii="宋体" w:hAnsi="宋体"/>
+                <w:bCs/>
+                <w:szCs w:val="21"/>
+              </w:rPr>
+              <w:t>WorkAbility</w:t>
+            </w:r>
+            <w:r>
+              <w:rPr>
+                <w:rFonts w:ascii="宋体" w:eastAsiaTheme="minorEastAsia" w:hAnsi="宋体" w:hint="eastAsia"/>
+                <w:bCs/>
+                <w:szCs w:val="21"/>
+                <w:lang w:eastAsia="zh-CN"/>
+              </w:rPr>
+              <w:t>.</w:t>
+            </w:r>
+            <w:r>
+              <w:rPr>
+                <w:rFonts w:ascii="宋体" w:hAnsi="宋体"/>
+                <w:bCs/>
+                <w:szCs w:val="21"/>
+              </w:rPr>
               <w:t>Certification</w:t>
             </w:r>
+            <w:proofErr w:type="spellEnd"/>
             <w:r>
               <w:rPr>
                 <w:rFonts w:ascii="宋体" w:eastAsia="宋体" w:hAnsi="宋体" w:hint="eastAsia"/>
@@ -1661,10 +2261,13 @@
           <w:tcPr>
             <w:tcW w:w="4000" w:type="pct"/>
             <w:gridSpan w:val="6"/>
+            <w:vAlign w:val="center"/>
           </w:tcPr>
           <w:p>
             <w:pPr>
               <w:pStyle w:val="4"/>
+              <w:ind w:firstLineChars="100" w:firstLine="210"/>
+              <w:jc w:val="both"/>
               <w:rPr>
                 <w:rFonts w:ascii="宋体" w:hAnsi="宋体"/>
                 <w:bCs/>
@@ -1687,8 +2290,35 @@
                 <w:bCs/>
                 <w:szCs w:val="21"/>
               </w:rPr>
+              <w:t xml:space="preserve"> </w:t>
+            </w:r>
+            <w:proofErr w:type="spellStart"/>
+            <w:r>
+              <w:rPr>
+                <w:rFonts w:ascii="宋体" w:hAnsi="宋体"/>
+                <w:bCs/>
+                <w:szCs w:val="21"/>
+              </w:rPr>
+              <w:t>WorkAbility</w:t>
+            </w:r>
+            <w:r>
+              <w:rPr>
+                <w:rFonts w:ascii="宋体" w:eastAsiaTheme="minorEastAsia" w:hAnsi="宋体" w:hint="eastAsia"/>
+                <w:bCs/>
+                <w:szCs w:val="21"/>
+                <w:lang w:eastAsia="zh-CN"/>
+              </w:rPr>
+              <w:t>.</w:t>
+            </w:r>
+            <w:r>
+              <w:rPr>
+                <w:rFonts w:ascii="宋体" w:hAnsi="宋体"/>
+                <w:bCs/>
+                <w:szCs w:val="21"/>
+              </w:rPr>
               <w:t>Training</w:t>
             </w:r>
+            <w:proofErr w:type="spellEnd"/>
             <w:r>
               <w:rPr>
                 <w:rFonts w:ascii="宋体" w:eastAsia="宋体" w:hAnsi="宋体" w:hint="eastAsia"/>
@@ -1720,7 +2350,7 @@
           <w:p>
             <w:pPr>
               <w:rPr>
-                <w:rFonts w:ascii="宋体" w:hAnsi="宋体" w:hint="eastAsia"/>
+                <w:rFonts w:ascii="宋体" w:hAnsi="宋体"/>
                 <w:bCs/>
                 <w:szCs w:val="21"/>
               </w:rPr>
@@ -1739,10 +2369,22 @@
           <w:tcPr>
             <w:tcW w:w="4000" w:type="pct"/>
             <w:gridSpan w:val="6"/>
+            <w:vAlign w:val="center"/>
           </w:tcPr>
           <w:p>
             <w:pPr>
               <w:pStyle w:val="4"/>
+              <w:ind w:firstLineChars="100" w:firstLine="210"/>
+              <w:jc w:val="both"/>
+              <w:rPr>
+                <w:rFonts w:ascii="宋体" w:eastAsia="宋体" w:hAnsi="宋体"/>
+                <w:bCs/>
+                <w:sz w:val="21"/>
+                <w:szCs w:val="21"/>
+                <w:lang w:eastAsia="zh-CN"/>
+              </w:rPr>
+            </w:pPr>
+            <w:r>
               <w:rPr>
                 <w:rFonts w:ascii="宋体" w:eastAsia="宋体" w:hAnsi="宋体" w:hint="eastAsia"/>
                 <w:bCs/>
@@ -1750,7 +2392,34 @@
                 <w:szCs w:val="21"/>
                 <w:lang w:eastAsia="zh-CN"/>
               </w:rPr>
-            </w:pPr>
+              <w:t>{{</w:t>
+            </w:r>
+            <w:r>
+              <w:rPr>
+                <w:rFonts w:ascii="宋体" w:hAnsi="宋体"/>
+                <w:bCs/>
+                <w:szCs w:val="21"/>
+              </w:rPr>
+              <w:t xml:space="preserve"> </w:t>
+            </w:r>
+            <w:proofErr w:type="spellStart"/>
+            <w:r>
+              <w:rPr>
+                <w:rFonts w:ascii="宋体" w:hAnsi="宋体"/>
+                <w:bCs/>
+                <w:szCs w:val="21"/>
+              </w:rPr>
+              <w:t>WorkAbility</w:t>
+            </w:r>
+            <w:r>
+              <w:rPr>
+                <w:rFonts w:ascii="宋体" w:eastAsiaTheme="minorEastAsia" w:hAnsi="宋体" w:hint="eastAsia"/>
+                <w:bCs/>
+                <w:szCs w:val="21"/>
+                <w:lang w:eastAsia="zh-CN"/>
+              </w:rPr>
+              <w:t>.</w:t>
+            </w:r>
             <w:r>
               <w:rPr>
                 <w:rFonts w:ascii="宋体" w:eastAsia="宋体" w:hAnsi="宋体" w:hint="eastAsia"/>
@@ -1759,18 +2428,9 @@
                 <w:szCs w:val="21"/>
                 <w:lang w:eastAsia="zh-CN"/>
               </w:rPr>
-              <w:t>{{</w:t>
-            </w:r>
-            <w:r>
-              <w:rPr>
-                <w:rFonts w:ascii="宋体" w:eastAsia="宋体" w:hAnsi="宋体" w:hint="eastAsia"/>
-                <w:bCs/>
-                <w:sz w:val="21"/>
-                <w:szCs w:val="21"/>
-                <w:lang w:eastAsia="zh-CN"/>
-              </w:rPr>
               <w:t>SkillTag</w:t>
             </w:r>
+            <w:proofErr w:type="spellEnd"/>
             <w:r>
               <w:rPr>
                 <w:rFonts w:ascii="宋体" w:eastAsia="宋体" w:hAnsi="宋体" w:hint="eastAsia"/>
@@ -1797,7 +2457,7 @@
 </file>
 
 <file path=word/numbering.xml><?xml version="1.0" encoding="utf-8"?>
-<w:numbering xmlns:wpc="http://schemas.microsoft.com/office/word/2010/wordprocessingCanvas" xmlns:cx="http://schemas.microsoft.com/office/drawing/2014/chartex" xmlns:cx1="http://schemas.microsoft.com/office/drawing/2015/9/8/chartex" xmlns:cx2="http://schemas.microsoft.com/office/drawing/2015/10/21/chartex" xmlns:cx3="http://schemas.microsoft.com/office/drawing/2016/5/9/chartex" xmlns:cx4="http://schemas.microsoft.com/office/drawing/2016/5/10/chartex" xmlns:cx5="http://schemas.microsoft.com/office/drawing/2016/5/11/chartex" xmlns:cx6="http://schemas.microsoft.com/office/drawing/2016/5/12/chartex" xmlns:cx7="http://schemas.microsoft.com/office/drawing/2016/5/13/chartex" xmlns:cx8="http://schemas.microsoft.com/office/drawing/2016/5/14/chartex" xmlns:mc="http://schemas.openxmlformats.org/markup-compatibility/2006" xmlns:aink="http://schemas.microsoft.com/office/drawing/2016/ink" xmlns:am3d="http://schemas.microsoft.com/office/drawing/2017/model3d" xmlns:o="urn:schemas-microsoft-com:office:office" xmlns:oel="http://schemas.microsoft.com/office/2019/extlst" xmlns:r="http://schemas.openxmlformats.org/officeDocument/2006/relationships" xmlns:m="http://schemas.openxmlformats.org/officeDocument/2006/math" xmlns:v="urn:schemas-microsoft-com:vml" xmlns:wp14="http://schemas.microsoft.com/office/word/2010/wordprocessingDrawing" xmlns:wp="http://schemas.openxmlformats.org/drawingml/2006/wordprocessingDrawing" xmlns:w10="urn:schemas-microsoft-com:office:word" xmlns:w="http://schemas.openxmlformats.org/wordprocessingml/2006/main" xmlns:w14="http://schemas.microsoft.com/office/word/2010/wordml" xmlns:w15="http://schemas.microsoft.com/office/word/2012/wordml" xmlns:w16cex="http://schemas.microsoft.com/office/word/2018/wordml/cex" xmlns:w16cid="http://schemas.microsoft.com/office/word/2016/wordml/cid" xmlns:w16="http://schemas.microsoft.com/office/word/2018/wordml" xmlns:w16du="http://schemas.microsoft.com/office/word/2023/wordml/word16du" xmlns:w16sdtdh="http://schemas.microsoft.com/office/word/2020/wordml/sdtdatahash" xmlns:w16se="http://schemas.microsoft.com/office/word/2015/wordml/symex" xmlns:wpg="http://schemas.microsoft.com/office/word/2010/wordprocessingGroup" xmlns:wpi="http://schemas.microsoft.com/office/word/2010/wordprocessingInk" xmlns:wne="http://schemas.microsoft.com/office/word/2006/wordml" xmlns:wps="http://schemas.microsoft.com/office/word/2010/wordprocessingShape" mc:Ignorable="w14 w15 w16se w16cid w16 w16cex w16sdtdh w16du wp14">
+<w:numbering xmlns:wpc="http://schemas.microsoft.com/office/word/2010/wordprocessingCanvas" xmlns:cx="http://schemas.microsoft.com/office/drawing/2014/chartex" xmlns:cx1="http://schemas.microsoft.com/office/drawing/2015/9/8/chartex" xmlns:cx2="http://schemas.microsoft.com/office/drawing/2015/10/21/chartex" xmlns:cx3="http://schemas.microsoft.com/office/drawing/2016/5/9/chartex" xmlns:cx4="http://schemas.microsoft.com/office/drawing/2016/5/10/chartex" xmlns:cx5="http://schemas.microsoft.com/office/drawing/2016/5/11/chartex" xmlns:cx6="http://schemas.microsoft.com/office/drawing/2016/5/12/chartex" xmlns:cx7="http://schemas.microsoft.com/office/drawing/2016/5/13/chartex" xmlns:cx8="http://schemas.microsoft.com/office/drawing/2016/5/14/chartex" xmlns:mc="http://schemas.openxmlformats.org/markup-compatibility/2006" xmlns:aink="http://schemas.microsoft.com/office/drawing/2016/ink" xmlns:am3d="http://schemas.microsoft.com/office/drawing/2017/model3d" xmlns:o="urn:schemas-microsoft-com:office:office" xmlns:oel="http://schemas.microsoft.com/office/2019/extlst" xmlns:r="http://schemas.openxmlformats.org/officeDocument/2006/relationships" xmlns:m="http://schemas.openxmlformats.org/officeDocument/2006/math" xmlns:v="urn:schemas-microsoft-com:vml" xmlns:wp14="http://schemas.microsoft.com/office/word/2010/wordprocessingDrawing" xmlns:wp="http://schemas.openxmlformats.org/drawingml/2006/wordprocessingDrawing" xmlns:w10="urn:schemas-microsoft-com:office:word" xmlns:w="http://schemas.openxmlformats.org/wordprocessingml/2006/main" xmlns:w14="http://schemas.microsoft.com/office/word/2010/wordml" xmlns:w15="http://schemas.microsoft.com/office/word/2012/wordml" xmlns:w16cex="http://schemas.microsoft.com/office/word/2018/wordml/cex" xmlns:w16cid="http://schemas.microsoft.com/office/word/2016/wordml/cid" xmlns:w16="http://schemas.microsoft.com/office/word/2018/wordml" xmlns:w16du="http://schemas.microsoft.com/office/word/2023/wordml/word16du" xmlns:w16sdtdh="http://schemas.microsoft.com/office/word/2020/wordml/sdtdatahash" xmlns:w16sdtfl="http://schemas.microsoft.com/office/word/2024/wordml/sdtformatlock" xmlns:w16se="http://schemas.microsoft.com/office/word/2015/wordml/symex" xmlns:wpg="http://schemas.microsoft.com/office/word/2010/wordprocessingGroup" xmlns:wpi="http://schemas.microsoft.com/office/word/2010/wordprocessingInk" xmlns:wne="http://schemas.microsoft.com/office/word/2006/wordml" xmlns:wps="http://schemas.microsoft.com/office/word/2010/wordprocessingShape" mc:Ignorable="w14 w15 w16se w16cid w16 w16cex w16sdtdh w16sdtfl w16du wp14">
   <w:abstractNum w:abstractNumId="0" w15:restartNumberingAfterBreak="0">
     <w:nsid w:val="11DB44A5"/>
     <w:multiLevelType w:val="multilevel"/>
@@ -2170,7 +2830,7 @@
 </file>
 
 <file path=word/styles.xml><?xml version="1.0" encoding="utf-8"?>
-<w:styles xmlns:mc="http://schemas.openxmlformats.org/markup-compatibility/2006" xmlns:r="http://schemas.openxmlformats.org/officeDocument/2006/relationships" xmlns:w="http://schemas.openxmlformats.org/wordprocessingml/2006/main" xmlns:w14="http://schemas.microsoft.com/office/word/2010/wordml" xmlns:w15="http://schemas.microsoft.com/office/word/2012/wordml" xmlns:w16cex="http://schemas.microsoft.com/office/word/2018/wordml/cex" xmlns:w16cid="http://schemas.microsoft.com/office/word/2016/wordml/cid" xmlns:w16="http://schemas.microsoft.com/office/word/2018/wordml" xmlns:w16du="http://schemas.microsoft.com/office/word/2023/wordml/word16du" xmlns:w16sdtdh="http://schemas.microsoft.com/office/word/2020/wordml/sdtdatahash" xmlns:w16se="http://schemas.microsoft.com/office/word/2015/wordml/symex" mc:Ignorable="w14 w15 w16se w16cid w16 w16cex w16sdtdh w16du">
+<w:styles xmlns:mc="http://schemas.openxmlformats.org/markup-compatibility/2006" xmlns:r="http://schemas.openxmlformats.org/officeDocument/2006/relationships" xmlns:w="http://schemas.openxmlformats.org/wordprocessingml/2006/main" xmlns:w14="http://schemas.microsoft.com/office/word/2010/wordml" xmlns:w15="http://schemas.microsoft.com/office/word/2012/wordml" xmlns:w16cex="http://schemas.microsoft.com/office/word/2018/wordml/cex" xmlns:w16cid="http://schemas.microsoft.com/office/word/2016/wordml/cid" xmlns:w16="http://schemas.microsoft.com/office/word/2018/wordml" xmlns:w16du="http://schemas.microsoft.com/office/word/2023/wordml/word16du" xmlns:w16sdtdh="http://schemas.microsoft.com/office/word/2020/wordml/sdtdatahash" xmlns:w16sdtfl="http://schemas.microsoft.com/office/word/2024/wordml/sdtformatlock" xmlns:w16se="http://schemas.microsoft.com/office/word/2015/wordml/symex" mc:Ignorable="w14 w15 w16se w16cid w16 w16cex w16sdtdh w16sdtfl w16du">
   <w:docDefaults>
     <w:rPrDefault>
       <w:rPr>

--- a/11-resume_generator/template/人员简历_模板.docx
+++ b/11-resume_generator/template/人员简历_模板.docx
@@ -546,6 +546,7 @@
                 <w:szCs w:val="21"/>
               </w:rPr>
             </w:pPr>
+            <w:bookmarkStart w:id="0" w:name="OLE_LINK3"/>
             <w:r>
               <w:rPr>
                 <w:rFonts w:ascii="宋体" w:hAnsi="宋体" w:hint="eastAsia"/>
@@ -553,6 +554,7 @@
               </w:rPr>
               <w:t>最高学历</w:t>
             </w:r>
+            <w:bookmarkEnd w:id="0"/>
           </w:p>
         </w:tc>
         <w:tc>
@@ -600,6 +602,7 @@
               </w:rPr>
               <w:t>.</w:t>
             </w:r>
+            <w:bookmarkStart w:id="1" w:name="OLE_LINK4"/>
             <w:r>
               <w:rPr>
                 <w:rFonts w:ascii="宋体" w:hAnsi="宋体"/>
@@ -607,6 +610,7 @@
               </w:rPr>
               <w:t>HighestEducation</w:t>
             </w:r>
+            <w:bookmarkEnd w:id="1"/>
             <w:proofErr w:type="spellEnd"/>
             <w:r>
               <w:rPr>
@@ -1164,6 +1168,7 @@
                 <w:szCs w:val="21"/>
               </w:rPr>
             </w:pPr>
+            <w:bookmarkStart w:id="2" w:name="_Hlk190422187"/>
             <w:r>
               <w:rPr>
                 <w:rFonts w:ascii="宋体" w:hAnsi="宋体"/>
@@ -1363,6 +1368,7 @@
           </w:p>
         </w:tc>
       </w:tr>
+      <w:bookmarkEnd w:id="2"/>
       <w:tr>
         <w:trPr>
           <w:trHeight w:val="339"/>
@@ -3234,6 +3240,7 @@
   <w:style w:type="character" w:default="1" w:styleId="a0">
     <w:name w:val="Default Paragraph Font"/>
     <w:uiPriority w:val="1"/>
+    <w:semiHidden/>
     <w:unhideWhenUsed/>
   </w:style>
   <w:style w:type="table" w:default="1" w:styleId="a1">

--- a/11-resume_generator/template/人员简历_模板.docx
+++ b/11-resume_generator/template/人员简历_模板.docx
@@ -1,36 +1,40 @@
 
 <file path=word/document.xml><?xml version="1.0" encoding="utf-8"?>
-<w:document xmlns:wpc="http://schemas.microsoft.com/office/word/2010/wordprocessingCanvas" xmlns:cx="http://schemas.microsoft.com/office/drawing/2014/chartex" xmlns:cx1="http://schemas.microsoft.com/office/drawing/2015/9/8/chartex" xmlns:cx2="http://schemas.microsoft.com/office/drawing/2015/10/21/chartex" xmlns:cx3="http://schemas.microsoft.com/office/drawing/2016/5/9/chartex" xmlns:cx4="http://schemas.microsoft.com/office/drawing/2016/5/10/chartex" xmlns:cx5="http://schemas.microsoft.com/office/drawing/2016/5/11/chartex" xmlns:cx6="http://schemas.microsoft.com/office/drawing/2016/5/12/chartex" xmlns:cx7="http://schemas.microsoft.com/office/drawing/2016/5/13/chartex" xmlns:cx8="http://schemas.microsoft.com/office/drawing/2016/5/14/chartex" xmlns:mc="http://schemas.openxmlformats.org/markup-compatibility/2006" xmlns:aink="http://schemas.microsoft.com/office/drawing/2016/ink" xmlns:am3d="http://schemas.microsoft.com/office/drawing/2017/model3d" xmlns:o="urn:schemas-microsoft-com:office:office" xmlns:oel="http://schemas.microsoft.com/office/2019/extlst" xmlns:r="http://schemas.openxmlformats.org/officeDocument/2006/relationships" xmlns:m="http://schemas.openxmlformats.org/officeDocument/2006/math" xmlns:v="urn:schemas-microsoft-com:vml" xmlns:wp14="http://schemas.microsoft.com/office/word/2010/wordprocessingDrawing" xmlns:wp="http://schemas.openxmlformats.org/drawingml/2006/wordprocessingDrawing" xmlns:w10="urn:schemas-microsoft-com:office:word" xmlns:w="http://schemas.openxmlformats.org/wordprocessingml/2006/main" xmlns:w14="http://schemas.microsoft.com/office/word/2010/wordml" xmlns:w15="http://schemas.microsoft.com/office/word/2012/wordml" xmlns:w16cex="http://schemas.microsoft.com/office/word/2018/wordml/cex" xmlns:w16cid="http://schemas.microsoft.com/office/word/2016/wordml/cid" xmlns:w16="http://schemas.microsoft.com/office/word/2018/wordml" xmlns:w16du="http://schemas.microsoft.com/office/word/2023/wordml/word16du" xmlns:w16sdtdh="http://schemas.microsoft.com/office/word/2020/wordml/sdtdatahash" xmlns:w16sdtfl="http://schemas.microsoft.com/office/word/2024/wordml/sdtformatlock" xmlns:w16se="http://schemas.microsoft.com/office/word/2015/wordml/symex" xmlns:wpg="http://schemas.microsoft.com/office/word/2010/wordprocessingGroup" xmlns:wpi="http://schemas.microsoft.com/office/word/2010/wordprocessingInk" xmlns:wne="http://schemas.microsoft.com/office/word/2006/wordml" xmlns:wps="http://schemas.microsoft.com/office/word/2010/wordprocessingShape" mc:Ignorable="w14 w15 w16se w16cid w16 w16cex w16sdtdh w16sdtfl w16du wp14">
+<w:document xmlns:wpc="http://schemas.microsoft.com/office/word/2010/wordprocessingCanvas" xmlns:mc="http://schemas.openxmlformats.org/markup-compatibility/2006" xmlns:o="urn:schemas-microsoft-com:office:office" xmlns:r="http://schemas.openxmlformats.org/officeDocument/2006/relationships" xmlns:m="http://schemas.openxmlformats.org/officeDocument/2006/math" xmlns:v="urn:schemas-microsoft-com:vml" xmlns:wp14="http://schemas.microsoft.com/office/word/2010/wordprocessingDrawing" xmlns:wp="http://schemas.openxmlformats.org/drawingml/2006/wordprocessingDrawing" xmlns:w="http://schemas.openxmlformats.org/wordprocessingml/2006/main" xmlns:w14="http://schemas.microsoft.com/office/word/2010/wordml" xmlns:w10="urn:schemas-microsoft-com:office:word" xmlns:w15="http://schemas.microsoft.com/office/word/2012/wordml" xmlns:wpg="http://schemas.microsoft.com/office/word/2010/wordprocessingGroup" xmlns:wpi="http://schemas.microsoft.com/office/word/2010/wordprocessingInk" xmlns:wne="http://schemas.microsoft.com/office/word/2006/wordml" xmlns:wps="http://schemas.microsoft.com/office/word/2010/wordprocessingShape" xmlns:wpsCustomData="http://www.wps.cn/officeDocument/2013/wpsCustomData" mc:Ignorable="w14 w15 wp14">
   <w:body>
     <w:tbl>
       <w:tblPr>
+        <w:tblStyle w:val="5"/>
         <w:tblW w:w="5000" w:type="pct"/>
+        <w:tblInd w:w="0" w:type="dxa"/>
         <w:tblBorders>
-          <w:top w:val="single" w:sz="4" w:space="0" w:color="auto"/>
-          <w:left w:val="single" w:sz="4" w:space="0" w:color="auto"/>
-          <w:bottom w:val="single" w:sz="4" w:space="0" w:color="auto"/>
-          <w:right w:val="single" w:sz="4" w:space="0" w:color="auto"/>
-          <w:insideH w:val="single" w:sz="4" w:space="0" w:color="auto"/>
-          <w:insideV w:val="single" w:sz="4" w:space="0" w:color="auto"/>
+          <w:top w:val="single" w:color="auto" w:sz="4" w:space="0"/>
+          <w:left w:val="single" w:color="auto" w:sz="4" w:space="0"/>
+          <w:bottom w:val="single" w:color="auto" w:sz="4" w:space="0"/>
+          <w:right w:val="single" w:color="auto" w:sz="4" w:space="0"/>
+          <w:insideH w:val="single" w:color="auto" w:sz="4" w:space="0"/>
+          <w:insideV w:val="single" w:color="auto" w:sz="4" w:space="0"/>
         </w:tblBorders>
+        <w:tblLayout w:type="autofit"/>
         <w:tblCellMar>
+          <w:top w:w="0" w:type="dxa"/>
           <w:left w:w="0" w:type="dxa"/>
+          <w:bottom w:w="0" w:type="dxa"/>
           <w:right w:w="0" w:type="dxa"/>
         </w:tblCellMar>
-        <w:tblLook w:val="0000" w:firstRow="0" w:lastRow="0" w:firstColumn="0" w:lastColumn="0" w:noHBand="0" w:noVBand="0"/>
       </w:tblPr>
       <w:tblGrid>
-        <w:gridCol w:w="1751"/>
-        <w:gridCol w:w="1498"/>
-        <w:gridCol w:w="841"/>
-        <w:gridCol w:w="837"/>
-        <w:gridCol w:w="950"/>
-        <w:gridCol w:w="553"/>
-        <w:gridCol w:w="1866"/>
+        <w:gridCol w:w="1749"/>
+        <w:gridCol w:w="1542"/>
+        <w:gridCol w:w="956"/>
+        <w:gridCol w:w="941"/>
+        <w:gridCol w:w="926"/>
+        <w:gridCol w:w="532"/>
+        <w:gridCol w:w="1876"/>
       </w:tblGrid>
       <w:tr>
         <w:trPr>
-          <w:trHeight w:val="380"/>
+          <w:trHeight w:val="380" w:hRule="atLeast"/>
         </w:trPr>
         <w:tc>
           <w:tcPr>
@@ -56,7 +60,7 @@
             </w:pPr>
             <w:r>
               <w:rPr>
-                <w:rFonts w:ascii="宋体" w:hAnsi="宋体" w:hint="eastAsia"/>
+                <w:rFonts w:hint="eastAsia" w:ascii="宋体" w:hAnsi="宋体"/>
                 <w:b/>
                 <w:szCs w:val="21"/>
               </w:rPr>
@@ -67,7 +71,7 @@
       </w:tr>
       <w:tr>
         <w:trPr>
-          <w:trHeight w:val="340"/>
+          <w:trHeight w:val="340" w:hRule="atLeast"/>
         </w:trPr>
         <w:tc>
           <w:tcPr>
@@ -92,7 +96,7 @@
             </w:pPr>
             <w:r>
               <w:rPr>
-                <w:rFonts w:ascii="宋体" w:hAnsi="宋体" w:hint="eastAsia"/>
+                <w:rFonts w:hint="eastAsia" w:ascii="宋体" w:hAnsi="宋体"/>
                 <w:bCs/>
                 <w:szCs w:val="21"/>
               </w:rPr>
@@ -115,19 +119,19 @@
           </w:tcPr>
           <w:p>
             <w:pPr>
-              <w:rPr>
-                <w:rFonts w:ascii="宋体" w:hAnsi="宋体"/>
-                <w:szCs w:val="21"/>
-              </w:rPr>
-            </w:pPr>
-            <w:r>
-              <w:rPr>
-                <w:rFonts w:ascii="宋体" w:hAnsi="宋体" w:hint="eastAsia"/>
+              <w:jc w:val="left"/>
+              <w:rPr>
+                <w:rFonts w:ascii="宋体" w:hAnsi="宋体"/>
+                <w:szCs w:val="21"/>
+              </w:rPr>
+            </w:pPr>
+            <w:r>
+              <w:rPr>
+                <w:rFonts w:hint="eastAsia" w:ascii="宋体" w:hAnsi="宋体"/>
                 <w:szCs w:val="21"/>
               </w:rPr>
               <w:t>{{</w:t>
             </w:r>
-            <w:proofErr w:type="spellStart"/>
             <w:r>
               <w:rPr>
                 <w:rFonts w:ascii="宋体" w:hAnsi="宋体"/>
@@ -137,7 +141,7 @@
             </w:r>
             <w:r>
               <w:rPr>
-                <w:rFonts w:ascii="宋体" w:hAnsi="宋体" w:hint="eastAsia"/>
+                <w:rFonts w:hint="eastAsia" w:ascii="宋体" w:hAnsi="宋体"/>
                 <w:szCs w:val="21"/>
               </w:rPr>
               <w:t>.</w:t>
@@ -151,18 +155,10 @@
             </w:r>
             <w:r>
               <w:rPr>
-                <w:rFonts w:ascii="宋体" w:hAnsi="宋体" w:hint="eastAsia"/>
-                <w:szCs w:val="21"/>
-              </w:rPr>
-              <w:t>me</w:t>
-            </w:r>
-            <w:proofErr w:type="spellEnd"/>
-            <w:r>
-              <w:rPr>
-                <w:rFonts w:ascii="宋体" w:hAnsi="宋体" w:hint="eastAsia"/>
-                <w:szCs w:val="21"/>
-              </w:rPr>
-              <w:t>}}</w:t>
+                <w:rFonts w:hint="eastAsia" w:ascii="宋体" w:hAnsi="宋体"/>
+                <w:szCs w:val="21"/>
+              </w:rPr>
+              <w:t>me}}</w:t>
             </w:r>
           </w:p>
         </w:tc>
@@ -184,7 +180,7 @@
             </w:pPr>
             <w:r>
               <w:rPr>
-                <w:rFonts w:ascii="宋体" w:hAnsi="宋体" w:hint="eastAsia"/>
+                <w:rFonts w:hint="eastAsia" w:ascii="宋体" w:hAnsi="宋体"/>
                 <w:szCs w:val="21"/>
               </w:rPr>
               <w:t>工作年限</w:t>
@@ -200,7 +196,7 @@
           </w:tcPr>
           <w:p>
             <w:pPr>
-              <w:ind w:firstLineChars="65" w:firstLine="136"/>
+              <w:ind w:firstLine="136" w:firstLineChars="65"/>
               <w:jc w:val="left"/>
               <w:rPr>
                 <w:rFonts w:ascii="宋体" w:hAnsi="宋体"/>
@@ -209,12 +205,11 @@
             </w:pPr>
             <w:r>
               <w:rPr>
-                <w:rFonts w:ascii="宋体" w:hAnsi="宋体" w:hint="eastAsia"/>
+                <w:rFonts w:hint="eastAsia" w:ascii="宋体" w:hAnsi="宋体"/>
                 <w:szCs w:val="21"/>
               </w:rPr>
               <w:t>{{</w:t>
             </w:r>
-            <w:proofErr w:type="spellStart"/>
             <w:r>
               <w:rPr>
                 <w:rFonts w:ascii="宋体" w:hAnsi="宋体"/>
@@ -224,7 +219,7 @@
             </w:r>
             <w:r>
               <w:rPr>
-                <w:rFonts w:ascii="宋体" w:hAnsi="宋体" w:hint="eastAsia"/>
+                <w:rFonts w:hint="eastAsia" w:ascii="宋体" w:hAnsi="宋体"/>
                 <w:szCs w:val="21"/>
               </w:rPr>
               <w:t>.</w:t>
@@ -236,10 +231,9 @@
               </w:rPr>
               <w:t>WorkYears</w:t>
             </w:r>
-            <w:proofErr w:type="spellEnd"/>
-            <w:r>
-              <w:rPr>
-                <w:rFonts w:ascii="宋体" w:hAnsi="宋体" w:hint="eastAsia"/>
+            <w:r>
+              <w:rPr>
+                <w:rFonts w:hint="eastAsia" w:ascii="宋体" w:hAnsi="宋体"/>
                 <w:szCs w:val="21"/>
               </w:rPr>
               <w:t>}}</w:t>
@@ -249,7 +243,7 @@
       </w:tr>
       <w:tr>
         <w:trPr>
-          <w:trHeight w:val="354"/>
+          <w:trHeight w:val="354" w:hRule="atLeast"/>
         </w:trPr>
         <w:tc>
           <w:tcPr>
@@ -274,7 +268,7 @@
             </w:pPr>
             <w:r>
               <w:rPr>
-                <w:rFonts w:ascii="宋体" w:hAnsi="宋体" w:hint="eastAsia"/>
+                <w:rFonts w:hint="eastAsia" w:ascii="宋体" w:hAnsi="宋体"/>
                 <w:bCs/>
                 <w:szCs w:val="21"/>
               </w:rPr>
@@ -297,19 +291,19 @@
           </w:tcPr>
           <w:p>
             <w:pPr>
-              <w:rPr>
-                <w:rFonts w:ascii="宋体" w:hAnsi="宋体"/>
-                <w:szCs w:val="21"/>
-              </w:rPr>
-            </w:pPr>
-            <w:r>
-              <w:rPr>
-                <w:rFonts w:ascii="宋体" w:hAnsi="宋体" w:hint="eastAsia"/>
+              <w:jc w:val="left"/>
+              <w:rPr>
+                <w:rFonts w:ascii="宋体" w:hAnsi="宋体"/>
+                <w:szCs w:val="21"/>
+              </w:rPr>
+            </w:pPr>
+            <w:r>
+              <w:rPr>
+                <w:rFonts w:hint="eastAsia" w:ascii="宋体" w:hAnsi="宋体"/>
                 <w:szCs w:val="21"/>
               </w:rPr>
               <w:t>{{</w:t>
             </w:r>
-            <w:proofErr w:type="spellStart"/>
             <w:r>
               <w:rPr>
                 <w:rFonts w:ascii="宋体" w:hAnsi="宋体"/>
@@ -319,7 +313,7 @@
             </w:r>
             <w:r>
               <w:rPr>
-                <w:rFonts w:ascii="宋体" w:hAnsi="宋体" w:hint="eastAsia"/>
+                <w:rFonts w:hint="eastAsia" w:ascii="宋体" w:hAnsi="宋体"/>
                 <w:szCs w:val="21"/>
               </w:rPr>
               <w:t>.</w:t>
@@ -331,14 +325,15 @@
               </w:rPr>
               <w:t>GraduationTime</w:t>
             </w:r>
-            <w:proofErr w:type="spellEnd"/>
-            <w:r>
-              <w:rPr>
-                <w:rFonts w:ascii="宋体" w:hAnsi="宋体" w:hint="eastAsia"/>
+            <w:r>
+              <w:rPr>
+                <w:rFonts w:hint="eastAsia" w:ascii="宋体" w:hAnsi="宋体"/>
                 <w:szCs w:val="21"/>
               </w:rPr>
               <w:t>}}</w:t>
             </w:r>
+            <w:bookmarkStart w:id="3" w:name="_GoBack"/>
+            <w:bookmarkEnd w:id="3"/>
           </w:p>
         </w:tc>
         <w:tc>
@@ -359,7 +354,7 @@
             </w:pPr>
             <w:r>
               <w:rPr>
-                <w:rFonts w:ascii="宋体" w:hAnsi="宋体" w:hint="eastAsia"/>
+                <w:rFonts w:hint="eastAsia" w:ascii="宋体" w:hAnsi="宋体"/>
                 <w:bCs/>
                 <w:szCs w:val="21"/>
               </w:rPr>
@@ -376,7 +371,6 @@
           </w:tcPr>
           <w:p>
             <w:pPr>
-              <w:ind w:firstLineChars="65" w:firstLine="136"/>
               <w:jc w:val="left"/>
               <w:rPr>
                 <w:rFonts w:ascii="宋体" w:hAnsi="宋体"/>
@@ -385,7 +379,7 @@
             </w:pPr>
             <w:r>
               <w:rPr>
-                <w:rFonts w:ascii="宋体" w:hAnsi="宋体" w:hint="eastAsia"/>
+                <w:rFonts w:hint="eastAsia" w:ascii="宋体" w:hAnsi="宋体"/>
                 <w:szCs w:val="21"/>
               </w:rPr>
               <w:t>{{</w:t>
@@ -395,19 +389,11 @@
                 <w:rFonts w:ascii="宋体" w:hAnsi="宋体"/>
                 <w:szCs w:val="21"/>
               </w:rPr>
-              <w:t xml:space="preserve"> </w:t>
-            </w:r>
-            <w:proofErr w:type="spellStart"/>
-            <w:r>
-              <w:rPr>
-                <w:rFonts w:ascii="宋体" w:hAnsi="宋体"/>
-                <w:szCs w:val="21"/>
-              </w:rPr>
-              <w:t>BasicInfo</w:t>
-            </w:r>
-            <w:r>
-              <w:rPr>
-                <w:rFonts w:ascii="宋体" w:hAnsi="宋体" w:hint="eastAsia"/>
+              <w:t xml:space="preserve"> BasicInfo</w:t>
+            </w:r>
+            <w:r>
+              <w:rPr>
+                <w:rFonts w:hint="eastAsia" w:ascii="宋体" w:hAnsi="宋体"/>
                 <w:szCs w:val="21"/>
               </w:rPr>
               <w:t>.</w:t>
@@ -419,10 +405,9 @@
               </w:rPr>
               <w:t>GraduationSchool</w:t>
             </w:r>
-            <w:proofErr w:type="spellEnd"/>
-            <w:r>
-              <w:rPr>
-                <w:rFonts w:ascii="宋体" w:hAnsi="宋体" w:hint="eastAsia"/>
+            <w:r>
+              <w:rPr>
+                <w:rFonts w:hint="eastAsia" w:ascii="宋体" w:hAnsi="宋体"/>
                 <w:szCs w:val="21"/>
               </w:rPr>
               <w:t>}}</w:t>
@@ -432,7 +417,7 @@
       </w:tr>
       <w:tr>
         <w:trPr>
-          <w:trHeight w:val="283"/>
+          <w:trHeight w:val="283" w:hRule="atLeast"/>
         </w:trPr>
         <w:tc>
           <w:tcPr>
@@ -457,7 +442,7 @@
             </w:pPr>
             <w:r>
               <w:rPr>
-                <w:rFonts w:ascii="宋体" w:hAnsi="宋体" w:hint="eastAsia"/>
+                <w:rFonts w:hint="eastAsia" w:ascii="宋体" w:hAnsi="宋体"/>
                 <w:bCs/>
                 <w:szCs w:val="21"/>
               </w:rPr>
@@ -480,14 +465,15 @@
           </w:tcPr>
           <w:p>
             <w:pPr>
-              <w:rPr>
-                <w:rFonts w:ascii="宋体" w:hAnsi="宋体"/>
-                <w:szCs w:val="21"/>
-              </w:rPr>
-            </w:pPr>
-            <w:r>
-              <w:rPr>
-                <w:rFonts w:ascii="宋体" w:hAnsi="宋体" w:hint="eastAsia"/>
+              <w:jc w:val="left"/>
+              <w:rPr>
+                <w:rFonts w:ascii="宋体" w:hAnsi="宋体"/>
+                <w:szCs w:val="21"/>
+              </w:rPr>
+            </w:pPr>
+            <w:r>
+              <w:rPr>
+                <w:rFonts w:hint="eastAsia" w:ascii="宋体" w:hAnsi="宋体"/>
                 <w:szCs w:val="21"/>
               </w:rPr>
               <w:t>{{</w:t>
@@ -497,19 +483,11 @@
                 <w:rFonts w:ascii="宋体" w:hAnsi="宋体"/>
                 <w:szCs w:val="21"/>
               </w:rPr>
-              <w:t xml:space="preserve"> </w:t>
-            </w:r>
-            <w:proofErr w:type="spellStart"/>
-            <w:r>
-              <w:rPr>
-                <w:rFonts w:ascii="宋体" w:hAnsi="宋体"/>
-                <w:szCs w:val="21"/>
-              </w:rPr>
-              <w:t>BasicInfo</w:t>
-            </w:r>
-            <w:r>
-              <w:rPr>
-                <w:rFonts w:ascii="宋体" w:hAnsi="宋体" w:hint="eastAsia"/>
+              <w:t xml:space="preserve"> BasicInfo</w:t>
+            </w:r>
+            <w:r>
+              <w:rPr>
+                <w:rFonts w:hint="eastAsia" w:ascii="宋体" w:hAnsi="宋体"/>
                 <w:szCs w:val="21"/>
               </w:rPr>
               <w:t>.</w:t>
@@ -521,10 +499,9 @@
               </w:rPr>
               <w:t>Major</w:t>
             </w:r>
-            <w:proofErr w:type="spellEnd"/>
-            <w:r>
-              <w:rPr>
-                <w:rFonts w:ascii="宋体" w:hAnsi="宋体" w:hint="eastAsia"/>
+            <w:r>
+              <w:rPr>
+                <w:rFonts w:hint="eastAsia" w:ascii="宋体" w:hAnsi="宋体"/>
                 <w:szCs w:val="21"/>
               </w:rPr>
               <w:t>}}</w:t>
@@ -549,7 +526,7 @@
             <w:bookmarkStart w:id="0" w:name="OLE_LINK3"/>
             <w:r>
               <w:rPr>
-                <w:rFonts w:ascii="宋体" w:hAnsi="宋体" w:hint="eastAsia"/>
+                <w:rFonts w:hint="eastAsia" w:ascii="宋体" w:hAnsi="宋体"/>
                 <w:szCs w:val="21"/>
               </w:rPr>
               <w:t>最高学历</w:t>
@@ -566,7 +543,6 @@
           </w:tcPr>
           <w:p>
             <w:pPr>
-              <w:ind w:leftChars="67" w:left="141"/>
               <w:jc w:val="left"/>
               <w:rPr>
                 <w:rFonts w:ascii="宋体" w:hAnsi="宋体"/>
@@ -575,7 +551,7 @@
             </w:pPr>
             <w:r>
               <w:rPr>
-                <w:rFonts w:ascii="宋体" w:hAnsi="宋体" w:hint="eastAsia"/>
+                <w:rFonts w:hint="eastAsia" w:ascii="宋体" w:hAnsi="宋体"/>
                 <w:szCs w:val="21"/>
               </w:rPr>
               <w:t>{{</w:t>
@@ -585,19 +561,11 @@
                 <w:rFonts w:ascii="宋体" w:hAnsi="宋体"/>
                 <w:szCs w:val="21"/>
               </w:rPr>
-              <w:t xml:space="preserve"> </w:t>
-            </w:r>
-            <w:proofErr w:type="spellStart"/>
-            <w:r>
-              <w:rPr>
-                <w:rFonts w:ascii="宋体" w:hAnsi="宋体"/>
-                <w:szCs w:val="21"/>
-              </w:rPr>
-              <w:t>BasicInfo</w:t>
-            </w:r>
-            <w:r>
-              <w:rPr>
-                <w:rFonts w:ascii="宋体" w:hAnsi="宋体" w:hint="eastAsia"/>
+              <w:t xml:space="preserve"> BasicInfo</w:t>
+            </w:r>
+            <w:r>
+              <w:rPr>
+                <w:rFonts w:hint="eastAsia" w:ascii="宋体" w:hAnsi="宋体"/>
                 <w:szCs w:val="21"/>
               </w:rPr>
               <w:t>.</w:t>
@@ -611,10 +579,9 @@
               <w:t>HighestEducation</w:t>
             </w:r>
             <w:bookmarkEnd w:id="1"/>
-            <w:proofErr w:type="spellEnd"/>
-            <w:r>
-              <w:rPr>
-                <w:rFonts w:ascii="宋体" w:hAnsi="宋体" w:hint="eastAsia"/>
+            <w:r>
+              <w:rPr>
+                <w:rFonts w:hint="eastAsia" w:ascii="宋体" w:hAnsi="宋体"/>
                 <w:szCs w:val="21"/>
               </w:rPr>
               <w:t>}}</w:t>
@@ -624,7 +591,7 @@
       </w:tr>
       <w:tr>
         <w:trPr>
-          <w:trHeight w:val="283"/>
+          <w:trHeight w:val="283" w:hRule="atLeast"/>
         </w:trPr>
         <w:tc>
           <w:tcPr>
@@ -649,7 +616,7 @@
             </w:pPr>
             <w:r>
               <w:rPr>
-                <w:rFonts w:ascii="宋体" w:hAnsi="宋体" w:hint="eastAsia"/>
+                <w:rFonts w:hint="eastAsia" w:ascii="宋体" w:hAnsi="宋体"/>
                 <w:bCs/>
                 <w:szCs w:val="21"/>
               </w:rPr>
@@ -672,14 +639,15 @@
           </w:tcPr>
           <w:p>
             <w:pPr>
-              <w:rPr>
-                <w:rFonts w:ascii="宋体" w:hAnsi="宋体"/>
-                <w:szCs w:val="21"/>
-              </w:rPr>
-            </w:pPr>
-            <w:r>
-              <w:rPr>
-                <w:rFonts w:ascii="宋体" w:hAnsi="宋体" w:hint="eastAsia"/>
+              <w:jc w:val="left"/>
+              <w:rPr>
+                <w:rFonts w:ascii="宋体" w:hAnsi="宋体"/>
+                <w:szCs w:val="21"/>
+              </w:rPr>
+            </w:pPr>
+            <w:r>
+              <w:rPr>
+                <w:rFonts w:hint="eastAsia" w:ascii="宋体" w:hAnsi="宋体"/>
                 <w:szCs w:val="21"/>
               </w:rPr>
               <w:t>{{</w:t>
@@ -689,19 +657,11 @@
                 <w:rFonts w:ascii="宋体" w:hAnsi="宋体"/>
                 <w:szCs w:val="21"/>
               </w:rPr>
-              <w:t xml:space="preserve"> </w:t>
-            </w:r>
-            <w:proofErr w:type="spellStart"/>
-            <w:r>
-              <w:rPr>
-                <w:rFonts w:ascii="宋体" w:hAnsi="宋体"/>
-                <w:szCs w:val="21"/>
-              </w:rPr>
-              <w:t>BasicInfo</w:t>
-            </w:r>
-            <w:r>
-              <w:rPr>
-                <w:rFonts w:ascii="宋体" w:hAnsi="宋体" w:hint="eastAsia"/>
+              <w:t xml:space="preserve"> BasicInfo</w:t>
+            </w:r>
+            <w:r>
+              <w:rPr>
+                <w:rFonts w:hint="eastAsia" w:ascii="宋体" w:hAnsi="宋体"/>
                 <w:szCs w:val="21"/>
               </w:rPr>
               <w:t>.</w:t>
@@ -713,10 +673,9 @@
               </w:rPr>
               <w:t>Department</w:t>
             </w:r>
-            <w:proofErr w:type="spellEnd"/>
-            <w:r>
-              <w:rPr>
-                <w:rFonts w:ascii="宋体" w:hAnsi="宋体" w:hint="eastAsia"/>
+            <w:r>
+              <w:rPr>
+                <w:rFonts w:hint="eastAsia" w:ascii="宋体" w:hAnsi="宋体"/>
                 <w:szCs w:val="21"/>
               </w:rPr>
               <w:t>}}</w:t>
@@ -740,7 +699,7 @@
             </w:pPr>
             <w:r>
               <w:rPr>
-                <w:rFonts w:ascii="宋体" w:hAnsi="宋体" w:hint="eastAsia"/>
+                <w:rFonts w:hint="eastAsia" w:ascii="宋体" w:hAnsi="宋体"/>
                 <w:szCs w:val="21"/>
               </w:rPr>
               <w:t>职    称</w:t>
@@ -756,7 +715,6 @@
           </w:tcPr>
           <w:p>
             <w:pPr>
-              <w:ind w:leftChars="67" w:left="141"/>
               <w:jc w:val="left"/>
               <w:rPr>
                 <w:rFonts w:ascii="宋体" w:hAnsi="宋体"/>
@@ -765,7 +723,7 @@
             </w:pPr>
             <w:r>
               <w:rPr>
-                <w:rFonts w:ascii="宋体" w:hAnsi="宋体" w:hint="eastAsia"/>
+                <w:rFonts w:hint="eastAsia" w:ascii="宋体" w:hAnsi="宋体"/>
                 <w:szCs w:val="21"/>
               </w:rPr>
               <w:t>{{</w:t>
@@ -775,19 +733,11 @@
                 <w:rFonts w:ascii="宋体" w:hAnsi="宋体"/>
                 <w:szCs w:val="21"/>
               </w:rPr>
-              <w:t xml:space="preserve"> </w:t>
-            </w:r>
-            <w:proofErr w:type="spellStart"/>
-            <w:r>
-              <w:rPr>
-                <w:rFonts w:ascii="宋体" w:hAnsi="宋体"/>
-                <w:szCs w:val="21"/>
-              </w:rPr>
-              <w:t>BasicInfo</w:t>
-            </w:r>
-            <w:r>
-              <w:rPr>
-                <w:rFonts w:ascii="宋体" w:hAnsi="宋体" w:hint="eastAsia"/>
+              <w:t xml:space="preserve"> BasicInfo</w:t>
+            </w:r>
+            <w:r>
+              <w:rPr>
+                <w:rFonts w:hint="eastAsia" w:ascii="宋体" w:hAnsi="宋体"/>
                 <w:szCs w:val="21"/>
               </w:rPr>
               <w:t>.</w:t>
@@ -799,10 +749,9 @@
               </w:rPr>
               <w:t>Title</w:t>
             </w:r>
-            <w:proofErr w:type="spellEnd"/>
-            <w:r>
-              <w:rPr>
-                <w:rFonts w:ascii="宋体" w:hAnsi="宋体" w:hint="eastAsia"/>
+            <w:r>
+              <w:rPr>
+                <w:rFonts w:hint="eastAsia" w:ascii="宋体" w:hAnsi="宋体"/>
                 <w:szCs w:val="21"/>
               </w:rPr>
               <w:t>}}</w:t>
@@ -812,7 +761,7 @@
       </w:tr>
       <w:tr>
         <w:trPr>
-          <w:trHeight w:val="283"/>
+          <w:trHeight w:val="283" w:hRule="atLeast"/>
         </w:trPr>
         <w:tc>
           <w:tcPr>
@@ -836,7 +785,7 @@
             </w:pPr>
             <w:r>
               <w:rPr>
-                <w:rFonts w:ascii="宋体" w:hAnsi="宋体" w:hint="eastAsia"/>
+                <w:rFonts w:hint="eastAsia" w:ascii="宋体" w:hAnsi="宋体"/>
                 <w:bCs/>
                 <w:szCs w:val="21"/>
               </w:rPr>
@@ -852,7 +801,7 @@
           </w:tcPr>
           <w:p>
             <w:pPr>
-              <w:ind w:firstLineChars="100" w:firstLine="210"/>
+              <w:ind w:firstLine="210" w:firstLineChars="100"/>
               <w:jc w:val="left"/>
               <w:rPr>
                 <w:rFonts w:ascii="宋体" w:hAnsi="宋体"/>
@@ -862,7 +811,7 @@
             </w:pPr>
             <w:r>
               <w:rPr>
-                <w:rFonts w:ascii="宋体" w:hAnsi="宋体" w:hint="eastAsia"/>
+                <w:rFonts w:hint="eastAsia" w:ascii="宋体" w:hAnsi="宋体"/>
                 <w:bCs/>
                 <w:szCs w:val="21"/>
               </w:rPr>
@@ -873,19 +822,11 @@
                 <w:rFonts w:ascii="宋体" w:hAnsi="宋体"/>
                 <w:szCs w:val="21"/>
               </w:rPr>
-              <w:t xml:space="preserve"> </w:t>
-            </w:r>
-            <w:proofErr w:type="spellStart"/>
-            <w:r>
-              <w:rPr>
-                <w:rFonts w:ascii="宋体" w:hAnsi="宋体"/>
-                <w:szCs w:val="21"/>
-              </w:rPr>
-              <w:t>BasicInfo</w:t>
-            </w:r>
-            <w:r>
-              <w:rPr>
-                <w:rFonts w:ascii="宋体" w:hAnsi="宋体" w:hint="eastAsia"/>
+              <w:t xml:space="preserve"> BasicInfo</w:t>
+            </w:r>
+            <w:r>
+              <w:rPr>
+                <w:rFonts w:hint="eastAsia" w:ascii="宋体" w:hAnsi="宋体"/>
                 <w:szCs w:val="21"/>
               </w:rPr>
               <w:t>.</w:t>
@@ -898,10 +839,9 @@
               </w:rPr>
               <w:t>PersonalProfile</w:t>
             </w:r>
-            <w:proofErr w:type="spellEnd"/>
-            <w:r>
-              <w:rPr>
-                <w:rFonts w:ascii="宋体" w:hAnsi="宋体" w:hint="eastAsia"/>
+            <w:r>
+              <w:rPr>
+                <w:rFonts w:hint="eastAsia" w:ascii="宋体" w:hAnsi="宋体"/>
                 <w:bCs/>
                 <w:szCs w:val="21"/>
               </w:rPr>
@@ -936,7 +876,7 @@
             </w:pPr>
             <w:r>
               <w:rPr>
-                <w:rFonts w:ascii="宋体" w:hAnsi="宋体" w:hint="eastAsia"/>
+                <w:rFonts w:hint="eastAsia" w:ascii="宋体" w:hAnsi="宋体"/>
                 <w:b/>
                 <w:bCs/>
                 <w:szCs w:val="21"/>
@@ -961,39 +901,41 @@
           </w:tcPr>
           <w:p>
             <w:pPr>
-              <w:rPr>
-                <w:rFonts w:ascii="宋体" w:hAnsi="宋体"/>
-                <w:bCs/>
-                <w:szCs w:val="21"/>
-              </w:rPr>
-            </w:pPr>
-            <w:r>
-              <w:rPr>
-                <w:rFonts w:ascii="宋体" w:hAnsi="宋体" w:hint="eastAsia"/>
-                <w:bCs/>
-                <w:szCs w:val="21"/>
-              </w:rPr>
-              <w:t xml:space="preserve">开始时间（日期格式：2017/08） </w:t>
-            </w:r>
-          </w:p>
-        </w:tc>
-        <w:tc>
-          <w:tcPr>
-            <w:tcW w:w="1000" w:type="pct"/>
-            <w:shd w:val="clear" w:color="auto" w:fill="FFFFFF"/>
-            <w:vAlign w:val="center"/>
-          </w:tcPr>
-          <w:p>
-            <w:pPr>
-              <w:rPr>
-                <w:rFonts w:ascii="宋体" w:hAnsi="宋体"/>
-                <w:bCs/>
-                <w:szCs w:val="21"/>
-              </w:rPr>
-            </w:pPr>
-            <w:r>
-              <w:rPr>
-                <w:rFonts w:ascii="宋体" w:hAnsi="宋体" w:hint="eastAsia"/>
+              <w:jc w:val="center"/>
+              <w:rPr>
+                <w:rFonts w:ascii="宋体" w:hAnsi="宋体"/>
+                <w:bCs/>
+                <w:szCs w:val="21"/>
+              </w:rPr>
+            </w:pPr>
+            <w:r>
+              <w:rPr>
+                <w:rFonts w:hint="eastAsia" w:ascii="宋体" w:hAnsi="宋体"/>
+                <w:bCs/>
+                <w:szCs w:val="21"/>
+              </w:rPr>
+              <w:t>开始时间</w:t>
+            </w:r>
+          </w:p>
+        </w:tc>
+        <w:tc>
+          <w:tcPr>
+            <w:tcW w:w="1000" w:type="pct"/>
+            <w:shd w:val="clear" w:color="auto" w:fill="FFFFFF"/>
+            <w:vAlign w:val="center"/>
+          </w:tcPr>
+          <w:p>
+            <w:pPr>
+              <w:jc w:val="center"/>
+              <w:rPr>
+                <w:rFonts w:ascii="宋体" w:hAnsi="宋体"/>
+                <w:bCs/>
+                <w:szCs w:val="21"/>
+              </w:rPr>
+            </w:pPr>
+            <w:r>
+              <w:rPr>
+                <w:rFonts w:hint="eastAsia" w:ascii="宋体" w:hAnsi="宋体"/>
                 <w:bCs/>
                 <w:szCs w:val="21"/>
               </w:rPr>
@@ -1010,15 +952,16 @@
           </w:tcPr>
           <w:p>
             <w:pPr>
-              <w:rPr>
-                <w:rFonts w:ascii="宋体" w:hAnsi="宋体"/>
-                <w:bCs/>
-                <w:szCs w:val="21"/>
-              </w:rPr>
-            </w:pPr>
-            <w:r>
-              <w:rPr>
-                <w:rFonts w:ascii="宋体" w:hAnsi="宋体" w:hint="eastAsia"/>
+              <w:jc w:val="center"/>
+              <w:rPr>
+                <w:rFonts w:ascii="宋体" w:hAnsi="宋体"/>
+                <w:bCs/>
+                <w:szCs w:val="21"/>
+              </w:rPr>
+            </w:pPr>
+            <w:r>
+              <w:rPr>
+                <w:rFonts w:hint="eastAsia" w:ascii="宋体" w:hAnsi="宋体"/>
                 <w:bCs/>
                 <w:szCs w:val="21"/>
               </w:rPr>
@@ -1035,15 +978,16 @@
           </w:tcPr>
           <w:p>
             <w:pPr>
-              <w:rPr>
-                <w:rFonts w:ascii="宋体" w:hAnsi="宋体"/>
-                <w:bCs/>
-                <w:szCs w:val="21"/>
-              </w:rPr>
-            </w:pPr>
-            <w:r>
-              <w:rPr>
-                <w:rFonts w:ascii="宋体" w:hAnsi="宋体" w:hint="eastAsia"/>
+              <w:jc w:val="center"/>
+              <w:rPr>
+                <w:rFonts w:ascii="宋体" w:hAnsi="宋体"/>
+                <w:bCs/>
+                <w:szCs w:val="21"/>
+              </w:rPr>
+            </w:pPr>
+            <w:r>
+              <w:rPr>
+                <w:rFonts w:hint="eastAsia" w:ascii="宋体" w:hAnsi="宋体"/>
                 <w:bCs/>
                 <w:szCs w:val="21"/>
               </w:rPr>
@@ -1059,15 +1003,16 @@
           </w:tcPr>
           <w:p>
             <w:pPr>
-              <w:rPr>
-                <w:rFonts w:ascii="宋体" w:hAnsi="宋体"/>
-                <w:bCs/>
-                <w:szCs w:val="21"/>
-              </w:rPr>
-            </w:pPr>
-            <w:r>
-              <w:rPr>
-                <w:rFonts w:ascii="宋体" w:hAnsi="宋体" w:hint="eastAsia"/>
+              <w:jc w:val="center"/>
+              <w:rPr>
+                <w:rFonts w:ascii="宋体" w:hAnsi="宋体"/>
+                <w:bCs/>
+                <w:szCs w:val="21"/>
+              </w:rPr>
+            </w:pPr>
+            <w:r>
+              <w:rPr>
+                <w:rFonts w:hint="eastAsia" w:ascii="宋体" w:hAnsi="宋体"/>
                 <w:bCs/>
                 <w:szCs w:val="21"/>
               </w:rPr>
@@ -1109,7 +1054,7 @@
             </w:r>
             <w:r>
               <w:rPr>
-                <w:rFonts w:ascii="宋体" w:hAnsi="宋体" w:hint="eastAsia"/>
+                <w:rFonts w:hint="eastAsia" w:ascii="宋体" w:hAnsi="宋体"/>
                 <w:bCs/>
                 <w:szCs w:val="21"/>
               </w:rPr>
@@ -1121,32 +1066,14 @@
                 <w:bCs/>
                 <w:szCs w:val="21"/>
               </w:rPr>
-              <w:t xml:space="preserve">for experience in </w:t>
-            </w:r>
-            <w:proofErr w:type="spellStart"/>
-            <w:r>
-              <w:rPr>
-                <w:rFonts w:ascii="宋体" w:hAnsi="宋体"/>
-                <w:bCs/>
-                <w:szCs w:val="21"/>
-              </w:rPr>
-              <w:t>WorkExperience</w:t>
-            </w:r>
-            <w:proofErr w:type="spellEnd"/>
-            <w:r>
-              <w:rPr>
-                <w:rFonts w:ascii="宋体" w:hAnsi="宋体"/>
-                <w:bCs/>
-                <w:szCs w:val="21"/>
-              </w:rPr>
-              <w:t xml:space="preserve"> %}</w:t>
+              <w:t>for experience in WorkExperience %}</w:t>
             </w:r>
           </w:p>
         </w:tc>
       </w:tr>
       <w:tr>
         <w:trPr>
-          <w:trHeight w:val="339"/>
+          <w:trHeight w:val="339" w:hRule="atLeast"/>
         </w:trPr>
         <w:tc>
           <w:tcPr>
@@ -1175,67 +1102,31 @@
                 <w:bCs/>
                 <w:szCs w:val="21"/>
               </w:rPr>
-              <w:t>{{</w:t>
-            </w:r>
-            <w:proofErr w:type="spellStart"/>
-            <w:r>
-              <w:rPr>
-                <w:rFonts w:ascii="宋体" w:hAnsi="宋体"/>
-                <w:bCs/>
-                <w:szCs w:val="21"/>
-              </w:rPr>
-              <w:t>experience.StartTime</w:t>
-            </w:r>
-            <w:proofErr w:type="spellEnd"/>
-            <w:r>
-              <w:rPr>
-                <w:rFonts w:ascii="宋体" w:hAnsi="宋体"/>
-                <w:bCs/>
-                <w:szCs w:val="21"/>
-              </w:rPr>
-              <w:t>}}</w:t>
-            </w:r>
-          </w:p>
-        </w:tc>
-        <w:tc>
-          <w:tcPr>
-            <w:tcW w:w="1000" w:type="pct"/>
-            <w:shd w:val="clear" w:color="auto" w:fill="FFFFFF"/>
-            <w:vAlign w:val="center"/>
-          </w:tcPr>
-          <w:p>
-            <w:pPr>
-              <w:rPr>
-                <w:rFonts w:ascii="宋体" w:hAnsi="宋体"/>
-                <w:bCs/>
-                <w:szCs w:val="21"/>
-              </w:rPr>
-            </w:pPr>
-            <w:r>
-              <w:rPr>
-                <w:rFonts w:ascii="宋体" w:hAnsi="宋体"/>
-                <w:bCs/>
-                <w:szCs w:val="21"/>
-              </w:rPr>
-              <w:t>{{</w:t>
-            </w:r>
-            <w:proofErr w:type="spellStart"/>
-            <w:r>
-              <w:rPr>
-                <w:rFonts w:ascii="宋体" w:hAnsi="宋体"/>
-                <w:bCs/>
-                <w:szCs w:val="21"/>
-              </w:rPr>
-              <w:t>experience.EndTime</w:t>
-            </w:r>
-            <w:proofErr w:type="spellEnd"/>
-            <w:r>
-              <w:rPr>
-                <w:rFonts w:ascii="宋体" w:hAnsi="宋体"/>
-                <w:bCs/>
-                <w:szCs w:val="21"/>
-              </w:rPr>
-              <w:t>}}</w:t>
+              <w:t>{{experience.StartTime}}</w:t>
+            </w:r>
+          </w:p>
+        </w:tc>
+        <w:tc>
+          <w:tcPr>
+            <w:tcW w:w="1000" w:type="pct"/>
+            <w:shd w:val="clear" w:color="auto" w:fill="FFFFFF"/>
+            <w:vAlign w:val="center"/>
+          </w:tcPr>
+          <w:p>
+            <w:pPr>
+              <w:rPr>
+                <w:rFonts w:ascii="宋体" w:hAnsi="宋体"/>
+                <w:bCs/>
+                <w:szCs w:val="21"/>
+              </w:rPr>
+            </w:pPr>
+            <w:r>
+              <w:rPr>
+                <w:rFonts w:ascii="宋体" w:hAnsi="宋体"/>
+                <w:bCs/>
+                <w:szCs w:val="21"/>
+              </w:rPr>
+              <w:t>{{experience.EndTime}}</w:t>
             </w:r>
           </w:p>
         </w:tc>
@@ -1260,25 +1151,7 @@
                 <w:bCs/>
                 <w:szCs w:val="21"/>
               </w:rPr>
-              <w:t>{{</w:t>
-            </w:r>
-            <w:proofErr w:type="spellStart"/>
-            <w:r>
-              <w:rPr>
-                <w:rFonts w:ascii="宋体" w:hAnsi="宋体"/>
-                <w:bCs/>
-                <w:szCs w:val="21"/>
-              </w:rPr>
-              <w:t>experience.CompanyName</w:t>
-            </w:r>
-            <w:proofErr w:type="spellEnd"/>
-            <w:r>
-              <w:rPr>
-                <w:rFonts w:ascii="宋体" w:hAnsi="宋体"/>
-                <w:bCs/>
-                <w:szCs w:val="21"/>
-              </w:rPr>
-              <w:t>}}</w:t>
+              <w:t>{{experience.CompanyName}}</w:t>
             </w:r>
           </w:p>
         </w:tc>
@@ -1303,67 +1176,31 @@
                 <w:bCs/>
                 <w:szCs w:val="21"/>
               </w:rPr>
-              <w:t>{{</w:t>
-            </w:r>
-            <w:proofErr w:type="spellStart"/>
-            <w:r>
-              <w:rPr>
-                <w:rFonts w:ascii="宋体" w:hAnsi="宋体"/>
-                <w:bCs/>
-                <w:szCs w:val="21"/>
-              </w:rPr>
-              <w:t>experience.Position</w:t>
-            </w:r>
-            <w:proofErr w:type="spellEnd"/>
-            <w:r>
-              <w:rPr>
-                <w:rFonts w:ascii="宋体" w:hAnsi="宋体"/>
-                <w:bCs/>
-                <w:szCs w:val="21"/>
-              </w:rPr>
-              <w:t>}}</w:t>
-            </w:r>
-          </w:p>
-        </w:tc>
-        <w:tc>
-          <w:tcPr>
-            <w:tcW w:w="1000" w:type="pct"/>
-            <w:shd w:val="clear" w:color="auto" w:fill="FFFFFF"/>
-            <w:vAlign w:val="center"/>
-          </w:tcPr>
-          <w:p>
-            <w:pPr>
-              <w:rPr>
-                <w:rFonts w:ascii="宋体" w:hAnsi="宋体"/>
-                <w:bCs/>
-                <w:szCs w:val="21"/>
-              </w:rPr>
-            </w:pPr>
-            <w:r>
-              <w:rPr>
-                <w:rFonts w:ascii="宋体" w:hAnsi="宋体"/>
-                <w:bCs/>
-                <w:szCs w:val="21"/>
-              </w:rPr>
-              <w:t>{{</w:t>
-            </w:r>
-            <w:proofErr w:type="spellStart"/>
-            <w:r>
-              <w:rPr>
-                <w:rFonts w:ascii="宋体" w:hAnsi="宋体"/>
-                <w:bCs/>
-                <w:szCs w:val="21"/>
-              </w:rPr>
-              <w:t>experience.JobDescription</w:t>
-            </w:r>
-            <w:proofErr w:type="spellEnd"/>
-            <w:r>
-              <w:rPr>
-                <w:rFonts w:ascii="宋体" w:hAnsi="宋体"/>
-                <w:bCs/>
-                <w:szCs w:val="21"/>
-              </w:rPr>
-              <w:t>}}</w:t>
+              <w:t>{{experience.Position}}</w:t>
+            </w:r>
+          </w:p>
+        </w:tc>
+        <w:tc>
+          <w:tcPr>
+            <w:tcW w:w="1000" w:type="pct"/>
+            <w:shd w:val="clear" w:color="auto" w:fill="FFFFFF"/>
+            <w:vAlign w:val="center"/>
+          </w:tcPr>
+          <w:p>
+            <w:pPr>
+              <w:rPr>
+                <w:rFonts w:ascii="宋体" w:hAnsi="宋体"/>
+                <w:bCs/>
+                <w:szCs w:val="21"/>
+              </w:rPr>
+            </w:pPr>
+            <w:r>
+              <w:rPr>
+                <w:rFonts w:ascii="宋体" w:hAnsi="宋体"/>
+                <w:bCs/>
+                <w:szCs w:val="21"/>
+              </w:rPr>
+              <w:t>{{experience.JobDescription}}</w:t>
             </w:r>
           </w:p>
         </w:tc>
@@ -1371,7 +1208,7 @@
       <w:bookmarkEnd w:id="2"/>
       <w:tr>
         <w:trPr>
-          <w:trHeight w:val="339"/>
+          <w:trHeight w:val="339" w:hRule="atLeast"/>
         </w:trPr>
         <w:tc>
           <w:tcPr>
@@ -1405,7 +1242,7 @@
             </w:r>
             <w:r>
               <w:rPr>
-                <w:rFonts w:ascii="宋体" w:hAnsi="宋体" w:hint="eastAsia"/>
+                <w:rFonts w:hint="eastAsia" w:ascii="宋体" w:hAnsi="宋体"/>
                 <w:bCs/>
                 <w:szCs w:val="21"/>
               </w:rPr>
@@ -1417,25 +1254,7 @@
                 <w:bCs/>
                 <w:szCs w:val="21"/>
               </w:rPr>
-              <w:t xml:space="preserve"> </w:t>
-            </w:r>
-            <w:proofErr w:type="spellStart"/>
-            <w:r>
-              <w:rPr>
-                <w:rFonts w:ascii="宋体" w:hAnsi="宋体"/>
-                <w:bCs/>
-                <w:szCs w:val="21"/>
-              </w:rPr>
-              <w:t>endfor</w:t>
-            </w:r>
-            <w:proofErr w:type="spellEnd"/>
-            <w:r>
-              <w:rPr>
-                <w:rFonts w:ascii="宋体" w:hAnsi="宋体"/>
-                <w:bCs/>
-                <w:szCs w:val="21"/>
-              </w:rPr>
-              <w:t xml:space="preserve"> %}</w:t>
+              <w:t xml:space="preserve"> endfor %}</w:t>
             </w:r>
           </w:p>
         </w:tc>
@@ -1466,7 +1285,7 @@
             </w:pPr>
             <w:r>
               <w:rPr>
-                <w:rFonts w:ascii="宋体" w:hAnsi="宋体" w:hint="eastAsia"/>
+                <w:rFonts w:hint="eastAsia" w:ascii="宋体" w:hAnsi="宋体"/>
                 <w:b/>
                 <w:bCs/>
                 <w:szCs w:val="21"/>
@@ -1491,15 +1310,16 @@
           </w:tcPr>
           <w:p>
             <w:pPr>
-              <w:rPr>
-                <w:rFonts w:ascii="宋体" w:hAnsi="宋体"/>
-                <w:bCs/>
-                <w:szCs w:val="21"/>
-              </w:rPr>
-            </w:pPr>
-            <w:r>
-              <w:rPr>
-                <w:rFonts w:ascii="宋体" w:hAnsi="宋体" w:hint="eastAsia"/>
+              <w:jc w:val="center"/>
+              <w:rPr>
+                <w:rFonts w:ascii="宋体" w:hAnsi="宋体"/>
+                <w:bCs/>
+                <w:szCs w:val="21"/>
+              </w:rPr>
+            </w:pPr>
+            <w:r>
+              <w:rPr>
+                <w:rFonts w:hint="eastAsia" w:ascii="宋体" w:hAnsi="宋体"/>
                 <w:bCs/>
                 <w:szCs w:val="21"/>
               </w:rPr>
@@ -1515,15 +1335,16 @@
           </w:tcPr>
           <w:p>
             <w:pPr>
-              <w:rPr>
-                <w:rFonts w:ascii="宋体" w:hAnsi="宋体"/>
-                <w:bCs/>
-                <w:szCs w:val="21"/>
-              </w:rPr>
-            </w:pPr>
-            <w:r>
-              <w:rPr>
-                <w:rFonts w:ascii="宋体" w:hAnsi="宋体" w:hint="eastAsia"/>
+              <w:jc w:val="center"/>
+              <w:rPr>
+                <w:rFonts w:ascii="宋体" w:hAnsi="宋体"/>
+                <w:bCs/>
+                <w:szCs w:val="21"/>
+              </w:rPr>
+            </w:pPr>
+            <w:r>
+              <w:rPr>
+                <w:rFonts w:hint="eastAsia" w:ascii="宋体" w:hAnsi="宋体"/>
                 <w:bCs/>
                 <w:szCs w:val="21"/>
               </w:rPr>
@@ -1540,15 +1361,16 @@
           </w:tcPr>
           <w:p>
             <w:pPr>
-              <w:rPr>
-                <w:rFonts w:ascii="宋体" w:hAnsi="宋体"/>
-                <w:bCs/>
-                <w:szCs w:val="21"/>
-              </w:rPr>
-            </w:pPr>
-            <w:r>
-              <w:rPr>
-                <w:rFonts w:ascii="宋体" w:hAnsi="宋体" w:hint="eastAsia"/>
+              <w:jc w:val="center"/>
+              <w:rPr>
+                <w:rFonts w:ascii="宋体" w:hAnsi="宋体"/>
+                <w:bCs/>
+                <w:szCs w:val="21"/>
+              </w:rPr>
+            </w:pPr>
+            <w:r>
+              <w:rPr>
+                <w:rFonts w:hint="eastAsia" w:ascii="宋体" w:hAnsi="宋体"/>
                 <w:bCs/>
                 <w:szCs w:val="21"/>
               </w:rPr>
@@ -1565,15 +1387,16 @@
           </w:tcPr>
           <w:p>
             <w:pPr>
-              <w:rPr>
-                <w:rFonts w:ascii="宋体" w:hAnsi="宋体"/>
-                <w:bCs/>
-                <w:szCs w:val="21"/>
-              </w:rPr>
-            </w:pPr>
-            <w:r>
-              <w:rPr>
-                <w:rFonts w:ascii="宋体" w:hAnsi="宋体" w:hint="eastAsia"/>
+              <w:jc w:val="center"/>
+              <w:rPr>
+                <w:rFonts w:ascii="宋体" w:hAnsi="宋体"/>
+                <w:bCs/>
+                <w:szCs w:val="21"/>
+              </w:rPr>
+            </w:pPr>
+            <w:r>
+              <w:rPr>
+                <w:rFonts w:hint="eastAsia" w:ascii="宋体" w:hAnsi="宋体"/>
                 <w:bCs/>
                 <w:szCs w:val="21"/>
               </w:rPr>
@@ -1589,19 +1412,20 @@
           </w:tcPr>
           <w:p>
             <w:pPr>
-              <w:rPr>
-                <w:rFonts w:ascii="宋体" w:hAnsi="宋体"/>
-                <w:bCs/>
-                <w:szCs w:val="21"/>
-              </w:rPr>
-            </w:pPr>
-            <w:r>
-              <w:rPr>
-                <w:rFonts w:ascii="宋体" w:hAnsi="宋体" w:hint="eastAsia"/>
-                <w:bCs/>
-                <w:szCs w:val="21"/>
-              </w:rPr>
-              <w:t>项目职责说明（稍微详细一点）</w:t>
+              <w:jc w:val="center"/>
+              <w:rPr>
+                <w:rFonts w:ascii="宋体" w:hAnsi="宋体"/>
+                <w:bCs/>
+                <w:szCs w:val="21"/>
+              </w:rPr>
+            </w:pPr>
+            <w:r>
+              <w:rPr>
+                <w:rFonts w:hint="eastAsia" w:ascii="宋体" w:hAnsi="宋体"/>
+                <w:bCs/>
+                <w:szCs w:val="21"/>
+              </w:rPr>
+              <w:t>项目职责说明</w:t>
             </w:r>
           </w:p>
         </w:tc>
@@ -1639,7 +1463,7 @@
             </w:r>
             <w:r>
               <w:rPr>
-                <w:rFonts w:ascii="宋体" w:hAnsi="宋体" w:hint="eastAsia"/>
+                <w:rFonts w:hint="eastAsia" w:ascii="宋体" w:hAnsi="宋体"/>
                 <w:bCs/>
                 <w:szCs w:val="21"/>
               </w:rPr>
@@ -1651,25 +1475,7 @@
                 <w:bCs/>
                 <w:szCs w:val="21"/>
               </w:rPr>
-              <w:t xml:space="preserve"> for project in </w:t>
-            </w:r>
-            <w:proofErr w:type="spellStart"/>
-            <w:r>
-              <w:rPr>
-                <w:rFonts w:ascii="宋体" w:hAnsi="宋体"/>
-                <w:bCs/>
-                <w:szCs w:val="21"/>
-              </w:rPr>
-              <w:t>ProjectExperience</w:t>
-            </w:r>
-            <w:proofErr w:type="spellEnd"/>
-            <w:r>
-              <w:rPr>
-                <w:rFonts w:ascii="宋体" w:hAnsi="宋体"/>
-                <w:bCs/>
-                <w:szCs w:val="21"/>
-              </w:rPr>
-              <w:t xml:space="preserve"> %}</w:t>
+              <w:t xml:space="preserve"> for project in ProjectExperience %}</w:t>
             </w:r>
           </w:p>
         </w:tc>
@@ -1701,67 +1507,31 @@
                 <w:bCs/>
                 <w:szCs w:val="21"/>
               </w:rPr>
-              <w:t>{{</w:t>
-            </w:r>
-            <w:proofErr w:type="spellStart"/>
-            <w:r>
-              <w:rPr>
-                <w:rFonts w:ascii="宋体" w:hAnsi="宋体"/>
-                <w:bCs/>
-                <w:szCs w:val="21"/>
-              </w:rPr>
-              <w:t>project.StartTime</w:t>
-            </w:r>
-            <w:proofErr w:type="spellEnd"/>
-            <w:r>
-              <w:rPr>
-                <w:rFonts w:ascii="宋体" w:hAnsi="宋体"/>
-                <w:bCs/>
-                <w:szCs w:val="21"/>
-              </w:rPr>
-              <w:t>}}</w:t>
-            </w:r>
-          </w:p>
-        </w:tc>
-        <w:tc>
-          <w:tcPr>
-            <w:tcW w:w="1000" w:type="pct"/>
-            <w:shd w:val="clear" w:color="auto" w:fill="FFFFFF"/>
-            <w:vAlign w:val="center"/>
-          </w:tcPr>
-          <w:p>
-            <w:pPr>
-              <w:rPr>
-                <w:rFonts w:ascii="宋体" w:hAnsi="宋体"/>
-                <w:bCs/>
-                <w:szCs w:val="21"/>
-              </w:rPr>
-            </w:pPr>
-            <w:r>
-              <w:rPr>
-                <w:rFonts w:ascii="宋体" w:hAnsi="宋体"/>
-                <w:bCs/>
-                <w:szCs w:val="21"/>
-              </w:rPr>
-              <w:t>{{</w:t>
-            </w:r>
-            <w:proofErr w:type="spellStart"/>
-            <w:r>
-              <w:rPr>
-                <w:rFonts w:ascii="宋体" w:hAnsi="宋体"/>
-                <w:bCs/>
-                <w:szCs w:val="21"/>
-              </w:rPr>
-              <w:t>project.EndTime</w:t>
-            </w:r>
-            <w:proofErr w:type="spellEnd"/>
-            <w:r>
-              <w:rPr>
-                <w:rFonts w:ascii="宋体" w:hAnsi="宋体"/>
-                <w:bCs/>
-                <w:szCs w:val="21"/>
-              </w:rPr>
-              <w:t>}}</w:t>
+              <w:t>{{project.StartTime}}</w:t>
+            </w:r>
+          </w:p>
+        </w:tc>
+        <w:tc>
+          <w:tcPr>
+            <w:tcW w:w="1000" w:type="pct"/>
+            <w:shd w:val="clear" w:color="auto" w:fill="FFFFFF"/>
+            <w:vAlign w:val="center"/>
+          </w:tcPr>
+          <w:p>
+            <w:pPr>
+              <w:rPr>
+                <w:rFonts w:ascii="宋体" w:hAnsi="宋体"/>
+                <w:bCs/>
+                <w:szCs w:val="21"/>
+              </w:rPr>
+            </w:pPr>
+            <w:r>
+              <w:rPr>
+                <w:rFonts w:ascii="宋体" w:hAnsi="宋体"/>
+                <w:bCs/>
+                <w:szCs w:val="21"/>
+              </w:rPr>
+              <w:t>{{project.EndTime}}</w:t>
             </w:r>
           </w:p>
         </w:tc>
@@ -1786,25 +1556,7 @@
                 <w:bCs/>
                 <w:szCs w:val="21"/>
               </w:rPr>
-              <w:t>{{</w:t>
-            </w:r>
-            <w:proofErr w:type="spellStart"/>
-            <w:r>
-              <w:rPr>
-                <w:rFonts w:ascii="宋体" w:hAnsi="宋体"/>
-                <w:bCs/>
-                <w:szCs w:val="21"/>
-              </w:rPr>
-              <w:t>project.ProjectName</w:t>
-            </w:r>
-            <w:proofErr w:type="spellEnd"/>
-            <w:r>
-              <w:rPr>
-                <w:rFonts w:ascii="宋体" w:hAnsi="宋体"/>
-                <w:bCs/>
-                <w:szCs w:val="21"/>
-              </w:rPr>
-              <w:t>}}</w:t>
+              <w:t>{{project.ProjectName}}</w:t>
             </w:r>
           </w:p>
         </w:tc>
@@ -1829,67 +1581,31 @@
                 <w:bCs/>
                 <w:szCs w:val="21"/>
               </w:rPr>
-              <w:t>{{</w:t>
-            </w:r>
-            <w:proofErr w:type="spellStart"/>
-            <w:r>
-              <w:rPr>
-                <w:rFonts w:ascii="宋体" w:hAnsi="宋体"/>
-                <w:bCs/>
-                <w:szCs w:val="21"/>
-              </w:rPr>
-              <w:t>project.ProjectRole</w:t>
-            </w:r>
-            <w:proofErr w:type="spellEnd"/>
-            <w:r>
-              <w:rPr>
-                <w:rFonts w:ascii="宋体" w:hAnsi="宋体"/>
-                <w:bCs/>
-                <w:szCs w:val="21"/>
-              </w:rPr>
-              <w:t>}}</w:t>
-            </w:r>
-          </w:p>
-        </w:tc>
-        <w:tc>
-          <w:tcPr>
-            <w:tcW w:w="1000" w:type="pct"/>
-            <w:shd w:val="clear" w:color="auto" w:fill="FFFFFF"/>
-            <w:vAlign w:val="center"/>
-          </w:tcPr>
-          <w:p>
-            <w:pPr>
-              <w:rPr>
-                <w:rFonts w:ascii="宋体" w:hAnsi="宋体"/>
-                <w:bCs/>
-                <w:szCs w:val="21"/>
-              </w:rPr>
-            </w:pPr>
-            <w:r>
-              <w:rPr>
-                <w:rFonts w:ascii="宋体" w:hAnsi="宋体"/>
-                <w:bCs/>
-                <w:szCs w:val="21"/>
-              </w:rPr>
-              <w:t>{{</w:t>
-            </w:r>
-            <w:proofErr w:type="spellStart"/>
-            <w:r>
-              <w:rPr>
-                <w:rFonts w:ascii="宋体" w:hAnsi="宋体"/>
-                <w:bCs/>
-                <w:szCs w:val="21"/>
-              </w:rPr>
-              <w:t>project.JobDescription</w:t>
-            </w:r>
-            <w:proofErr w:type="spellEnd"/>
-            <w:r>
-              <w:rPr>
-                <w:rFonts w:ascii="宋体" w:hAnsi="宋体"/>
-                <w:bCs/>
-                <w:szCs w:val="21"/>
-              </w:rPr>
-              <w:t>}}</w:t>
+              <w:t>{{project.ProjectRole}}</w:t>
+            </w:r>
+          </w:p>
+        </w:tc>
+        <w:tc>
+          <w:tcPr>
+            <w:tcW w:w="1000" w:type="pct"/>
+            <w:shd w:val="clear" w:color="auto" w:fill="FFFFFF"/>
+            <w:vAlign w:val="center"/>
+          </w:tcPr>
+          <w:p>
+            <w:pPr>
+              <w:rPr>
+                <w:rFonts w:ascii="宋体" w:hAnsi="宋体"/>
+                <w:bCs/>
+                <w:szCs w:val="21"/>
+              </w:rPr>
+            </w:pPr>
+            <w:r>
+              <w:rPr>
+                <w:rFonts w:ascii="宋体" w:hAnsi="宋体"/>
+                <w:bCs/>
+                <w:szCs w:val="21"/>
+              </w:rPr>
+              <w:t>{{project.JobDescription}}</w:t>
             </w:r>
           </w:p>
         </w:tc>
@@ -1927,7 +1643,7 @@
             </w:r>
             <w:r>
               <w:rPr>
-                <w:rFonts w:ascii="宋体" w:hAnsi="宋体" w:hint="eastAsia"/>
+                <w:rFonts w:hint="eastAsia" w:ascii="宋体" w:hAnsi="宋体"/>
                 <w:bCs/>
                 <w:szCs w:val="21"/>
               </w:rPr>
@@ -1939,25 +1655,7 @@
                 <w:bCs/>
                 <w:szCs w:val="21"/>
               </w:rPr>
-              <w:t xml:space="preserve"> </w:t>
-            </w:r>
-            <w:proofErr w:type="spellStart"/>
-            <w:r>
-              <w:rPr>
-                <w:rFonts w:ascii="宋体" w:hAnsi="宋体"/>
-                <w:bCs/>
-                <w:szCs w:val="21"/>
-              </w:rPr>
-              <w:t>endfor</w:t>
-            </w:r>
-            <w:proofErr w:type="spellEnd"/>
-            <w:r>
-              <w:rPr>
-                <w:rFonts w:ascii="宋体" w:hAnsi="宋体"/>
-                <w:bCs/>
-                <w:szCs w:val="21"/>
-              </w:rPr>
-              <w:t xml:space="preserve"> %}</w:t>
+              <w:t xml:space="preserve"> endfor %}</w:t>
             </w:r>
           </w:p>
         </w:tc>
@@ -1987,7 +1685,7 @@
             </w:pPr>
             <w:r>
               <w:rPr>
-                <w:rFonts w:ascii="宋体" w:hAnsi="宋体" w:hint="eastAsia"/>
+                <w:rFonts w:hint="eastAsia" w:ascii="宋体" w:hAnsi="宋体"/>
                 <w:b/>
                 <w:bCs/>
                 <w:szCs w:val="21"/>
@@ -1999,7 +1697,7 @@
       </w:tr>
       <w:tr>
         <w:trPr>
-          <w:trHeight w:val="1951"/>
+          <w:trHeight w:val="1951" w:hRule="atLeast"/>
         </w:trPr>
         <w:tc>
           <w:tcPr>
@@ -2022,7 +1720,7 @@
             </w:pPr>
             <w:r>
               <w:rPr>
-                <w:rFonts w:ascii="宋体" w:hAnsi="宋体" w:hint="eastAsia"/>
+                <w:rFonts w:hint="eastAsia" w:ascii="宋体" w:hAnsi="宋体"/>
                 <w:bCs/>
                 <w:szCs w:val="21"/>
               </w:rPr>
@@ -2039,7 +1737,7 @@
             </w:pPr>
             <w:r>
               <w:rPr>
-                <w:rFonts w:ascii="宋体" w:hAnsi="宋体" w:hint="eastAsia"/>
+                <w:rFonts w:hint="eastAsia" w:ascii="宋体" w:hAnsi="宋体"/>
                 <w:bCs/>
                 <w:szCs w:val="21"/>
               </w:rPr>
@@ -2055,8 +1753,7 @@
           </w:tcPr>
           <w:p>
             <w:pPr>
-              <w:pStyle w:val="4"/>
-              <w:ind w:firstLineChars="100" w:firstLine="210"/>
+              <w:pStyle w:val="10"/>
               <w:jc w:val="both"/>
               <w:rPr>
                 <w:rFonts w:ascii="宋体" w:hAnsi="宋体"/>
@@ -2066,7 +1763,7 @@
             </w:pPr>
             <w:r>
               <w:rPr>
-                <w:rFonts w:ascii="宋体" w:eastAsia="宋体" w:hAnsi="宋体" w:hint="eastAsia"/>
+                <w:rFonts w:hint="eastAsia" w:ascii="宋体" w:hAnsi="宋体" w:eastAsia="宋体"/>
                 <w:bCs/>
                 <w:sz w:val="21"/>
                 <w:szCs w:val="21"/>
@@ -2082,7 +1779,6 @@
               </w:rPr>
               <w:t xml:space="preserve"> </w:t>
             </w:r>
-            <w:proofErr w:type="spellStart"/>
             <w:r>
               <w:rPr>
                 <w:rFonts w:ascii="宋体" w:hAnsi="宋体"/>
@@ -2093,7 +1789,7 @@
             </w:r>
             <w:r>
               <w:rPr>
-                <w:rFonts w:ascii="宋体" w:eastAsiaTheme="minorEastAsia" w:hAnsi="宋体" w:hint="eastAsia"/>
+                <w:rFonts w:hint="eastAsia" w:ascii="宋体" w:hAnsi="宋体" w:eastAsiaTheme="minorEastAsia"/>
                 <w:bCs/>
                 <w:szCs w:val="21"/>
                 <w:lang w:eastAsia="zh-CN"/>
@@ -2108,10 +1804,9 @@
               </w:rPr>
               <w:t>BusinessAbility</w:t>
             </w:r>
-            <w:proofErr w:type="spellEnd"/>
-            <w:r>
-              <w:rPr>
-                <w:rFonts w:ascii="宋体" w:eastAsia="宋体" w:hAnsi="宋体" w:hint="eastAsia"/>
+            <w:r>
+              <w:rPr>
+                <w:rFonts w:hint="eastAsia" w:ascii="宋体" w:hAnsi="宋体" w:eastAsia="宋体"/>
                 <w:bCs/>
                 <w:sz w:val="21"/>
                 <w:szCs w:val="21"/>
@@ -2124,7 +1819,7 @@
       </w:tr>
       <w:tr>
         <w:trPr>
-          <w:trHeight w:val="983"/>
+          <w:trHeight w:val="983" w:hRule="atLeast"/>
         </w:trPr>
         <w:tc>
           <w:tcPr>
@@ -2147,7 +1842,7 @@
             </w:pPr>
             <w:r>
               <w:rPr>
-                <w:rFonts w:ascii="宋体" w:hAnsi="宋体" w:hint="eastAsia"/>
+                <w:rFonts w:hint="eastAsia" w:ascii="宋体" w:hAnsi="宋体"/>
                 <w:bCs/>
                 <w:szCs w:val="21"/>
               </w:rPr>
@@ -2163,8 +1858,8 @@
           </w:tcPr>
           <w:p>
             <w:pPr>
-              <w:pStyle w:val="4"/>
-              <w:ind w:firstLineChars="100" w:firstLine="210"/>
+              <w:pStyle w:val="10"/>
+              <w:ind w:firstLine="210" w:firstLineChars="100"/>
               <w:jc w:val="both"/>
               <w:rPr>
                 <w:rFonts w:ascii="宋体" w:hAnsi="宋体"/>
@@ -2174,7 +1869,7 @@
             </w:pPr>
             <w:r>
               <w:rPr>
-                <w:rFonts w:ascii="宋体" w:eastAsia="宋体" w:hAnsi="宋体" w:hint="eastAsia"/>
+                <w:rFonts w:hint="eastAsia" w:ascii="宋体" w:hAnsi="宋体" w:eastAsia="宋体"/>
                 <w:bCs/>
                 <w:sz w:val="21"/>
                 <w:szCs w:val="21"/>
@@ -2188,20 +1883,11 @@
                 <w:bCs/>
                 <w:szCs w:val="21"/>
               </w:rPr>
-              <w:t xml:space="preserve"> </w:t>
-            </w:r>
-            <w:proofErr w:type="spellStart"/>
-            <w:r>
-              <w:rPr>
-                <w:rFonts w:ascii="宋体" w:hAnsi="宋体"/>
-                <w:bCs/>
-                <w:szCs w:val="21"/>
-              </w:rPr>
-              <w:t>WorkAbility</w:t>
-            </w:r>
-            <w:r>
-              <w:rPr>
-                <w:rFonts w:ascii="宋体" w:eastAsiaTheme="minorEastAsia" w:hAnsi="宋体" w:hint="eastAsia"/>
+              <w:t xml:space="preserve"> WorkAbility</w:t>
+            </w:r>
+            <w:r>
+              <w:rPr>
+                <w:rFonts w:hint="eastAsia" w:ascii="宋体" w:hAnsi="宋体" w:eastAsiaTheme="minorEastAsia"/>
                 <w:bCs/>
                 <w:szCs w:val="21"/>
                 <w:lang w:eastAsia="zh-CN"/>
@@ -2216,10 +1902,9 @@
               </w:rPr>
               <w:t>Certification</w:t>
             </w:r>
-            <w:proofErr w:type="spellEnd"/>
-            <w:r>
-              <w:rPr>
-                <w:rFonts w:ascii="宋体" w:eastAsia="宋体" w:hAnsi="宋体" w:hint="eastAsia"/>
+            <w:r>
+              <w:rPr>
+                <w:rFonts w:hint="eastAsia" w:ascii="宋体" w:hAnsi="宋体" w:eastAsia="宋体"/>
                 <w:bCs/>
                 <w:sz w:val="21"/>
                 <w:szCs w:val="21"/>
@@ -2232,7 +1917,7 @@
       </w:tr>
       <w:tr>
         <w:trPr>
-          <w:trHeight w:val="934"/>
+          <w:trHeight w:val="934" w:hRule="atLeast"/>
         </w:trPr>
         <w:tc>
           <w:tcPr>
@@ -2255,7 +1940,7 @@
             </w:pPr>
             <w:r>
               <w:rPr>
-                <w:rFonts w:ascii="宋体" w:hAnsi="宋体" w:hint="eastAsia"/>
+                <w:rFonts w:hint="eastAsia" w:ascii="宋体" w:hAnsi="宋体"/>
                 <w:bCs/>
                 <w:szCs w:val="21"/>
               </w:rPr>
@@ -2271,8 +1956,8 @@
           </w:tcPr>
           <w:p>
             <w:pPr>
-              <w:pStyle w:val="4"/>
-              <w:ind w:firstLineChars="100" w:firstLine="210"/>
+              <w:pStyle w:val="10"/>
+              <w:ind w:firstLine="210" w:firstLineChars="100"/>
               <w:jc w:val="both"/>
               <w:rPr>
                 <w:rFonts w:ascii="宋体" w:hAnsi="宋体"/>
@@ -2282,7 +1967,7 @@
             </w:pPr>
             <w:r>
               <w:rPr>
-                <w:rFonts w:ascii="宋体" w:eastAsia="宋体" w:hAnsi="宋体" w:hint="eastAsia"/>
+                <w:rFonts w:hint="eastAsia" w:ascii="宋体" w:hAnsi="宋体" w:eastAsia="宋体"/>
                 <w:bCs/>
                 <w:sz w:val="21"/>
                 <w:szCs w:val="21"/>
@@ -2296,20 +1981,11 @@
                 <w:bCs/>
                 <w:szCs w:val="21"/>
               </w:rPr>
-              <w:t xml:space="preserve"> </w:t>
-            </w:r>
-            <w:proofErr w:type="spellStart"/>
-            <w:r>
-              <w:rPr>
-                <w:rFonts w:ascii="宋体" w:hAnsi="宋体"/>
-                <w:bCs/>
-                <w:szCs w:val="21"/>
-              </w:rPr>
-              <w:t>WorkAbility</w:t>
-            </w:r>
-            <w:r>
-              <w:rPr>
-                <w:rFonts w:ascii="宋体" w:eastAsiaTheme="minorEastAsia" w:hAnsi="宋体" w:hint="eastAsia"/>
+              <w:t xml:space="preserve"> WorkAbility</w:t>
+            </w:r>
+            <w:r>
+              <w:rPr>
+                <w:rFonts w:hint="eastAsia" w:ascii="宋体" w:hAnsi="宋体" w:eastAsiaTheme="minorEastAsia"/>
                 <w:bCs/>
                 <w:szCs w:val="21"/>
                 <w:lang w:eastAsia="zh-CN"/>
@@ -2324,10 +2000,9 @@
               </w:rPr>
               <w:t>Training</w:t>
             </w:r>
-            <w:proofErr w:type="spellEnd"/>
-            <w:r>
-              <w:rPr>
-                <w:rFonts w:ascii="宋体" w:eastAsia="宋体" w:hAnsi="宋体" w:hint="eastAsia"/>
+            <w:r>
+              <w:rPr>
+                <w:rFonts w:hint="eastAsia" w:ascii="宋体" w:hAnsi="宋体" w:eastAsia="宋体"/>
                 <w:bCs/>
                 <w:sz w:val="21"/>
                 <w:szCs w:val="21"/>
@@ -2340,7 +2015,7 @@
       </w:tr>
       <w:tr>
         <w:trPr>
-          <w:trHeight w:val="934"/>
+          <w:trHeight w:val="934" w:hRule="atLeast"/>
         </w:trPr>
         <w:tc>
           <w:tcPr>
@@ -2363,7 +2038,7 @@
             </w:pPr>
             <w:r>
               <w:rPr>
-                <w:rFonts w:ascii="宋体" w:hAnsi="宋体" w:hint="eastAsia"/>
+                <w:rFonts w:hint="eastAsia" w:ascii="宋体" w:hAnsi="宋体"/>
                 <w:bCs/>
                 <w:szCs w:val="21"/>
               </w:rPr>
@@ -2379,11 +2054,11 @@
           </w:tcPr>
           <w:p>
             <w:pPr>
-              <w:pStyle w:val="4"/>
-              <w:ind w:firstLineChars="100" w:firstLine="210"/>
+              <w:pStyle w:val="10"/>
+              <w:ind w:firstLine="210" w:firstLineChars="100"/>
               <w:jc w:val="both"/>
               <w:rPr>
-                <w:rFonts w:ascii="宋体" w:eastAsia="宋体" w:hAnsi="宋体"/>
+                <w:rFonts w:ascii="宋体" w:hAnsi="宋体" w:eastAsia="宋体"/>
                 <w:bCs/>
                 <w:sz w:val="21"/>
                 <w:szCs w:val="21"/>
@@ -2392,7 +2067,7 @@
             </w:pPr>
             <w:r>
               <w:rPr>
-                <w:rFonts w:ascii="宋体" w:eastAsia="宋体" w:hAnsi="宋体" w:hint="eastAsia"/>
+                <w:rFonts w:hint="eastAsia" w:ascii="宋体" w:hAnsi="宋体" w:eastAsia="宋体"/>
                 <w:bCs/>
                 <w:sz w:val="21"/>
                 <w:szCs w:val="21"/>
@@ -2406,20 +2081,11 @@
                 <w:bCs/>
                 <w:szCs w:val="21"/>
               </w:rPr>
-              <w:t xml:space="preserve"> </w:t>
-            </w:r>
-            <w:proofErr w:type="spellStart"/>
-            <w:r>
-              <w:rPr>
-                <w:rFonts w:ascii="宋体" w:hAnsi="宋体"/>
-                <w:bCs/>
-                <w:szCs w:val="21"/>
-              </w:rPr>
-              <w:t>WorkAbility</w:t>
-            </w:r>
-            <w:r>
-              <w:rPr>
-                <w:rFonts w:ascii="宋体" w:eastAsiaTheme="minorEastAsia" w:hAnsi="宋体" w:hint="eastAsia"/>
+              <w:t xml:space="preserve"> WorkAbility</w:t>
+            </w:r>
+            <w:r>
+              <w:rPr>
+                <w:rFonts w:hint="eastAsia" w:ascii="宋体" w:hAnsi="宋体" w:eastAsiaTheme="minorEastAsia"/>
                 <w:bCs/>
                 <w:szCs w:val="21"/>
                 <w:lang w:eastAsia="zh-CN"/>
@@ -2428,24 +2094,13 @@
             </w:r>
             <w:r>
               <w:rPr>
-                <w:rFonts w:ascii="宋体" w:eastAsia="宋体" w:hAnsi="宋体" w:hint="eastAsia"/>
+                <w:rFonts w:hint="eastAsia" w:ascii="宋体" w:hAnsi="宋体" w:eastAsia="宋体"/>
                 <w:bCs/>
                 <w:sz w:val="21"/>
                 <w:szCs w:val="21"/>
                 <w:lang w:eastAsia="zh-CN"/>
               </w:rPr>
-              <w:t>SkillTag</w:t>
-            </w:r>
-            <w:proofErr w:type="spellEnd"/>
-            <w:r>
-              <w:rPr>
-                <w:rFonts w:ascii="宋体" w:eastAsia="宋体" w:hAnsi="宋体" w:hint="eastAsia"/>
-                <w:bCs/>
-                <w:sz w:val="21"/>
-                <w:szCs w:val="21"/>
-                <w:lang w:eastAsia="zh-CN"/>
-              </w:rPr>
-              <w:t>}}</w:t>
+              <w:t>SkillTag}}</w:t>
             </w:r>
           </w:p>
         </w:tc>
@@ -2455,801 +2110,302 @@
     <w:sectPr>
       <w:pgSz w:w="11906" w:h="16838"/>
       <w:pgMar w:top="1440" w:right="1800" w:bottom="1440" w:left="1800" w:header="851" w:footer="992" w:gutter="0"/>
-      <w:cols w:space="720"/>
-      <w:docGrid w:type="lines" w:linePitch="312"/>
+      <w:cols w:space="720" w:num="1"/>
+      <w:docGrid w:type="lines" w:linePitch="312" w:charSpace="0"/>
     </w:sectPr>
   </w:body>
 </w:document>
 </file>
 
-<file path=word/numbering.xml><?xml version="1.0" encoding="utf-8"?>
-<w:numbering xmlns:wpc="http://schemas.microsoft.com/office/word/2010/wordprocessingCanvas" xmlns:cx="http://schemas.microsoft.com/office/drawing/2014/chartex" xmlns:cx1="http://schemas.microsoft.com/office/drawing/2015/9/8/chartex" xmlns:cx2="http://schemas.microsoft.com/office/drawing/2015/10/21/chartex" xmlns:cx3="http://schemas.microsoft.com/office/drawing/2016/5/9/chartex" xmlns:cx4="http://schemas.microsoft.com/office/drawing/2016/5/10/chartex" xmlns:cx5="http://schemas.microsoft.com/office/drawing/2016/5/11/chartex" xmlns:cx6="http://schemas.microsoft.com/office/drawing/2016/5/12/chartex" xmlns:cx7="http://schemas.microsoft.com/office/drawing/2016/5/13/chartex" xmlns:cx8="http://schemas.microsoft.com/office/drawing/2016/5/14/chartex" xmlns:mc="http://schemas.openxmlformats.org/markup-compatibility/2006" xmlns:aink="http://schemas.microsoft.com/office/drawing/2016/ink" xmlns:am3d="http://schemas.microsoft.com/office/drawing/2017/model3d" xmlns:o="urn:schemas-microsoft-com:office:office" xmlns:oel="http://schemas.microsoft.com/office/2019/extlst" xmlns:r="http://schemas.openxmlformats.org/officeDocument/2006/relationships" xmlns:m="http://schemas.openxmlformats.org/officeDocument/2006/math" xmlns:v="urn:schemas-microsoft-com:vml" xmlns:wp14="http://schemas.microsoft.com/office/word/2010/wordprocessingDrawing" xmlns:wp="http://schemas.openxmlformats.org/drawingml/2006/wordprocessingDrawing" xmlns:w10="urn:schemas-microsoft-com:office:word" xmlns:w="http://schemas.openxmlformats.org/wordprocessingml/2006/main" xmlns:w14="http://schemas.microsoft.com/office/word/2010/wordml" xmlns:w15="http://schemas.microsoft.com/office/word/2012/wordml" xmlns:w16cex="http://schemas.microsoft.com/office/word/2018/wordml/cex" xmlns:w16cid="http://schemas.microsoft.com/office/word/2016/wordml/cid" xmlns:w16="http://schemas.microsoft.com/office/word/2018/wordml" xmlns:w16du="http://schemas.microsoft.com/office/word/2023/wordml/word16du" xmlns:w16sdtdh="http://schemas.microsoft.com/office/word/2020/wordml/sdtdatahash" xmlns:w16sdtfl="http://schemas.microsoft.com/office/word/2024/wordml/sdtformatlock" xmlns:w16se="http://schemas.microsoft.com/office/word/2015/wordml/symex" xmlns:wpg="http://schemas.microsoft.com/office/word/2010/wordprocessingGroup" xmlns:wpi="http://schemas.microsoft.com/office/word/2010/wordprocessingInk" xmlns:wne="http://schemas.microsoft.com/office/word/2006/wordml" xmlns:wps="http://schemas.microsoft.com/office/word/2010/wordprocessingShape" mc:Ignorable="w14 w15 w16se w16cid w16 w16cex w16sdtdh w16sdtfl w16du wp14">
-  <w:abstractNum w:abstractNumId="0" w15:restartNumberingAfterBreak="0">
-    <w:nsid w:val="11DB44A5"/>
-    <w:multiLevelType w:val="multilevel"/>
-    <w:tmpl w:val="11DB44A5"/>
-    <w:lvl w:ilvl="0">
-      <w:start w:val="1"/>
-      <w:numFmt w:val="decimal"/>
-      <w:lvlText w:val="%1."/>
-      <w:lvlJc w:val="left"/>
-      <w:pPr>
-        <w:ind w:left="520" w:hanging="360"/>
-      </w:pPr>
-      <w:rPr>
-        <w:rFonts w:hint="default"/>
-      </w:rPr>
-    </w:lvl>
-    <w:lvl w:ilvl="1">
-      <w:start w:val="1"/>
-      <w:numFmt w:val="lowerLetter"/>
-      <w:lvlText w:val="%2)"/>
-      <w:lvlJc w:val="left"/>
-      <w:pPr>
-        <w:ind w:left="1000" w:hanging="420"/>
-      </w:pPr>
-    </w:lvl>
-    <w:lvl w:ilvl="2">
-      <w:start w:val="1"/>
-      <w:numFmt w:val="lowerRoman"/>
-      <w:lvlText w:val="%3."/>
-      <w:lvlJc w:val="right"/>
-      <w:pPr>
-        <w:ind w:left="1420" w:hanging="420"/>
-      </w:pPr>
-    </w:lvl>
-    <w:lvl w:ilvl="3">
-      <w:start w:val="1"/>
-      <w:numFmt w:val="decimal"/>
-      <w:lvlText w:val="%4."/>
-      <w:lvlJc w:val="left"/>
-      <w:pPr>
-        <w:ind w:left="1840" w:hanging="420"/>
-      </w:pPr>
-    </w:lvl>
-    <w:lvl w:ilvl="4">
-      <w:start w:val="1"/>
-      <w:numFmt w:val="lowerLetter"/>
-      <w:lvlText w:val="%5)"/>
-      <w:lvlJc w:val="left"/>
-      <w:pPr>
-        <w:ind w:left="2260" w:hanging="420"/>
-      </w:pPr>
-    </w:lvl>
-    <w:lvl w:ilvl="5">
-      <w:start w:val="1"/>
-      <w:numFmt w:val="lowerRoman"/>
-      <w:lvlText w:val="%6."/>
-      <w:lvlJc w:val="right"/>
-      <w:pPr>
-        <w:ind w:left="2680" w:hanging="420"/>
-      </w:pPr>
-    </w:lvl>
-    <w:lvl w:ilvl="6">
-      <w:start w:val="1"/>
-      <w:numFmt w:val="decimal"/>
-      <w:lvlText w:val="%7."/>
-      <w:lvlJc w:val="left"/>
-      <w:pPr>
-        <w:ind w:left="3100" w:hanging="420"/>
-      </w:pPr>
-    </w:lvl>
-    <w:lvl w:ilvl="7">
-      <w:start w:val="1"/>
-      <w:numFmt w:val="lowerLetter"/>
-      <w:lvlText w:val="%8)"/>
-      <w:lvlJc w:val="left"/>
-      <w:pPr>
-        <w:ind w:left="3520" w:hanging="420"/>
-      </w:pPr>
-    </w:lvl>
-    <w:lvl w:ilvl="8">
-      <w:start w:val="1"/>
-      <w:numFmt w:val="lowerRoman"/>
-      <w:lvlText w:val="%9."/>
-      <w:lvlJc w:val="right"/>
-      <w:pPr>
-        <w:ind w:left="3940" w:hanging="420"/>
-      </w:pPr>
-    </w:lvl>
-  </w:abstractNum>
-  <w:abstractNum w:abstractNumId="1" w15:restartNumberingAfterBreak="0">
-    <w:nsid w:val="18E3025C"/>
-    <w:multiLevelType w:val="hybridMultilevel"/>
-    <w:tmpl w:val="DD826500"/>
-    <w:lvl w:ilvl="0" w:tplc="A2786ED8">
-      <w:start w:val="1"/>
-      <w:numFmt w:val="decimal"/>
-      <w:lvlText w:val="%1、"/>
-      <w:lvlJc w:val="left"/>
-      <w:pPr>
-        <w:ind w:left="360" w:hanging="360"/>
-      </w:pPr>
-      <w:rPr>
-        <w:rFonts w:hint="default"/>
-      </w:rPr>
-    </w:lvl>
-    <w:lvl w:ilvl="1" w:tplc="04090019" w:tentative="1">
-      <w:start w:val="1"/>
-      <w:numFmt w:val="lowerLetter"/>
-      <w:lvlText w:val="%2)"/>
-      <w:lvlJc w:val="left"/>
-      <w:pPr>
-        <w:ind w:left="880" w:hanging="440"/>
-      </w:pPr>
-    </w:lvl>
-    <w:lvl w:ilvl="2" w:tplc="0409001B" w:tentative="1">
-      <w:start w:val="1"/>
-      <w:numFmt w:val="lowerRoman"/>
-      <w:lvlText w:val="%3."/>
-      <w:lvlJc w:val="right"/>
-      <w:pPr>
-        <w:ind w:left="1320" w:hanging="440"/>
-      </w:pPr>
-    </w:lvl>
-    <w:lvl w:ilvl="3" w:tplc="0409000F" w:tentative="1">
-      <w:start w:val="1"/>
-      <w:numFmt w:val="decimal"/>
-      <w:lvlText w:val="%4."/>
-      <w:lvlJc w:val="left"/>
-      <w:pPr>
-        <w:ind w:left="1760" w:hanging="440"/>
-      </w:pPr>
-    </w:lvl>
-    <w:lvl w:ilvl="4" w:tplc="04090019" w:tentative="1">
-      <w:start w:val="1"/>
-      <w:numFmt w:val="lowerLetter"/>
-      <w:lvlText w:val="%5)"/>
-      <w:lvlJc w:val="left"/>
-      <w:pPr>
-        <w:ind w:left="2200" w:hanging="440"/>
-      </w:pPr>
-    </w:lvl>
-    <w:lvl w:ilvl="5" w:tplc="0409001B" w:tentative="1">
-      <w:start w:val="1"/>
-      <w:numFmt w:val="lowerRoman"/>
-      <w:lvlText w:val="%6."/>
-      <w:lvlJc w:val="right"/>
-      <w:pPr>
-        <w:ind w:left="2640" w:hanging="440"/>
-      </w:pPr>
-    </w:lvl>
-    <w:lvl w:ilvl="6" w:tplc="0409000F" w:tentative="1">
-      <w:start w:val="1"/>
-      <w:numFmt w:val="decimal"/>
-      <w:lvlText w:val="%7."/>
-      <w:lvlJc w:val="left"/>
-      <w:pPr>
-        <w:ind w:left="3080" w:hanging="440"/>
-      </w:pPr>
-    </w:lvl>
-    <w:lvl w:ilvl="7" w:tplc="04090019" w:tentative="1">
-      <w:start w:val="1"/>
-      <w:numFmt w:val="lowerLetter"/>
-      <w:lvlText w:val="%8)"/>
-      <w:lvlJc w:val="left"/>
-      <w:pPr>
-        <w:ind w:left="3520" w:hanging="440"/>
-      </w:pPr>
-    </w:lvl>
-    <w:lvl w:ilvl="8" w:tplc="0409001B" w:tentative="1">
-      <w:start w:val="1"/>
-      <w:numFmt w:val="lowerRoman"/>
-      <w:lvlText w:val="%9."/>
-      <w:lvlJc w:val="right"/>
-      <w:pPr>
-        <w:ind w:left="3960" w:hanging="440"/>
-      </w:pPr>
-    </w:lvl>
-  </w:abstractNum>
-  <w:abstractNum w:abstractNumId="2" w15:restartNumberingAfterBreak="0">
-    <w:nsid w:val="2D96071B"/>
-    <w:multiLevelType w:val="multilevel"/>
-    <w:tmpl w:val="2D96071B"/>
-    <w:lvl w:ilvl="0">
-      <w:start w:val="1"/>
-      <w:numFmt w:val="decimal"/>
-      <w:lvlText w:val="%1."/>
-      <w:lvlJc w:val="left"/>
-      <w:pPr>
-        <w:ind w:left="520" w:hanging="360"/>
-      </w:pPr>
-      <w:rPr>
-        <w:rFonts w:hint="default"/>
-      </w:rPr>
-    </w:lvl>
-    <w:lvl w:ilvl="1">
-      <w:start w:val="1"/>
-      <w:numFmt w:val="lowerLetter"/>
-      <w:lvlText w:val="%2)"/>
-      <w:lvlJc w:val="left"/>
-      <w:pPr>
-        <w:ind w:left="1000" w:hanging="420"/>
-      </w:pPr>
-    </w:lvl>
-    <w:lvl w:ilvl="2">
-      <w:start w:val="1"/>
-      <w:numFmt w:val="lowerRoman"/>
-      <w:lvlText w:val="%3."/>
-      <w:lvlJc w:val="right"/>
-      <w:pPr>
-        <w:ind w:left="1420" w:hanging="420"/>
-      </w:pPr>
-    </w:lvl>
-    <w:lvl w:ilvl="3">
-      <w:start w:val="1"/>
-      <w:numFmt w:val="decimal"/>
-      <w:lvlText w:val="%4."/>
-      <w:lvlJc w:val="left"/>
-      <w:pPr>
-        <w:ind w:left="1840" w:hanging="420"/>
-      </w:pPr>
-    </w:lvl>
-    <w:lvl w:ilvl="4">
-      <w:start w:val="1"/>
-      <w:numFmt w:val="lowerLetter"/>
-      <w:lvlText w:val="%5)"/>
-      <w:lvlJc w:val="left"/>
-      <w:pPr>
-        <w:ind w:left="2260" w:hanging="420"/>
-      </w:pPr>
-    </w:lvl>
-    <w:lvl w:ilvl="5">
-      <w:start w:val="1"/>
-      <w:numFmt w:val="lowerRoman"/>
-      <w:lvlText w:val="%6."/>
-      <w:lvlJc w:val="right"/>
-      <w:pPr>
-        <w:ind w:left="2680" w:hanging="420"/>
-      </w:pPr>
-    </w:lvl>
-    <w:lvl w:ilvl="6">
-      <w:start w:val="1"/>
-      <w:numFmt w:val="decimal"/>
-      <w:lvlText w:val="%7."/>
-      <w:lvlJc w:val="left"/>
-      <w:pPr>
-        <w:ind w:left="3100" w:hanging="420"/>
-      </w:pPr>
-    </w:lvl>
-    <w:lvl w:ilvl="7">
-      <w:start w:val="1"/>
-      <w:numFmt w:val="lowerLetter"/>
-      <w:lvlText w:val="%8)"/>
-      <w:lvlJc w:val="left"/>
-      <w:pPr>
-        <w:ind w:left="3520" w:hanging="420"/>
-      </w:pPr>
-    </w:lvl>
-    <w:lvl w:ilvl="8">
-      <w:start w:val="1"/>
-      <w:numFmt w:val="lowerRoman"/>
-      <w:lvlText w:val="%9."/>
-      <w:lvlJc w:val="right"/>
-      <w:pPr>
-        <w:ind w:left="3940" w:hanging="420"/>
-      </w:pPr>
-    </w:lvl>
-  </w:abstractNum>
-  <w:abstractNum w:abstractNumId="3" w15:restartNumberingAfterBreak="0">
-    <w:nsid w:val="578D04C1"/>
-    <w:multiLevelType w:val="hybridMultilevel"/>
-    <w:tmpl w:val="FB9C5614"/>
-    <w:lvl w:ilvl="0" w:tplc="3448279C">
-      <w:start w:val="1"/>
-      <w:numFmt w:val="decimal"/>
-      <w:lvlText w:val="%1、"/>
-      <w:lvlJc w:val="left"/>
-      <w:pPr>
-        <w:ind w:left="360" w:hanging="360"/>
-      </w:pPr>
-      <w:rPr>
-        <w:rFonts w:hint="default"/>
-      </w:rPr>
-    </w:lvl>
-    <w:lvl w:ilvl="1" w:tplc="04090019" w:tentative="1">
-      <w:start w:val="1"/>
-      <w:numFmt w:val="lowerLetter"/>
-      <w:lvlText w:val="%2)"/>
-      <w:lvlJc w:val="left"/>
-      <w:pPr>
-        <w:ind w:left="880" w:hanging="440"/>
-      </w:pPr>
-    </w:lvl>
-    <w:lvl w:ilvl="2" w:tplc="0409001B" w:tentative="1">
-      <w:start w:val="1"/>
-      <w:numFmt w:val="lowerRoman"/>
-      <w:lvlText w:val="%3."/>
-      <w:lvlJc w:val="right"/>
-      <w:pPr>
-        <w:ind w:left="1320" w:hanging="440"/>
-      </w:pPr>
-    </w:lvl>
-    <w:lvl w:ilvl="3" w:tplc="0409000F" w:tentative="1">
-      <w:start w:val="1"/>
-      <w:numFmt w:val="decimal"/>
-      <w:lvlText w:val="%4."/>
-      <w:lvlJc w:val="left"/>
-      <w:pPr>
-        <w:ind w:left="1760" w:hanging="440"/>
-      </w:pPr>
-    </w:lvl>
-    <w:lvl w:ilvl="4" w:tplc="04090019" w:tentative="1">
-      <w:start w:val="1"/>
-      <w:numFmt w:val="lowerLetter"/>
-      <w:lvlText w:val="%5)"/>
-      <w:lvlJc w:val="left"/>
-      <w:pPr>
-        <w:ind w:left="2200" w:hanging="440"/>
-      </w:pPr>
-    </w:lvl>
-    <w:lvl w:ilvl="5" w:tplc="0409001B" w:tentative="1">
-      <w:start w:val="1"/>
-      <w:numFmt w:val="lowerRoman"/>
-      <w:lvlText w:val="%6."/>
-      <w:lvlJc w:val="right"/>
-      <w:pPr>
-        <w:ind w:left="2640" w:hanging="440"/>
-      </w:pPr>
-    </w:lvl>
-    <w:lvl w:ilvl="6" w:tplc="0409000F" w:tentative="1">
-      <w:start w:val="1"/>
-      <w:numFmt w:val="decimal"/>
-      <w:lvlText w:val="%7."/>
-      <w:lvlJc w:val="left"/>
-      <w:pPr>
-        <w:ind w:left="3080" w:hanging="440"/>
-      </w:pPr>
-    </w:lvl>
-    <w:lvl w:ilvl="7" w:tplc="04090019" w:tentative="1">
-      <w:start w:val="1"/>
-      <w:numFmt w:val="lowerLetter"/>
-      <w:lvlText w:val="%8)"/>
-      <w:lvlJc w:val="left"/>
-      <w:pPr>
-        <w:ind w:left="3520" w:hanging="440"/>
-      </w:pPr>
-    </w:lvl>
-    <w:lvl w:ilvl="8" w:tplc="0409001B" w:tentative="1">
-      <w:start w:val="1"/>
-      <w:numFmt w:val="lowerRoman"/>
-      <w:lvlText w:val="%9."/>
-      <w:lvlJc w:val="right"/>
-      <w:pPr>
-        <w:ind w:left="3960" w:hanging="440"/>
-      </w:pPr>
-    </w:lvl>
-  </w:abstractNum>
-  <w:num w:numId="1" w16cid:durableId="80570476">
-    <w:abstractNumId w:val="2"/>
-  </w:num>
-  <w:num w:numId="2" w16cid:durableId="1448810404">
-    <w:abstractNumId w:val="0"/>
-  </w:num>
-  <w:num w:numId="3" w16cid:durableId="357702107">
-    <w:abstractNumId w:val="3"/>
-  </w:num>
-  <w:num w:numId="4" w16cid:durableId="466776824">
-    <w:abstractNumId w:val="1"/>
-  </w:num>
-</w:numbering>
-</file>
-
 <file path=word/styles.xml><?xml version="1.0" encoding="utf-8"?>
-<w:styles xmlns:mc="http://schemas.openxmlformats.org/markup-compatibility/2006" xmlns:r="http://schemas.openxmlformats.org/officeDocument/2006/relationships" xmlns:w="http://schemas.openxmlformats.org/wordprocessingml/2006/main" xmlns:w14="http://schemas.microsoft.com/office/word/2010/wordml" xmlns:w15="http://schemas.microsoft.com/office/word/2012/wordml" xmlns:w16cex="http://schemas.microsoft.com/office/word/2018/wordml/cex" xmlns:w16cid="http://schemas.microsoft.com/office/word/2016/wordml/cid" xmlns:w16="http://schemas.microsoft.com/office/word/2018/wordml" xmlns:w16du="http://schemas.microsoft.com/office/word/2023/wordml/word16du" xmlns:w16sdtdh="http://schemas.microsoft.com/office/word/2020/wordml/sdtdatahash" xmlns:w16sdtfl="http://schemas.microsoft.com/office/word/2024/wordml/sdtformatlock" xmlns:w16se="http://schemas.microsoft.com/office/word/2015/wordml/symex" mc:Ignorable="w14 w15 w16se w16cid w16 w16cex w16sdtdh w16sdtfl w16du">
+<w:styles xmlns:mc="http://schemas.openxmlformats.org/markup-compatibility/2006" xmlns:o="urn:schemas-microsoft-com:office:office" xmlns:r="http://schemas.openxmlformats.org/officeDocument/2006/relationships" xmlns:m="http://schemas.openxmlformats.org/officeDocument/2006/math" xmlns:v="urn:schemas-microsoft-com:vml" xmlns:w="http://schemas.openxmlformats.org/wordprocessingml/2006/main" xmlns:w14="http://schemas.microsoft.com/office/word/2010/wordml" xmlns:w10="urn:schemas-microsoft-com:office:word" xmlns:sl="http://schemas.openxmlformats.org/schemaLibrary/2006/main" xmlns:wpsCustomData="http://www.wps.cn/officeDocument/2013/wpsCustomData" mc:Ignorable="w14">
   <w:docDefaults>
     <w:rPrDefault>
       <w:rPr>
-        <w:rFonts w:ascii="Calibri" w:eastAsia="宋体" w:hAnsi="Calibri" w:cs="Times New Roman"/>
-        <w:lang w:val="en-US" w:eastAsia="zh-CN" w:bidi="ar-SA"/>
+        <w:rFonts w:ascii="Calibri" w:hAnsi="Calibri" w:eastAsia="宋体" w:cs="Times New Roman"/>
       </w:rPr>
     </w:rPrDefault>
     <w:pPrDefault/>
   </w:docDefaults>
-  <w:latentStyles w:defLockedState="0" w:defUIPriority="99" w:defSemiHidden="0" w:defUnhideWhenUsed="0" w:defQFormat="0" w:count="376">
-    <w:lsdException w:name="Normal" w:uiPriority="0" w:qFormat="1"/>
-    <w:lsdException w:name="heading 1" w:uiPriority="9" w:qFormat="1"/>
-    <w:lsdException w:name="heading 2" w:semiHidden="1" w:uiPriority="9" w:unhideWhenUsed="1" w:qFormat="1"/>
-    <w:lsdException w:name="heading 3" w:semiHidden="1" w:uiPriority="9" w:unhideWhenUsed="1" w:qFormat="1"/>
-    <w:lsdException w:name="heading 4" w:semiHidden="1" w:uiPriority="9" w:unhideWhenUsed="1" w:qFormat="1"/>
-    <w:lsdException w:name="heading 5" w:semiHidden="1" w:uiPriority="9" w:unhideWhenUsed="1" w:qFormat="1"/>
-    <w:lsdException w:name="heading 6" w:semiHidden="1" w:uiPriority="9" w:unhideWhenUsed="1" w:qFormat="1"/>
-    <w:lsdException w:name="heading 7" w:semiHidden="1" w:uiPriority="9" w:unhideWhenUsed="1" w:qFormat="1"/>
-    <w:lsdException w:name="heading 8" w:semiHidden="1" w:uiPriority="9" w:unhideWhenUsed="1" w:qFormat="1"/>
-    <w:lsdException w:name="heading 9" w:semiHidden="1" w:uiPriority="9" w:unhideWhenUsed="1" w:qFormat="1"/>
-    <w:lsdException w:name="index 1" w:semiHidden="1" w:unhideWhenUsed="1"/>
-    <w:lsdException w:name="index 2" w:semiHidden="1" w:unhideWhenUsed="1"/>
-    <w:lsdException w:name="index 3" w:semiHidden="1" w:unhideWhenUsed="1"/>
-    <w:lsdException w:name="index 4" w:semiHidden="1" w:unhideWhenUsed="1"/>
-    <w:lsdException w:name="index 5" w:semiHidden="1" w:unhideWhenUsed="1"/>
-    <w:lsdException w:name="index 6" w:semiHidden="1" w:unhideWhenUsed="1"/>
-    <w:lsdException w:name="index 7" w:semiHidden="1" w:unhideWhenUsed="1"/>
-    <w:lsdException w:name="index 8" w:semiHidden="1" w:unhideWhenUsed="1"/>
-    <w:lsdException w:name="index 9" w:semiHidden="1" w:unhideWhenUsed="1"/>
-    <w:lsdException w:name="toc 1" w:semiHidden="1" w:uiPriority="39" w:unhideWhenUsed="1"/>
-    <w:lsdException w:name="toc 2" w:semiHidden="1" w:uiPriority="39" w:unhideWhenUsed="1"/>
-    <w:lsdException w:name="toc 3" w:semiHidden="1" w:uiPriority="39" w:unhideWhenUsed="1"/>
-    <w:lsdException w:name="toc 4" w:semiHidden="1" w:uiPriority="39" w:unhideWhenUsed="1"/>
-    <w:lsdException w:name="toc 5" w:semiHidden="1" w:uiPriority="39" w:unhideWhenUsed="1"/>
-    <w:lsdException w:name="toc 6" w:semiHidden="1" w:uiPriority="39" w:unhideWhenUsed="1"/>
-    <w:lsdException w:name="toc 7" w:semiHidden="1" w:uiPriority="39" w:unhideWhenUsed="1"/>
-    <w:lsdException w:name="toc 8" w:semiHidden="1" w:uiPriority="39" w:unhideWhenUsed="1"/>
-    <w:lsdException w:name="toc 9" w:semiHidden="1" w:uiPriority="39" w:unhideWhenUsed="1"/>
-    <w:lsdException w:name="Normal Indent" w:semiHidden="1" w:unhideWhenUsed="1"/>
-    <w:lsdException w:name="footnote text" w:semiHidden="1" w:unhideWhenUsed="1"/>
-    <w:lsdException w:name="annotation text" w:unhideWhenUsed="1"/>
-    <w:lsdException w:name="header" w:unhideWhenUsed="1"/>
-    <w:lsdException w:name="footer" w:unhideWhenUsed="1"/>
-    <w:lsdException w:name="index heading" w:semiHidden="1" w:unhideWhenUsed="1"/>
-    <w:lsdException w:name="caption" w:semiHidden="1" w:uiPriority="35" w:unhideWhenUsed="1" w:qFormat="1"/>
-    <w:lsdException w:name="table of figures" w:semiHidden="1" w:unhideWhenUsed="1"/>
-    <w:lsdException w:name="envelope address" w:semiHidden="1" w:unhideWhenUsed="1"/>
-    <w:lsdException w:name="envelope return" w:semiHidden="1" w:unhideWhenUsed="1"/>
-    <w:lsdException w:name="footnote reference" w:semiHidden="1" w:unhideWhenUsed="1"/>
-    <w:lsdException w:name="annotation reference" w:semiHidden="1" w:unhideWhenUsed="1"/>
-    <w:lsdException w:name="line number" w:semiHidden="1" w:unhideWhenUsed="1"/>
-    <w:lsdException w:name="page number" w:semiHidden="1" w:unhideWhenUsed="1"/>
-    <w:lsdException w:name="endnote reference" w:semiHidden="1" w:unhideWhenUsed="1"/>
-    <w:lsdException w:name="endnote text" w:semiHidden="1" w:unhideWhenUsed="1"/>
-    <w:lsdException w:name="table of authorities" w:semiHidden="1" w:unhideWhenUsed="1"/>
-    <w:lsdException w:name="macro" w:semiHidden="1" w:unhideWhenUsed="1"/>
-    <w:lsdException w:name="toa heading" w:semiHidden="1" w:unhideWhenUsed="1"/>
-    <w:lsdException w:name="List" w:semiHidden="1" w:unhideWhenUsed="1"/>
-    <w:lsdException w:name="List Bullet" w:semiHidden="1" w:unhideWhenUsed="1"/>
-    <w:lsdException w:name="List Number" w:semiHidden="1" w:unhideWhenUsed="1"/>
-    <w:lsdException w:name="List 2" w:semiHidden="1" w:unhideWhenUsed="1"/>
-    <w:lsdException w:name="List 3" w:semiHidden="1" w:unhideWhenUsed="1"/>
-    <w:lsdException w:name="List 4" w:semiHidden="1" w:unhideWhenUsed="1"/>
-    <w:lsdException w:name="List 5" w:semiHidden="1" w:unhideWhenUsed="1"/>
-    <w:lsdException w:name="List Bullet 2" w:semiHidden="1" w:unhideWhenUsed="1"/>
-    <w:lsdException w:name="List Bullet 3" w:semiHidden="1" w:unhideWhenUsed="1"/>
-    <w:lsdException w:name="List Bullet 4" w:semiHidden="1" w:unhideWhenUsed="1"/>
-    <w:lsdException w:name="List Bullet 5" w:semiHidden="1" w:unhideWhenUsed="1"/>
-    <w:lsdException w:name="List Number 2" w:semiHidden="1" w:unhideWhenUsed="1"/>
-    <w:lsdException w:name="List Number 3" w:semiHidden="1" w:unhideWhenUsed="1"/>
-    <w:lsdException w:name="List Number 4" w:semiHidden="1" w:unhideWhenUsed="1"/>
-    <w:lsdException w:name="List Number 5" w:semiHidden="1" w:unhideWhenUsed="1"/>
-    <w:lsdException w:name="Title" w:uiPriority="10" w:qFormat="1"/>
-    <w:lsdException w:name="Closing" w:semiHidden="1" w:unhideWhenUsed="1"/>
-    <w:lsdException w:name="Signature" w:semiHidden="1" w:unhideWhenUsed="1"/>
-    <w:lsdException w:name="Default Paragraph Font" w:uiPriority="1" w:unhideWhenUsed="1"/>
-    <w:lsdException w:name="Body Text" w:semiHidden="1" w:unhideWhenUsed="1"/>
-    <w:lsdException w:name="Body Text Indent" w:semiHidden="1" w:unhideWhenUsed="1"/>
-    <w:lsdException w:name="List Continue" w:semiHidden="1" w:unhideWhenUsed="1"/>
-    <w:lsdException w:name="List Continue 2" w:semiHidden="1" w:unhideWhenUsed="1"/>
-    <w:lsdException w:name="List Continue 3" w:semiHidden="1" w:unhideWhenUsed="1"/>
-    <w:lsdException w:name="List Continue 4" w:semiHidden="1" w:unhideWhenUsed="1"/>
-    <w:lsdException w:name="List Continue 5" w:semiHidden="1" w:unhideWhenUsed="1"/>
-    <w:lsdException w:name="Message Header" w:semiHidden="1" w:unhideWhenUsed="1"/>
-    <w:lsdException w:name="Subtitle" w:uiPriority="11" w:qFormat="1"/>
-    <w:lsdException w:name="Salutation" w:semiHidden="1" w:unhideWhenUsed="1"/>
-    <w:lsdException w:name="Date" w:semiHidden="1" w:unhideWhenUsed="1"/>
-    <w:lsdException w:name="Body Text First Indent" w:semiHidden="1" w:unhideWhenUsed="1"/>
-    <w:lsdException w:name="Body Text First Indent 2" w:semiHidden="1" w:unhideWhenUsed="1"/>
-    <w:lsdException w:name="Note Heading" w:semiHidden="1" w:unhideWhenUsed="1"/>
-    <w:lsdException w:name="Body Text 2" w:semiHidden="1" w:unhideWhenUsed="1"/>
-    <w:lsdException w:name="Body Text 3" w:semiHidden="1" w:unhideWhenUsed="1"/>
-    <w:lsdException w:name="Body Text Indent 2" w:semiHidden="1" w:unhideWhenUsed="1"/>
-    <w:lsdException w:name="Body Text Indent 3" w:semiHidden="1" w:unhideWhenUsed="1"/>
-    <w:lsdException w:name="Block Text" w:semiHidden="1" w:unhideWhenUsed="1"/>
-    <w:lsdException w:name="Hyperlink" w:semiHidden="1" w:unhideWhenUsed="1"/>
-    <w:lsdException w:name="FollowedHyperlink" w:semiHidden="1" w:unhideWhenUsed="1"/>
-    <w:lsdException w:name="Strong" w:uiPriority="22" w:qFormat="1"/>
-    <w:lsdException w:name="Emphasis" w:uiPriority="20" w:qFormat="1"/>
-    <w:lsdException w:name="Document Map" w:semiHidden="1" w:unhideWhenUsed="1"/>
-    <w:lsdException w:name="Plain Text" w:semiHidden="1" w:unhideWhenUsed="1"/>
-    <w:lsdException w:name="E-mail Signature" w:semiHidden="1" w:unhideWhenUsed="1"/>
-    <w:lsdException w:name="HTML Top of Form" w:semiHidden="1" w:unhideWhenUsed="1"/>
-    <w:lsdException w:name="HTML Bottom of Form" w:semiHidden="1" w:unhideWhenUsed="1"/>
-    <w:lsdException w:name="Normal (Web)" w:semiHidden="1" w:unhideWhenUsed="1"/>
-    <w:lsdException w:name="HTML Acronym" w:semiHidden="1" w:unhideWhenUsed="1"/>
-    <w:lsdException w:name="HTML Address" w:semiHidden="1" w:unhideWhenUsed="1"/>
-    <w:lsdException w:name="HTML Cite" w:semiHidden="1" w:unhideWhenUsed="1"/>
-    <w:lsdException w:name="HTML Code" w:semiHidden="1" w:unhideWhenUsed="1"/>
-    <w:lsdException w:name="HTML Definition" w:semiHidden="1" w:unhideWhenUsed="1"/>
-    <w:lsdException w:name="HTML Keyboard" w:semiHidden="1" w:unhideWhenUsed="1"/>
-    <w:lsdException w:name="HTML Preformatted" w:semiHidden="1" w:unhideWhenUsed="1"/>
-    <w:lsdException w:name="HTML Sample" w:semiHidden="1" w:unhideWhenUsed="1"/>
-    <w:lsdException w:name="HTML Typewriter" w:semiHidden="1" w:unhideWhenUsed="1"/>
-    <w:lsdException w:name="HTML Variable" w:semiHidden="1" w:unhideWhenUsed="1"/>
-    <w:lsdException w:name="Normal Table" w:semiHidden="1" w:unhideWhenUsed="1"/>
-    <w:lsdException w:name="annotation subject" w:semiHidden="1" w:unhideWhenUsed="1"/>
-    <w:lsdException w:name="No List" w:semiHidden="1" w:unhideWhenUsed="1"/>
-    <w:lsdException w:name="Outline List 1" w:semiHidden="1" w:unhideWhenUsed="1"/>
-    <w:lsdException w:name="Outline List 2" w:semiHidden="1" w:unhideWhenUsed="1"/>
-    <w:lsdException w:name="Outline List 3" w:semiHidden="1" w:unhideWhenUsed="1"/>
-    <w:lsdException w:name="Table Simple 1" w:semiHidden="1" w:unhideWhenUsed="1"/>
-    <w:lsdException w:name="Table Simple 2" w:semiHidden="1" w:unhideWhenUsed="1"/>
-    <w:lsdException w:name="Table Simple 3" w:semiHidden="1" w:unhideWhenUsed="1"/>
-    <w:lsdException w:name="Table Classic 1" w:semiHidden="1" w:unhideWhenUsed="1"/>
-    <w:lsdException w:name="Table Classic 2" w:semiHidden="1" w:unhideWhenUsed="1"/>
-    <w:lsdException w:name="Table Classic 3" w:semiHidden="1" w:unhideWhenUsed="1"/>
-    <w:lsdException w:name="Table Classic 4" w:semiHidden="1" w:unhideWhenUsed="1"/>
-    <w:lsdException w:name="Table Colorful 1" w:semiHidden="1" w:unhideWhenUsed="1"/>
-    <w:lsdException w:name="Table Colorful 2" w:semiHidden="1" w:unhideWhenUsed="1"/>
-    <w:lsdException w:name="Table Colorful 3" w:semiHidden="1" w:unhideWhenUsed="1"/>
-    <w:lsdException w:name="Table Columns 1" w:semiHidden="1" w:unhideWhenUsed="1"/>
-    <w:lsdException w:name="Table Columns 2" w:semiHidden="1" w:unhideWhenUsed="1"/>
-    <w:lsdException w:name="Table Columns 3" w:semiHidden="1" w:unhideWhenUsed="1"/>
-    <w:lsdException w:name="Table Columns 4" w:semiHidden="1" w:unhideWhenUsed="1"/>
-    <w:lsdException w:name="Table Columns 5" w:semiHidden="1" w:unhideWhenUsed="1"/>
-    <w:lsdException w:name="Table Grid 1" w:semiHidden="1" w:unhideWhenUsed="1"/>
-    <w:lsdException w:name="Table Grid 2" w:semiHidden="1" w:unhideWhenUsed="1"/>
-    <w:lsdException w:name="Table Grid 3" w:semiHidden="1" w:unhideWhenUsed="1"/>
-    <w:lsdException w:name="Table Grid 4" w:semiHidden="1" w:unhideWhenUsed="1"/>
-    <w:lsdException w:name="Table Grid 5" w:semiHidden="1" w:unhideWhenUsed="1"/>
-    <w:lsdException w:name="Table Grid 6" w:semiHidden="1" w:unhideWhenUsed="1"/>
-    <w:lsdException w:name="Table Grid 7" w:semiHidden="1" w:unhideWhenUsed="1"/>
-    <w:lsdException w:name="Table Grid 8" w:semiHidden="1" w:unhideWhenUsed="1"/>
-    <w:lsdException w:name="Table List 1" w:semiHidden="1" w:unhideWhenUsed="1"/>
-    <w:lsdException w:name="Table List 2" w:semiHidden="1" w:unhideWhenUsed="1"/>
-    <w:lsdException w:name="Table List 3" w:semiHidden="1" w:unhideWhenUsed="1"/>
-    <w:lsdException w:name="Table List 4" w:semiHidden="1" w:unhideWhenUsed="1"/>
-    <w:lsdException w:name="Table List 5" w:semiHidden="1" w:unhideWhenUsed="1"/>
-    <w:lsdException w:name="Table List 6" w:semiHidden="1" w:unhideWhenUsed="1"/>
-    <w:lsdException w:name="Table List 7" w:semiHidden="1" w:unhideWhenUsed="1"/>
-    <w:lsdException w:name="Table List 8" w:semiHidden="1" w:unhideWhenUsed="1"/>
-    <w:lsdException w:name="Table 3D effects 1" w:semiHidden="1" w:unhideWhenUsed="1"/>
-    <w:lsdException w:name="Table 3D effects 2" w:semiHidden="1" w:unhideWhenUsed="1"/>
-    <w:lsdException w:name="Table 3D effects 3" w:semiHidden="1" w:unhideWhenUsed="1"/>
-    <w:lsdException w:name="Table Contemporary" w:semiHidden="1" w:unhideWhenUsed="1"/>
-    <w:lsdException w:name="Table Elegant" w:semiHidden="1" w:unhideWhenUsed="1"/>
-    <w:lsdException w:name="Table Professional" w:semiHidden="1" w:unhideWhenUsed="1"/>
-    <w:lsdException w:name="Table Subtle 1" w:semiHidden="1" w:unhideWhenUsed="1"/>
-    <w:lsdException w:name="Table Subtle 2" w:semiHidden="1" w:unhideWhenUsed="1"/>
-    <w:lsdException w:name="Table Web 1" w:semiHidden="1" w:unhideWhenUsed="1"/>
-    <w:lsdException w:name="Table Web 2" w:semiHidden="1" w:unhideWhenUsed="1"/>
-    <w:lsdException w:name="Table Web 3" w:semiHidden="1" w:unhideWhenUsed="1"/>
-    <w:lsdException w:name="Balloon Text" w:semiHidden="1" w:unhideWhenUsed="1"/>
-    <w:lsdException w:name="Table Grid" w:uiPriority="39"/>
-    <w:lsdException w:name="Table Theme" w:semiHidden="1" w:unhideWhenUsed="1"/>
-    <w:lsdException w:name="Placeholder Text" w:semiHidden="1" w:unhideWhenUsed="1"/>
-    <w:lsdException w:name="No Spacing" w:qFormat="1"/>
-    <w:lsdException w:name="Light Shading" w:uiPriority="60"/>
-    <w:lsdException w:name="Light List" w:uiPriority="61"/>
-    <w:lsdException w:name="Light Grid" w:uiPriority="62"/>
-    <w:lsdException w:name="Medium Shading 1" w:uiPriority="63"/>
-    <w:lsdException w:name="Medium Shading 2" w:uiPriority="64"/>
-    <w:lsdException w:name="Medium List 1" w:uiPriority="65"/>
-    <w:lsdException w:name="Medium List 2" w:uiPriority="66"/>
-    <w:lsdException w:name="Medium Grid 1" w:uiPriority="67"/>
-    <w:lsdException w:name="Medium Grid 2" w:uiPriority="68"/>
-    <w:lsdException w:name="Medium Grid 3" w:uiPriority="69"/>
-    <w:lsdException w:name="Dark List" w:uiPriority="70"/>
-    <w:lsdException w:name="Colorful Shading" w:uiPriority="71"/>
-    <w:lsdException w:name="Colorful List" w:uiPriority="72"/>
-    <w:lsdException w:name="Colorful Grid" w:uiPriority="73"/>
-    <w:lsdException w:name="Light Shading Accent 1" w:uiPriority="60"/>
-    <w:lsdException w:name="Light List Accent 1" w:uiPriority="61"/>
-    <w:lsdException w:name="Light Grid Accent 1" w:uiPriority="62"/>
-    <w:lsdException w:name="Medium Shading 1 Accent 1" w:uiPriority="63"/>
-    <w:lsdException w:name="Medium Shading 2 Accent 1" w:uiPriority="64"/>
-    <w:lsdException w:name="Medium List 1 Accent 1" w:uiPriority="65"/>
-    <w:lsdException w:name="Revision" w:semiHidden="1" w:unhideWhenUsed="1"/>
-    <w:lsdException w:name="List Paragraph" w:uiPriority="34" w:qFormat="1"/>
-    <w:lsdException w:name="Quote" w:qFormat="1"/>
-    <w:lsdException w:name="Intense Quote" w:qFormat="1"/>
-    <w:lsdException w:name="Medium List 2 Accent 1" w:uiPriority="66"/>
-    <w:lsdException w:name="Medium Grid 1 Accent 1" w:uiPriority="67"/>
-    <w:lsdException w:name="Medium Grid 2 Accent 1" w:uiPriority="68"/>
-    <w:lsdException w:name="Medium Grid 3 Accent 1" w:uiPriority="69"/>
-    <w:lsdException w:name="Dark List Accent 1" w:uiPriority="70"/>
-    <w:lsdException w:name="Colorful Shading Accent 1" w:uiPriority="71"/>
-    <w:lsdException w:name="Colorful List Accent 1" w:uiPriority="72"/>
-    <w:lsdException w:name="Colorful Grid Accent 1" w:uiPriority="73"/>
-    <w:lsdException w:name="Light Shading Accent 2" w:uiPriority="60"/>
-    <w:lsdException w:name="Light List Accent 2" w:uiPriority="61"/>
-    <w:lsdException w:name="Light Grid Accent 2" w:uiPriority="62"/>
-    <w:lsdException w:name="Medium Shading 1 Accent 2" w:uiPriority="63"/>
-    <w:lsdException w:name="Medium Shading 2 Accent 2" w:uiPriority="64"/>
-    <w:lsdException w:name="Medium List 1 Accent 2" w:uiPriority="65"/>
-    <w:lsdException w:name="Medium List 2 Accent 2" w:uiPriority="66"/>
-    <w:lsdException w:name="Medium Grid 1 Accent 2" w:uiPriority="67"/>
-    <w:lsdException w:name="Medium Grid 2 Accent 2" w:uiPriority="68"/>
-    <w:lsdException w:name="Medium Grid 3 Accent 2" w:uiPriority="69"/>
-    <w:lsdException w:name="Dark List Accent 2" w:uiPriority="70"/>
-    <w:lsdException w:name="Colorful Shading Accent 2" w:uiPriority="71"/>
-    <w:lsdException w:name="Colorful List Accent 2" w:uiPriority="72"/>
-    <w:lsdException w:name="Colorful Grid Accent 2" w:uiPriority="73"/>
-    <w:lsdException w:name="Light Shading Accent 3" w:uiPriority="60"/>
-    <w:lsdException w:name="Light List Accent 3" w:uiPriority="61"/>
-    <w:lsdException w:name="Light Grid Accent 3" w:uiPriority="62"/>
-    <w:lsdException w:name="Medium Shading 1 Accent 3" w:uiPriority="63"/>
-    <w:lsdException w:name="Medium Shading 2 Accent 3" w:uiPriority="64"/>
-    <w:lsdException w:name="Medium List 1 Accent 3" w:uiPriority="65"/>
-    <w:lsdException w:name="Medium List 2 Accent 3" w:uiPriority="66"/>
-    <w:lsdException w:name="Medium Grid 1 Accent 3" w:uiPriority="67"/>
-    <w:lsdException w:name="Medium Grid 2 Accent 3" w:uiPriority="68"/>
-    <w:lsdException w:name="Medium Grid 3 Accent 3" w:uiPriority="69"/>
-    <w:lsdException w:name="Dark List Accent 3" w:uiPriority="70"/>
-    <w:lsdException w:name="Colorful Shading Accent 3" w:uiPriority="71"/>
-    <w:lsdException w:name="Colorful List Accent 3" w:uiPriority="72"/>
-    <w:lsdException w:name="Colorful Grid Accent 3" w:uiPriority="73"/>
-    <w:lsdException w:name="Light Shading Accent 4" w:uiPriority="60"/>
-    <w:lsdException w:name="Light List Accent 4" w:uiPriority="61"/>
-    <w:lsdException w:name="Light Grid Accent 4" w:uiPriority="62"/>
-    <w:lsdException w:name="Medium Shading 1 Accent 4" w:uiPriority="63"/>
-    <w:lsdException w:name="Medium Shading 2 Accent 4" w:uiPriority="64"/>
-    <w:lsdException w:name="Medium List 1 Accent 4" w:uiPriority="65"/>
-    <w:lsdException w:name="Medium List 2 Accent 4" w:uiPriority="66"/>
-    <w:lsdException w:name="Medium Grid 1 Accent 4" w:uiPriority="67"/>
-    <w:lsdException w:name="Medium Grid 2 Accent 4" w:uiPriority="68"/>
-    <w:lsdException w:name="Medium Grid 3 Accent 4" w:uiPriority="69"/>
-    <w:lsdException w:name="Dark List Accent 4" w:uiPriority="70"/>
-    <w:lsdException w:name="Colorful Shading Accent 4" w:uiPriority="71"/>
-    <w:lsdException w:name="Colorful List Accent 4" w:uiPriority="72"/>
-    <w:lsdException w:name="Colorful Grid Accent 4" w:uiPriority="73"/>
-    <w:lsdException w:name="Light Shading Accent 5" w:uiPriority="60"/>
-    <w:lsdException w:name="Light List Accent 5" w:uiPriority="61"/>
-    <w:lsdException w:name="Light Grid Accent 5" w:uiPriority="62"/>
-    <w:lsdException w:name="Medium Shading 1 Accent 5" w:uiPriority="63"/>
-    <w:lsdException w:name="Medium Shading 2 Accent 5" w:uiPriority="64"/>
-    <w:lsdException w:name="Medium List 1 Accent 5" w:uiPriority="65"/>
-    <w:lsdException w:name="Medium List 2 Accent 5" w:uiPriority="66"/>
-    <w:lsdException w:name="Medium Grid 1 Accent 5" w:uiPriority="67"/>
-    <w:lsdException w:name="Medium Grid 2 Accent 5" w:uiPriority="68"/>
-    <w:lsdException w:name="Medium Grid 3 Accent 5" w:uiPriority="69"/>
-    <w:lsdException w:name="Dark List Accent 5" w:uiPriority="70"/>
-    <w:lsdException w:name="Colorful Shading Accent 5" w:uiPriority="71"/>
-    <w:lsdException w:name="Colorful List Accent 5" w:uiPriority="72"/>
-    <w:lsdException w:name="Colorful Grid Accent 5" w:uiPriority="73"/>
-    <w:lsdException w:name="Light Shading Accent 6" w:uiPriority="60"/>
-    <w:lsdException w:name="Light List Accent 6" w:uiPriority="61"/>
-    <w:lsdException w:name="Light Grid Accent 6" w:uiPriority="62"/>
-    <w:lsdException w:name="Medium Shading 1 Accent 6" w:uiPriority="63"/>
-    <w:lsdException w:name="Medium Shading 2 Accent 6" w:uiPriority="64"/>
-    <w:lsdException w:name="Medium List 1 Accent 6" w:uiPriority="65"/>
-    <w:lsdException w:name="Medium List 2 Accent 6" w:uiPriority="66"/>
-    <w:lsdException w:name="Medium Grid 1 Accent 6" w:uiPriority="67"/>
-    <w:lsdException w:name="Medium Grid 2 Accent 6" w:uiPriority="68"/>
-    <w:lsdException w:name="Medium Grid 3 Accent 6" w:uiPriority="69"/>
-    <w:lsdException w:name="Dark List Accent 6" w:uiPriority="70"/>
-    <w:lsdException w:name="Colorful Shading Accent 6" w:uiPriority="71"/>
-    <w:lsdException w:name="Colorful List Accent 6" w:uiPriority="72"/>
-    <w:lsdException w:name="Colorful Grid Accent 6" w:uiPriority="73"/>
-    <w:lsdException w:name="Subtle Emphasis" w:uiPriority="19" w:qFormat="1"/>
-    <w:lsdException w:name="Intense Emphasis" w:uiPriority="21" w:qFormat="1"/>
-    <w:lsdException w:name="Subtle Reference" w:uiPriority="31" w:qFormat="1"/>
-    <w:lsdException w:name="Intense Reference" w:uiPriority="32" w:qFormat="1"/>
-    <w:lsdException w:name="Book Title" w:uiPriority="33" w:qFormat="1"/>
-    <w:lsdException w:name="Bibliography" w:semiHidden="1" w:uiPriority="37" w:unhideWhenUsed="1"/>
-    <w:lsdException w:name="TOC Heading" w:semiHidden="1" w:uiPriority="39" w:unhideWhenUsed="1" w:qFormat="1"/>
-    <w:lsdException w:name="Plain Table 1" w:uiPriority="41"/>
-    <w:lsdException w:name="Plain Table 2" w:uiPriority="42"/>
-    <w:lsdException w:name="Plain Table 3" w:uiPriority="43"/>
-    <w:lsdException w:name="Plain Table 4" w:uiPriority="44"/>
-    <w:lsdException w:name="Plain Table 5" w:uiPriority="45"/>
-    <w:lsdException w:name="Grid Table Light" w:uiPriority="40"/>
-    <w:lsdException w:name="Grid Table 1 Light" w:uiPriority="46"/>
-    <w:lsdException w:name="Grid Table 2" w:uiPriority="47"/>
-    <w:lsdException w:name="Grid Table 3" w:uiPriority="48"/>
-    <w:lsdException w:name="Grid Table 4" w:uiPriority="49"/>
-    <w:lsdException w:name="Grid Table 5 Dark" w:uiPriority="50"/>
-    <w:lsdException w:name="Grid Table 6 Colorful" w:uiPriority="51"/>
-    <w:lsdException w:name="Grid Table 7 Colorful" w:uiPriority="52"/>
-    <w:lsdException w:name="Grid Table 1 Light Accent 1" w:uiPriority="46"/>
-    <w:lsdException w:name="Grid Table 2 Accent 1" w:uiPriority="47"/>
-    <w:lsdException w:name="Grid Table 3 Accent 1" w:uiPriority="48"/>
-    <w:lsdException w:name="Grid Table 4 Accent 1" w:uiPriority="49"/>
-    <w:lsdException w:name="Grid Table 5 Dark Accent 1" w:uiPriority="50"/>
-    <w:lsdException w:name="Grid Table 6 Colorful Accent 1" w:uiPriority="51"/>
-    <w:lsdException w:name="Grid Table 7 Colorful Accent 1" w:uiPriority="52"/>
-    <w:lsdException w:name="Grid Table 1 Light Accent 2" w:uiPriority="46"/>
-    <w:lsdException w:name="Grid Table 2 Accent 2" w:uiPriority="47"/>
-    <w:lsdException w:name="Grid Table 3 Accent 2" w:uiPriority="48"/>
-    <w:lsdException w:name="Grid Table 4 Accent 2" w:uiPriority="49"/>
-    <w:lsdException w:name="Grid Table 5 Dark Accent 2" w:uiPriority="50"/>
-    <w:lsdException w:name="Grid Table 6 Colorful Accent 2" w:uiPriority="51"/>
-    <w:lsdException w:name="Grid Table 7 Colorful Accent 2" w:uiPriority="52"/>
-    <w:lsdException w:name="Grid Table 1 Light Accent 3" w:uiPriority="46"/>
-    <w:lsdException w:name="Grid Table 2 Accent 3" w:uiPriority="47"/>
-    <w:lsdException w:name="Grid Table 3 Accent 3" w:uiPriority="48"/>
-    <w:lsdException w:name="Grid Table 4 Accent 3" w:uiPriority="49"/>
-    <w:lsdException w:name="Grid Table 5 Dark Accent 3" w:uiPriority="50"/>
-    <w:lsdException w:name="Grid Table 6 Colorful Accent 3" w:uiPriority="51"/>
-    <w:lsdException w:name="Grid Table 7 Colorful Accent 3" w:uiPriority="52"/>
-    <w:lsdException w:name="Grid Table 1 Light Accent 4" w:uiPriority="46"/>
-    <w:lsdException w:name="Grid Table 2 Accent 4" w:uiPriority="47"/>
-    <w:lsdException w:name="Grid Table 3 Accent 4" w:uiPriority="48"/>
-    <w:lsdException w:name="Grid Table 4 Accent 4" w:uiPriority="49"/>
-    <w:lsdException w:name="Grid Table 5 Dark Accent 4" w:uiPriority="50"/>
-    <w:lsdException w:name="Grid Table 6 Colorful Accent 4" w:uiPriority="51"/>
-    <w:lsdException w:name="Grid Table 7 Colorful Accent 4" w:uiPriority="52"/>
-    <w:lsdException w:name="Grid Table 1 Light Accent 5" w:uiPriority="46"/>
-    <w:lsdException w:name="Grid Table 2 Accent 5" w:uiPriority="47"/>
-    <w:lsdException w:name="Grid Table 3 Accent 5" w:uiPriority="48"/>
-    <w:lsdException w:name="Grid Table 4 Accent 5" w:uiPriority="49"/>
-    <w:lsdException w:name="Grid Table 5 Dark Accent 5" w:uiPriority="50"/>
-    <w:lsdException w:name="Grid Table 6 Colorful Accent 5" w:uiPriority="51"/>
-    <w:lsdException w:name="Grid Table 7 Colorful Accent 5" w:uiPriority="52"/>
-    <w:lsdException w:name="Grid Table 1 Light Accent 6" w:uiPriority="46"/>
-    <w:lsdException w:name="Grid Table 2 Accent 6" w:uiPriority="47"/>
-    <w:lsdException w:name="Grid Table 3 Accent 6" w:uiPriority="48"/>
-    <w:lsdException w:name="Grid Table 4 Accent 6" w:uiPriority="49"/>
-    <w:lsdException w:name="Grid Table 5 Dark Accent 6" w:uiPriority="50"/>
-    <w:lsdException w:name="Grid Table 6 Colorful Accent 6" w:uiPriority="51"/>
-    <w:lsdException w:name="Grid Table 7 Colorful Accent 6" w:uiPriority="52"/>
-    <w:lsdException w:name="List Table 1 Light" w:uiPriority="46"/>
-    <w:lsdException w:name="List Table 2" w:uiPriority="47"/>
-    <w:lsdException w:name="List Table 3" w:uiPriority="48"/>
-    <w:lsdException w:name="List Table 4" w:uiPriority="49"/>
-    <w:lsdException w:name="List Table 5 Dark" w:uiPriority="50"/>
-    <w:lsdException w:name="List Table 6 Colorful" w:uiPriority="51"/>
-    <w:lsdException w:name="List Table 7 Colorful" w:uiPriority="52"/>
-    <w:lsdException w:name="List Table 1 Light Accent 1" w:uiPriority="46"/>
-    <w:lsdException w:name="List Table 2 Accent 1" w:uiPriority="47"/>
-    <w:lsdException w:name="List Table 3 Accent 1" w:uiPriority="48"/>
-    <w:lsdException w:name="List Table 4 Accent 1" w:uiPriority="49"/>
-    <w:lsdException w:name="List Table 5 Dark Accent 1" w:uiPriority="50"/>
-    <w:lsdException w:name="List Table 6 Colorful Accent 1" w:uiPriority="51"/>
-    <w:lsdException w:name="List Table 7 Colorful Accent 1" w:uiPriority="52"/>
-    <w:lsdException w:name="List Table 1 Light Accent 2" w:uiPriority="46"/>
-    <w:lsdException w:name="List Table 2 Accent 2" w:uiPriority="47"/>
-    <w:lsdException w:name="List Table 3 Accent 2" w:uiPriority="48"/>
-    <w:lsdException w:name="List Table 4 Accent 2" w:uiPriority="49"/>
-    <w:lsdException w:name="List Table 5 Dark Accent 2" w:uiPriority="50"/>
-    <w:lsdException w:name="List Table 6 Colorful Accent 2" w:uiPriority="51"/>
-    <w:lsdException w:name="List Table 7 Colorful Accent 2" w:uiPriority="52"/>
-    <w:lsdException w:name="List Table 1 Light Accent 3" w:uiPriority="46"/>
-    <w:lsdException w:name="List Table 2 Accent 3" w:uiPriority="47"/>
-    <w:lsdException w:name="List Table 3 Accent 3" w:uiPriority="48"/>
-    <w:lsdException w:name="List Table 4 Accent 3" w:uiPriority="49"/>
-    <w:lsdException w:name="List Table 5 Dark Accent 3" w:uiPriority="50"/>
-    <w:lsdException w:name="List Table 6 Colorful Accent 3" w:uiPriority="51"/>
-    <w:lsdException w:name="List Table 7 Colorful Accent 3" w:uiPriority="52"/>
-    <w:lsdException w:name="List Table 1 Light Accent 4" w:uiPriority="46"/>
-    <w:lsdException w:name="List Table 2 Accent 4" w:uiPriority="47"/>
-    <w:lsdException w:name="List Table 3 Accent 4" w:uiPriority="48"/>
-    <w:lsdException w:name="List Table 4 Accent 4" w:uiPriority="49"/>
-    <w:lsdException w:name="List Table 5 Dark Accent 4" w:uiPriority="50"/>
-    <w:lsdException w:name="List Table 6 Colorful Accent 4" w:uiPriority="51"/>
-    <w:lsdException w:name="List Table 7 Colorful Accent 4" w:uiPriority="52"/>
-    <w:lsdException w:name="List Table 1 Light Accent 5" w:uiPriority="46"/>
-    <w:lsdException w:name="List Table 2 Accent 5" w:uiPriority="47"/>
-    <w:lsdException w:name="List Table 3 Accent 5" w:uiPriority="48"/>
-    <w:lsdException w:name="List Table 4 Accent 5" w:uiPriority="49"/>
-    <w:lsdException w:name="List Table 5 Dark Accent 5" w:uiPriority="50"/>
-    <w:lsdException w:name="List Table 6 Colorful Accent 5" w:uiPriority="51"/>
-    <w:lsdException w:name="List Table 7 Colorful Accent 5" w:uiPriority="52"/>
-    <w:lsdException w:name="List Table 1 Light Accent 6" w:uiPriority="46"/>
-    <w:lsdException w:name="List Table 2 Accent 6" w:uiPriority="47"/>
-    <w:lsdException w:name="List Table 3 Accent 6" w:uiPriority="48"/>
-    <w:lsdException w:name="List Table 4 Accent 6" w:uiPriority="49"/>
-    <w:lsdException w:name="List Table 5 Dark Accent 6" w:uiPriority="50"/>
-    <w:lsdException w:name="List Table 6 Colorful Accent 6" w:uiPriority="51"/>
-    <w:lsdException w:name="List Table 7 Colorful Accent 6" w:uiPriority="52"/>
-    <w:lsdException w:name="Mention" w:semiHidden="1" w:unhideWhenUsed="1"/>
-    <w:lsdException w:name="Smart Hyperlink" w:semiHidden="1" w:unhideWhenUsed="1"/>
-    <w:lsdException w:name="Hashtag" w:semiHidden="1" w:unhideWhenUsed="1"/>
-    <w:lsdException w:name="Unresolved Mention" w:semiHidden="1" w:unhideWhenUsed="1"/>
-    <w:lsdException w:name="Smart Link" w:semiHidden="1" w:unhideWhenUsed="1"/>
+  <w:latentStyles w:count="260" w:defQFormat="0" w:defUnhideWhenUsed="1" w:defSemiHidden="1" w:defUIPriority="99" w:defLockedState="0">
+    <w:lsdException w:qFormat="1" w:unhideWhenUsed="0" w:uiPriority="0" w:semiHidden="0" w:name="Normal"/>
+    <w:lsdException w:qFormat="1" w:unhideWhenUsed="0" w:uiPriority="9" w:semiHidden="0" w:name="heading 1"/>
+    <w:lsdException w:qFormat="1" w:uiPriority="9" w:name="heading 2"/>
+    <w:lsdException w:qFormat="1" w:uiPriority="9" w:name="heading 3"/>
+    <w:lsdException w:qFormat="1" w:uiPriority="9" w:name="heading 4"/>
+    <w:lsdException w:qFormat="1" w:uiPriority="9" w:name="heading 5"/>
+    <w:lsdException w:qFormat="1" w:uiPriority="9" w:name="heading 6"/>
+    <w:lsdException w:qFormat="1" w:uiPriority="9" w:name="heading 7"/>
+    <w:lsdException w:qFormat="1" w:uiPriority="9" w:name="heading 8"/>
+    <w:lsdException w:qFormat="1" w:uiPriority="9" w:name="heading 9"/>
+    <w:lsdException w:uiPriority="99" w:name="index 1"/>
+    <w:lsdException w:uiPriority="99" w:name="index 2"/>
+    <w:lsdException w:uiPriority="99" w:name="index 3"/>
+    <w:lsdException w:uiPriority="99" w:name="index 4"/>
+    <w:lsdException w:uiPriority="99" w:name="index 5"/>
+    <w:lsdException w:uiPriority="99" w:name="index 6"/>
+    <w:lsdException w:uiPriority="99" w:name="index 7"/>
+    <w:lsdException w:uiPriority="99" w:name="index 8"/>
+    <w:lsdException w:uiPriority="99" w:name="index 9"/>
+    <w:lsdException w:uiPriority="39" w:name="toc 1"/>
+    <w:lsdException w:uiPriority="39" w:name="toc 2"/>
+    <w:lsdException w:uiPriority="39" w:name="toc 3"/>
+    <w:lsdException w:uiPriority="39" w:name="toc 4"/>
+    <w:lsdException w:uiPriority="39" w:name="toc 5"/>
+    <w:lsdException w:uiPriority="39" w:name="toc 6"/>
+    <w:lsdException w:uiPriority="39" w:name="toc 7"/>
+    <w:lsdException w:uiPriority="39" w:name="toc 8"/>
+    <w:lsdException w:uiPriority="39" w:name="toc 9"/>
+    <w:lsdException w:uiPriority="99" w:name="Normal Indent"/>
+    <w:lsdException w:uiPriority="99" w:name="footnote text"/>
+    <w:lsdException w:uiPriority="99" w:semiHidden="0" w:name="annotation text"/>
+    <w:lsdException w:uiPriority="99" w:semiHidden="0" w:name="header"/>
+    <w:lsdException w:uiPriority="99" w:semiHidden="0" w:name="footer"/>
+    <w:lsdException w:uiPriority="99" w:name="index heading"/>
+    <w:lsdException w:qFormat="1" w:uiPriority="35" w:name="caption"/>
+    <w:lsdException w:uiPriority="99" w:name="table of figures"/>
+    <w:lsdException w:uiPriority="99" w:name="envelope address"/>
+    <w:lsdException w:uiPriority="99" w:name="envelope return"/>
+    <w:lsdException w:uiPriority="99" w:name="footnote reference"/>
+    <w:lsdException w:uiPriority="99" w:name="annotation reference"/>
+    <w:lsdException w:uiPriority="99" w:name="line number"/>
+    <w:lsdException w:uiPriority="99" w:name="page number"/>
+    <w:lsdException w:uiPriority="99" w:name="endnote reference"/>
+    <w:lsdException w:uiPriority="99" w:name="endnote text"/>
+    <w:lsdException w:uiPriority="99" w:name="table of authorities"/>
+    <w:lsdException w:uiPriority="99" w:name="macro"/>
+    <w:lsdException w:uiPriority="99" w:name="toa heading"/>
+    <w:lsdException w:uiPriority="99" w:name="List"/>
+    <w:lsdException w:uiPriority="99" w:name="List Bullet"/>
+    <w:lsdException w:uiPriority="99" w:name="List Number"/>
+    <w:lsdException w:uiPriority="99" w:name="List 2"/>
+    <w:lsdException w:uiPriority="99" w:name="List 3"/>
+    <w:lsdException w:uiPriority="99" w:name="List 4"/>
+    <w:lsdException w:uiPriority="99" w:name="List 5"/>
+    <w:lsdException w:uiPriority="99" w:name="List Bullet 2"/>
+    <w:lsdException w:uiPriority="99" w:name="List Bullet 3"/>
+    <w:lsdException w:uiPriority="99" w:name="List Bullet 4"/>
+    <w:lsdException w:uiPriority="99" w:name="List Bullet 5"/>
+    <w:lsdException w:uiPriority="99" w:name="List Number 2"/>
+    <w:lsdException w:uiPriority="99" w:name="List Number 3"/>
+    <w:lsdException w:uiPriority="99" w:name="List Number 4"/>
+    <w:lsdException w:uiPriority="99" w:name="List Number 5"/>
+    <w:lsdException w:qFormat="1" w:unhideWhenUsed="0" w:uiPriority="10" w:semiHidden="0" w:name="Title"/>
+    <w:lsdException w:uiPriority="99" w:name="Closing"/>
+    <w:lsdException w:uiPriority="99" w:name="Signature"/>
+    <w:lsdException w:uiPriority="1" w:name="Default Paragraph Font"/>
+    <w:lsdException w:uiPriority="99" w:name="Body Text"/>
+    <w:lsdException w:uiPriority="99" w:name="Body Text Indent"/>
+    <w:lsdException w:uiPriority="99" w:name="List Continue"/>
+    <w:lsdException w:uiPriority="99" w:name="List Continue 2"/>
+    <w:lsdException w:uiPriority="99" w:name="List Continue 3"/>
+    <w:lsdException w:uiPriority="99" w:name="List Continue 4"/>
+    <w:lsdException w:uiPriority="99" w:name="List Continue 5"/>
+    <w:lsdException w:uiPriority="99" w:name="Message Header"/>
+    <w:lsdException w:qFormat="1" w:unhideWhenUsed="0" w:uiPriority="11" w:semiHidden="0" w:name="Subtitle"/>
+    <w:lsdException w:uiPriority="99" w:name="Salutation"/>
+    <w:lsdException w:uiPriority="99" w:name="Date"/>
+    <w:lsdException w:uiPriority="99" w:name="Body Text First Indent"/>
+    <w:lsdException w:uiPriority="99" w:name="Body Text First Indent 2"/>
+    <w:lsdException w:uiPriority="99" w:name="Note Heading"/>
+    <w:lsdException w:uiPriority="99" w:name="Body Text 2"/>
+    <w:lsdException w:uiPriority="99" w:name="Body Text 3"/>
+    <w:lsdException w:uiPriority="99" w:name="Body Text Indent 2"/>
+    <w:lsdException w:uiPriority="99" w:name="Body Text Indent 3"/>
+    <w:lsdException w:uiPriority="99" w:name="Block Text"/>
+    <w:lsdException w:uiPriority="99" w:name="Hyperlink"/>
+    <w:lsdException w:uiPriority="99" w:name="FollowedHyperlink"/>
+    <w:lsdException w:qFormat="1" w:unhideWhenUsed="0" w:uiPriority="22" w:semiHidden="0" w:name="Strong"/>
+    <w:lsdException w:qFormat="1" w:unhideWhenUsed="0" w:uiPriority="20" w:semiHidden="0" w:name="Emphasis"/>
+    <w:lsdException w:uiPriority="99" w:name="Document Map"/>
+    <w:lsdException w:uiPriority="99" w:name="Plain Text"/>
+    <w:lsdException w:uiPriority="99" w:name="E-mail Signature"/>
+    <w:lsdException w:uiPriority="99" w:name="Normal (Web)"/>
+    <w:lsdException w:uiPriority="99" w:name="HTML Acronym"/>
+    <w:lsdException w:uiPriority="99" w:name="HTML Address"/>
+    <w:lsdException w:uiPriority="99" w:name="HTML Cite"/>
+    <w:lsdException w:uiPriority="99" w:name="HTML Code"/>
+    <w:lsdException w:uiPriority="99" w:name="HTML Definition"/>
+    <w:lsdException w:uiPriority="99" w:name="HTML Keyboard"/>
+    <w:lsdException w:uiPriority="99" w:name="HTML Preformatted"/>
+    <w:lsdException w:uiPriority="99" w:name="HTML Sample"/>
+    <w:lsdException w:uiPriority="99" w:name="HTML Typewriter"/>
+    <w:lsdException w:uiPriority="99" w:name="HTML Variable"/>
+    <w:lsdException w:uiPriority="99" w:name="Normal Table"/>
+    <w:lsdException w:uiPriority="99" w:name="annotation subject"/>
+    <w:lsdException w:uiPriority="99" w:name="Table Simple 1"/>
+    <w:lsdException w:uiPriority="99" w:name="Table Simple 2"/>
+    <w:lsdException w:uiPriority="99" w:name="Table Simple 3"/>
+    <w:lsdException w:uiPriority="99" w:name="Table Classic 1"/>
+    <w:lsdException w:uiPriority="99" w:name="Table Classic 2"/>
+    <w:lsdException w:uiPriority="99" w:name="Table Classic 3"/>
+    <w:lsdException w:uiPriority="99" w:name="Table Classic 4"/>
+    <w:lsdException w:uiPriority="99" w:name="Table Colorful 1"/>
+    <w:lsdException w:uiPriority="99" w:name="Table Colorful 2"/>
+    <w:lsdException w:uiPriority="99" w:name="Table Colorful 3"/>
+    <w:lsdException w:uiPriority="99" w:name="Table Columns 1"/>
+    <w:lsdException w:uiPriority="99" w:name="Table Columns 2"/>
+    <w:lsdException w:uiPriority="99" w:name="Table Columns 3"/>
+    <w:lsdException w:uiPriority="99" w:name="Table Columns 4"/>
+    <w:lsdException w:uiPriority="99" w:name="Table Columns 5"/>
+    <w:lsdException w:uiPriority="99" w:name="Table Grid 1"/>
+    <w:lsdException w:uiPriority="99" w:name="Table Grid 2"/>
+    <w:lsdException w:uiPriority="99" w:name="Table Grid 3"/>
+    <w:lsdException w:uiPriority="99" w:name="Table Grid 4"/>
+    <w:lsdException w:uiPriority="99" w:name="Table Grid 5"/>
+    <w:lsdException w:uiPriority="99" w:name="Table Grid 6"/>
+    <w:lsdException w:uiPriority="99" w:name="Table Grid 7"/>
+    <w:lsdException w:uiPriority="99" w:name="Table Grid 8"/>
+    <w:lsdException w:uiPriority="99" w:name="Table List 1"/>
+    <w:lsdException w:uiPriority="99" w:name="Table List 2"/>
+    <w:lsdException w:uiPriority="99" w:name="Table List 3"/>
+    <w:lsdException w:uiPriority="99" w:name="Table List 4"/>
+    <w:lsdException w:uiPriority="99" w:name="Table List 5"/>
+    <w:lsdException w:uiPriority="99" w:name="Table List 6"/>
+    <w:lsdException w:uiPriority="99" w:name="Table List 7"/>
+    <w:lsdException w:uiPriority="99" w:name="Table List 8"/>
+    <w:lsdException w:uiPriority="99" w:name="Table 3D effects 1"/>
+    <w:lsdException w:uiPriority="99" w:name="Table 3D effects 2"/>
+    <w:lsdException w:uiPriority="99" w:name="Table 3D effects 3"/>
+    <w:lsdException w:uiPriority="99" w:name="Table Contemporary"/>
+    <w:lsdException w:uiPriority="99" w:name="Table Elegant"/>
+    <w:lsdException w:uiPriority="99" w:name="Table Professional"/>
+    <w:lsdException w:uiPriority="99" w:name="Table Subtle 1"/>
+    <w:lsdException w:uiPriority="99" w:name="Table Subtle 2"/>
+    <w:lsdException w:uiPriority="99" w:name="Table Web 1"/>
+    <w:lsdException w:uiPriority="99" w:name="Table Web 2"/>
+    <w:lsdException w:uiPriority="99" w:name="Table Web 3"/>
+    <w:lsdException w:uiPriority="99" w:name="Balloon Text"/>
+    <w:lsdException w:unhideWhenUsed="0" w:uiPriority="39" w:semiHidden="0" w:name="Table Grid"/>
+    <w:lsdException w:uiPriority="99" w:name="Table Theme"/>
+    <w:lsdException w:unhideWhenUsed="0" w:uiPriority="60" w:semiHidden="0" w:name="Light Shading"/>
+    <w:lsdException w:unhideWhenUsed="0" w:uiPriority="61" w:semiHidden="0" w:name="Light List"/>
+    <w:lsdException w:unhideWhenUsed="0" w:uiPriority="62" w:semiHidden="0" w:name="Light Grid"/>
+    <w:lsdException w:unhideWhenUsed="0" w:uiPriority="63" w:semiHidden="0" w:name="Medium Shading 1"/>
+    <w:lsdException w:unhideWhenUsed="0" w:uiPriority="64" w:semiHidden="0" w:name="Medium Shading 2"/>
+    <w:lsdException w:unhideWhenUsed="0" w:uiPriority="65" w:semiHidden="0" w:name="Medium List 1"/>
+    <w:lsdException w:unhideWhenUsed="0" w:uiPriority="66" w:semiHidden="0" w:name="Medium List 2"/>
+    <w:lsdException w:unhideWhenUsed="0" w:uiPriority="67" w:semiHidden="0" w:name="Medium Grid 1"/>
+    <w:lsdException w:unhideWhenUsed="0" w:uiPriority="68" w:semiHidden="0" w:name="Medium Grid 2"/>
+    <w:lsdException w:unhideWhenUsed="0" w:uiPriority="69" w:semiHidden="0" w:name="Medium Grid 3"/>
+    <w:lsdException w:unhideWhenUsed="0" w:uiPriority="70" w:semiHidden="0" w:name="Dark List"/>
+    <w:lsdException w:unhideWhenUsed="0" w:uiPriority="71" w:semiHidden="0" w:name="Colorful Shading"/>
+    <w:lsdException w:unhideWhenUsed="0" w:uiPriority="72" w:semiHidden="0" w:name="Colorful List"/>
+    <w:lsdException w:unhideWhenUsed="0" w:uiPriority="73" w:semiHidden="0" w:name="Colorful Grid"/>
+    <w:lsdException w:unhideWhenUsed="0" w:uiPriority="60" w:semiHidden="0" w:name="Light Shading Accent 1"/>
+    <w:lsdException w:unhideWhenUsed="0" w:uiPriority="61" w:semiHidden="0" w:name="Light List Accent 1"/>
+    <w:lsdException w:unhideWhenUsed="0" w:uiPriority="62" w:semiHidden="0" w:name="Light Grid Accent 1"/>
+    <w:lsdException w:unhideWhenUsed="0" w:uiPriority="63" w:semiHidden="0" w:name="Medium Shading 1 Accent 1"/>
+    <w:lsdException w:unhideWhenUsed="0" w:uiPriority="64" w:semiHidden="0" w:name="Medium Shading 2 Accent 1"/>
+    <w:lsdException w:unhideWhenUsed="0" w:uiPriority="65" w:semiHidden="0" w:name="Medium List 1 Accent 1"/>
+    <w:lsdException w:qFormat="1" w:unhideWhenUsed="0" w:uiPriority="34" w:semiHidden="0" w:name="List Paragraph"/>
+    <w:lsdException w:unhideWhenUsed="0" w:uiPriority="66" w:semiHidden="0" w:name="Medium List 2 Accent 1"/>
+    <w:lsdException w:unhideWhenUsed="0" w:uiPriority="67" w:semiHidden="0" w:name="Medium Grid 1 Accent 1"/>
+    <w:lsdException w:unhideWhenUsed="0" w:uiPriority="68" w:semiHidden="0" w:name="Medium Grid 2 Accent 1"/>
+    <w:lsdException w:unhideWhenUsed="0" w:uiPriority="69" w:semiHidden="0" w:name="Medium Grid 3 Accent 1"/>
+    <w:lsdException w:unhideWhenUsed="0" w:uiPriority="70" w:semiHidden="0" w:name="Dark List Accent 1"/>
+    <w:lsdException w:unhideWhenUsed="0" w:uiPriority="71" w:semiHidden="0" w:name="Colorful Shading Accent 1"/>
+    <w:lsdException w:unhideWhenUsed="0" w:uiPriority="72" w:semiHidden="0" w:name="Colorful List Accent 1"/>
+    <w:lsdException w:unhideWhenUsed="0" w:uiPriority="73" w:semiHidden="0" w:name="Colorful Grid Accent 1"/>
+    <w:lsdException w:unhideWhenUsed="0" w:uiPriority="60" w:semiHidden="0" w:name="Light Shading Accent 2"/>
+    <w:lsdException w:unhideWhenUsed="0" w:uiPriority="61" w:semiHidden="0" w:name="Light List Accent 2"/>
+    <w:lsdException w:unhideWhenUsed="0" w:uiPriority="62" w:semiHidden="0" w:name="Light Grid Accent 2"/>
+    <w:lsdException w:unhideWhenUsed="0" w:uiPriority="63" w:semiHidden="0" w:name="Medium Shading 1 Accent 2"/>
+    <w:lsdException w:unhideWhenUsed="0" w:uiPriority="64" w:semiHidden="0" w:name="Medium Shading 2 Accent 2"/>
+    <w:lsdException w:unhideWhenUsed="0" w:uiPriority="65" w:semiHidden="0" w:name="Medium List 1 Accent 2"/>
+    <w:lsdException w:unhideWhenUsed="0" w:uiPriority="66" w:semiHidden="0" w:name="Medium List 2 Accent 2"/>
+    <w:lsdException w:unhideWhenUsed="0" w:uiPriority="67" w:semiHidden="0" w:name="Medium Grid 1 Accent 2"/>
+    <w:lsdException w:unhideWhenUsed="0" w:uiPriority="68" w:semiHidden="0" w:name="Medium Grid 2 Accent 2"/>
+    <w:lsdException w:unhideWhenUsed="0" w:uiPriority="69" w:semiHidden="0" w:name="Medium Grid 3 Accent 2"/>
+    <w:lsdException w:unhideWhenUsed="0" w:uiPriority="70" w:semiHidden="0" w:name="Dark List Accent 2"/>
+    <w:lsdException w:unhideWhenUsed="0" w:uiPriority="71" w:semiHidden="0" w:name="Colorful Shading Accent 2"/>
+    <w:lsdException w:unhideWhenUsed="0" w:uiPriority="72" w:semiHidden="0" w:name="Colorful List Accent 2"/>
+    <w:lsdException w:unhideWhenUsed="0" w:uiPriority="73" w:semiHidden="0" w:name="Colorful Grid Accent 2"/>
+    <w:lsdException w:unhideWhenUsed="0" w:uiPriority="60" w:semiHidden="0" w:name="Light Shading Accent 3"/>
+    <w:lsdException w:unhideWhenUsed="0" w:uiPriority="61" w:semiHidden="0" w:name="Light List Accent 3"/>
+    <w:lsdException w:unhideWhenUsed="0" w:uiPriority="62" w:semiHidden="0" w:name="Light Grid Accent 3"/>
+    <w:lsdException w:unhideWhenUsed="0" w:uiPriority="63" w:semiHidden="0" w:name="Medium Shading 1 Accent 3"/>
+    <w:lsdException w:unhideWhenUsed="0" w:uiPriority="64" w:semiHidden="0" w:name="Medium Shading 2 Accent 3"/>
+    <w:lsdException w:unhideWhenUsed="0" w:uiPriority="65" w:semiHidden="0" w:name="Medium List 1 Accent 3"/>
+    <w:lsdException w:unhideWhenUsed="0" w:uiPriority="66" w:semiHidden="0" w:name="Medium List 2 Accent 3"/>
+    <w:lsdException w:unhideWhenUsed="0" w:uiPriority="67" w:semiHidden="0" w:name="Medium Grid 1 Accent 3"/>
+    <w:lsdException w:unhideWhenUsed="0" w:uiPriority="68" w:semiHidden="0" w:name="Medium Grid 2 Accent 3"/>
+    <w:lsdException w:unhideWhenUsed="0" w:uiPriority="69" w:semiHidden="0" w:name="Medium Grid 3 Accent 3"/>
+    <w:lsdException w:unhideWhenUsed="0" w:uiPriority="70" w:semiHidden="0" w:name="Dark List Accent 3"/>
+    <w:lsdException w:unhideWhenUsed="0" w:uiPriority="71" w:semiHidden="0" w:name="Colorful Shading Accent 3"/>
+    <w:lsdException w:unhideWhenUsed="0" w:uiPriority="72" w:semiHidden="0" w:name="Colorful List Accent 3"/>
+    <w:lsdException w:unhideWhenUsed="0" w:uiPriority="73" w:semiHidden="0" w:name="Colorful Grid Accent 3"/>
+    <w:lsdException w:unhideWhenUsed="0" w:uiPriority="60" w:semiHidden="0" w:name="Light Shading Accent 4"/>
+    <w:lsdException w:unhideWhenUsed="0" w:uiPriority="61" w:semiHidden="0" w:name="Light List Accent 4"/>
+    <w:lsdException w:unhideWhenUsed="0" w:uiPriority="62" w:semiHidden="0" w:name="Light Grid Accent 4"/>
+    <w:lsdException w:unhideWhenUsed="0" w:uiPriority="63" w:semiHidden="0" w:name="Medium Shading 1 Accent 4"/>
+    <w:lsdException w:unhideWhenUsed="0" w:uiPriority="64" w:semiHidden="0" w:name="Medium Shading 2 Accent 4"/>
+    <w:lsdException w:unhideWhenUsed="0" w:uiPriority="65" w:semiHidden="0" w:name="Medium List 1 Accent 4"/>
+    <w:lsdException w:unhideWhenUsed="0" w:uiPriority="66" w:semiHidden="0" w:name="Medium List 2 Accent 4"/>
+    <w:lsdException w:unhideWhenUsed="0" w:uiPriority="67" w:semiHidden="0" w:name="Medium Grid 1 Accent 4"/>
+    <w:lsdException w:unhideWhenUsed="0" w:uiPriority="68" w:semiHidden="0" w:name="Medium Grid 2 Accent 4"/>
+    <w:lsdException w:unhideWhenUsed="0" w:uiPriority="69" w:semiHidden="0" w:name="Medium Grid 3 Accent 4"/>
+    <w:lsdException w:unhideWhenUsed="0" w:uiPriority="70" w:semiHidden="0" w:name="Dark List Accent 4"/>
+    <w:lsdException w:unhideWhenUsed="0" w:uiPriority="71" w:semiHidden="0" w:name="Colorful Shading Accent 4"/>
+    <w:lsdException w:unhideWhenUsed="0" w:uiPriority="72" w:semiHidden="0" w:name="Colorful List Accent 4"/>
+    <w:lsdException w:unhideWhenUsed="0" w:uiPriority="73" w:semiHidden="0" w:name="Colorful Grid Accent 4"/>
+    <w:lsdException w:unhideWhenUsed="0" w:uiPriority="60" w:semiHidden="0" w:name="Light Shading Accent 5"/>
+    <w:lsdException w:unhideWhenUsed="0" w:uiPriority="61" w:semiHidden="0" w:name="Light List Accent 5"/>
+    <w:lsdException w:unhideWhenUsed="0" w:uiPriority="62" w:semiHidden="0" w:name="Light Grid Accent 5"/>
+    <w:lsdException w:unhideWhenUsed="0" w:uiPriority="63" w:semiHidden="0" w:name="Medium Shading 1 Accent 5"/>
+    <w:lsdException w:unhideWhenUsed="0" w:uiPriority="64" w:semiHidden="0" w:name="Medium Shading 2 Accent 5"/>
+    <w:lsdException w:unhideWhenUsed="0" w:uiPriority="65" w:semiHidden="0" w:name="Medium List 1 Accent 5"/>
+    <w:lsdException w:unhideWhenUsed="0" w:uiPriority="66" w:semiHidden="0" w:name="Medium List 2 Accent 5"/>
+    <w:lsdException w:unhideWhenUsed="0" w:uiPriority="67" w:semiHidden="0" w:name="Medium Grid 1 Accent 5"/>
+    <w:lsdException w:unhideWhenUsed="0" w:uiPriority="68" w:semiHidden="0" w:name="Medium Grid 2 Accent 5"/>
+    <w:lsdException w:unhideWhenUsed="0" w:uiPriority="69" w:semiHidden="0" w:name="Medium Grid 3 Accent 5"/>
+    <w:lsdException w:unhideWhenUsed="0" w:uiPriority="70" w:semiHidden="0" w:name="Dark List Accent 5"/>
+    <w:lsdException w:unhideWhenUsed="0" w:uiPriority="71" w:semiHidden="0" w:name="Colorful Shading Accent 5"/>
+    <w:lsdException w:unhideWhenUsed="0" w:uiPriority="72" w:semiHidden="0" w:name="Colorful List Accent 5"/>
+    <w:lsdException w:unhideWhenUsed="0" w:uiPriority="73" w:semiHidden="0" w:name="Colorful Grid Accent 5"/>
+    <w:lsdException w:unhideWhenUsed="0" w:uiPriority="60" w:semiHidden="0" w:name="Light Shading Accent 6"/>
+    <w:lsdException w:unhideWhenUsed="0" w:uiPriority="61" w:semiHidden="0" w:name="Light List Accent 6"/>
+    <w:lsdException w:unhideWhenUsed="0" w:uiPriority="62" w:semiHidden="0" w:name="Light Grid Accent 6"/>
+    <w:lsdException w:unhideWhenUsed="0" w:uiPriority="63" w:semiHidden="0" w:name="Medium Shading 1 Accent 6"/>
+    <w:lsdException w:unhideWhenUsed="0" w:uiPriority="64" w:semiHidden="0" w:name="Medium Shading 2 Accent 6"/>
+    <w:lsdException w:unhideWhenUsed="0" w:uiPriority="65" w:semiHidden="0" w:name="Medium List 1 Accent 6"/>
+    <w:lsdException w:unhideWhenUsed="0" w:uiPriority="66" w:semiHidden="0" w:name="Medium List 2 Accent 6"/>
+    <w:lsdException w:unhideWhenUsed="0" w:uiPriority="67" w:semiHidden="0" w:name="Medium Grid 1 Accent 6"/>
+    <w:lsdException w:unhideWhenUsed="0" w:uiPriority="68" w:semiHidden="0" w:name="Medium Grid 2 Accent 6"/>
+    <w:lsdException w:unhideWhenUsed="0" w:uiPriority="69" w:semiHidden="0" w:name="Medium Grid 3 Accent 6"/>
+    <w:lsdException w:unhideWhenUsed="0" w:uiPriority="70" w:semiHidden="0" w:name="Dark List Accent 6"/>
+    <w:lsdException w:unhideWhenUsed="0" w:uiPriority="71" w:semiHidden="0" w:name="Colorful Shading Accent 6"/>
+    <w:lsdException w:unhideWhenUsed="0" w:uiPriority="72" w:semiHidden="0" w:name="Colorful List Accent 6"/>
+    <w:lsdException w:unhideWhenUsed="0" w:uiPriority="73" w:semiHidden="0" w:name="Colorful Grid Accent 6"/>
   </w:latentStyles>
-  <w:style w:type="paragraph" w:default="1" w:styleId="a">
+  <w:style w:type="paragraph" w:default="1" w:styleId="1">
     <w:name w:val="Normal"/>
     <w:qFormat/>
+    <w:uiPriority w:val="0"/>
     <w:pPr>
       <w:widowControl w:val="0"/>
       <w:jc w:val="both"/>
     </w:pPr>
     <w:rPr>
+      <w:rFonts w:ascii="Calibri" w:hAnsi="Calibri" w:eastAsia="宋体" w:cs="Times New Roman"/>
       <w:kern w:val="2"/>
       <w:sz w:val="21"/>
       <w:szCs w:val="22"/>
+      <w:lang w:val="en-US" w:eastAsia="zh-CN" w:bidi="ar-SA"/>
     </w:rPr>
   </w:style>
-  <w:style w:type="character" w:default="1" w:styleId="a0">
+  <w:style w:type="character" w:default="1" w:styleId="6">
     <w:name w:val="Default Paragraph Font"/>
-    <w:uiPriority w:val="1"/>
     <w:semiHidden/>
     <w:unhideWhenUsed/>
+    <w:uiPriority w:val="1"/>
   </w:style>
-  <w:style w:type="table" w:default="1" w:styleId="a1">
+  <w:style w:type="table" w:default="1" w:styleId="5">
     <w:name w:val="Normal Table"/>
-    <w:uiPriority w:val="99"/>
     <w:semiHidden/>
     <w:unhideWhenUsed/>
+    <w:uiPriority w:val="99"/>
     <w:tblPr>
-      <w:tblInd w:w="0" w:type="dxa"/>
       <w:tblCellMar>
         <w:top w:w="0" w:type="dxa"/>
         <w:left w:w="108" w:type="dxa"/>
@@ -3258,27 +2414,21 @@
       </w:tblCellMar>
     </w:tblPr>
   </w:style>
-  <w:style w:type="numbering" w:default="1" w:styleId="a2">
-    <w:name w:val="No List"/>
+  <w:style w:type="paragraph" w:styleId="2">
+    <w:name w:val="annotation text"/>
+    <w:basedOn w:val="1"/>
+    <w:unhideWhenUsed/>
     <w:uiPriority w:val="99"/>
-    <w:semiHidden/>
-    <w:unhideWhenUsed/>
-  </w:style>
-  <w:style w:type="paragraph" w:styleId="a3">
-    <w:name w:val="annotation text"/>
-    <w:basedOn w:val="a"/>
-    <w:uiPriority w:val="99"/>
-    <w:unhideWhenUsed/>
     <w:pPr>
       <w:jc w:val="left"/>
     </w:pPr>
   </w:style>
-  <w:style w:type="paragraph" w:styleId="a4">
+  <w:style w:type="paragraph" w:styleId="3">
     <w:name w:val="footer"/>
-    <w:basedOn w:val="a"/>
-    <w:link w:val="a5"/>
+    <w:basedOn w:val="1"/>
+    <w:link w:val="7"/>
+    <w:unhideWhenUsed/>
     <w:uiPriority w:val="99"/>
-    <w:unhideWhenUsed/>
     <w:pPr>
       <w:tabs>
         <w:tab w:val="center" w:pos="4153"/>
@@ -3292,24 +2442,15 @@
       <w:szCs w:val="18"/>
     </w:rPr>
   </w:style>
-  <w:style w:type="character" w:customStyle="1" w:styleId="a5">
-    <w:name w:val="页脚 字符"/>
-    <w:link w:val="a4"/>
+  <w:style w:type="paragraph" w:styleId="4">
+    <w:name w:val="header"/>
+    <w:basedOn w:val="1"/>
+    <w:link w:val="8"/>
+    <w:unhideWhenUsed/>
     <w:uiPriority w:val="99"/>
-    <w:rPr>
-      <w:sz w:val="18"/>
-      <w:szCs w:val="18"/>
-    </w:rPr>
-  </w:style>
-  <w:style w:type="paragraph" w:styleId="a6">
-    <w:name w:val="header"/>
-    <w:basedOn w:val="a"/>
-    <w:link w:val="a7"/>
-    <w:uiPriority w:val="99"/>
-    <w:unhideWhenUsed/>
     <w:pPr>
       <w:pBdr>
-        <w:bottom w:val="single" w:sz="6" w:space="1" w:color="auto"/>
+        <w:bottom w:val="single" w:color="auto" w:sz="6" w:space="1"/>
       </w:pBdr>
       <w:tabs>
         <w:tab w:val="center" w:pos="4153"/>
@@ -3323,33 +2464,43 @@
       <w:szCs w:val="18"/>
     </w:rPr>
   </w:style>
-  <w:style w:type="character" w:customStyle="1" w:styleId="a7">
-    <w:name w:val="页眉 字符"/>
-    <w:link w:val="a6"/>
+  <w:style w:type="character" w:customStyle="1" w:styleId="7">
+    <w:name w:val="页脚 字符"/>
+    <w:link w:val="3"/>
     <w:uiPriority w:val="99"/>
     <w:rPr>
       <w:sz w:val="18"/>
       <w:szCs w:val="18"/>
     </w:rPr>
   </w:style>
-  <w:style w:type="paragraph" w:styleId="a8">
+  <w:style w:type="character" w:customStyle="1" w:styleId="8">
+    <w:name w:val="页眉 字符"/>
+    <w:link w:val="4"/>
+    <w:uiPriority w:val="99"/>
+    <w:rPr>
+      <w:sz w:val="18"/>
+      <w:szCs w:val="18"/>
+    </w:rPr>
+  </w:style>
+  <w:style w:type="paragraph" w:styleId="9">
     <w:name w:val="List Paragraph"/>
-    <w:basedOn w:val="a"/>
+    <w:basedOn w:val="1"/>
+    <w:qFormat/>
     <w:uiPriority w:val="34"/>
-    <w:qFormat/>
     <w:pPr>
-      <w:ind w:firstLineChars="200" w:firstLine="420"/>
+      <w:ind w:firstLine="420" w:firstLineChars="200"/>
     </w:pPr>
   </w:style>
-  <w:style w:type="paragraph" w:customStyle="1" w:styleId="4">
+  <w:style w:type="paragraph" w:customStyle="1" w:styleId="10">
     <w:name w:val="正文4"/>
-    <w:basedOn w:val="a"/>
+    <w:basedOn w:val="1"/>
+    <w:uiPriority w:val="0"/>
     <w:pPr>
       <w:widowControl/>
       <w:jc w:val="left"/>
     </w:pPr>
     <w:rPr>
-      <w:rFonts w:ascii="Times New Roman" w:eastAsia="PMingLiU" w:hAnsi="Times New Roman"/>
+      <w:rFonts w:ascii="Times New Roman" w:hAnsi="Times New Roman" w:eastAsia="PMingLiU"/>
       <w:kern w:val="0"/>
       <w:sz w:val="20"/>
       <w:szCs w:val="20"/>
@@ -3402,7 +2553,7 @@
     </a:clrScheme>
     <a:fontScheme name="Office">
       <a:majorFont>
-        <a:latin typeface="等线 Light" panose="020F0302020204030204"/>
+        <a:latin typeface="等线 Light"/>
         <a:ea typeface=""/>
         <a:cs typeface=""/>
         <a:font script="Jpan" typeface="游ゴシック Light"/>
@@ -3435,26 +2586,9 @@
         <a:font script="Viet" typeface="Times New Roman"/>
         <a:font script="Uigh" typeface="Microsoft Uighur"/>
         <a:font script="Geor" typeface="Sylfaen"/>
-        <a:font script="Armn" typeface="Arial"/>
-        <a:font script="Bugi" typeface="Leelawadee UI"/>
-        <a:font script="Bopo" typeface="Microsoft JhengHei"/>
-        <a:font script="Java" typeface="Javanese Text"/>
-        <a:font script="Lisu" typeface="Segoe UI"/>
-        <a:font script="Mymr" typeface="Myanmar Text"/>
-        <a:font script="Nkoo" typeface="Ebrima"/>
-        <a:font script="Olck" typeface="Nirmala UI"/>
-        <a:font script="Osma" typeface="Ebrima"/>
-        <a:font script="Phag" typeface="Phagspa"/>
-        <a:font script="Syrn" typeface="Estrangelo Edessa"/>
-        <a:font script="Syrj" typeface="Estrangelo Edessa"/>
-        <a:font script="Syre" typeface="Estrangelo Edessa"/>
-        <a:font script="Sora" typeface="Nirmala UI"/>
-        <a:font script="Tale" typeface="Microsoft Tai Le"/>
-        <a:font script="Talu" typeface="Microsoft New Tai Lue"/>
-        <a:font script="Tfng" typeface="Ebrima"/>
       </a:majorFont>
       <a:minorFont>
-        <a:latin typeface="等线" panose="020F0502020204030204"/>
+        <a:latin typeface="等线"/>
         <a:ea typeface=""/>
         <a:cs typeface=""/>
         <a:font script="Jpan" typeface="游明朝"/>
@@ -3487,23 +2621,6 @@
         <a:font script="Viet" typeface="Arial"/>
         <a:font script="Uigh" typeface="Microsoft Uighur"/>
         <a:font script="Geor" typeface="Sylfaen"/>
-        <a:font script="Armn" typeface="Arial"/>
-        <a:font script="Bugi" typeface="Leelawadee UI"/>
-        <a:font script="Bopo" typeface="Microsoft JhengHei"/>
-        <a:font script="Java" typeface="Javanese Text"/>
-        <a:font script="Lisu" typeface="Segoe UI"/>
-        <a:font script="Mymr" typeface="Myanmar Text"/>
-        <a:font script="Nkoo" typeface="Ebrima"/>
-        <a:font script="Olck" typeface="Nirmala UI"/>
-        <a:font script="Osma" typeface="Ebrima"/>
-        <a:font script="Phag" typeface="Phagspa"/>
-        <a:font script="Syrn" typeface="Estrangelo Edessa"/>
-        <a:font script="Syrj" typeface="Estrangelo Edessa"/>
-        <a:font script="Syre" typeface="Estrangelo Edessa"/>
-        <a:font script="Sora" typeface="Nirmala UI"/>
-        <a:font script="Tale" typeface="Microsoft Tai Le"/>
-        <a:font script="Talu" typeface="Microsoft New Tai Lue"/>
-        <a:font script="Tfng" typeface="Ebrima"/>
       </a:minorFont>
     </a:fontScheme>
     <a:fmtScheme name="Office">
@@ -3645,11 +2762,5 @@
     </a:fmtScheme>
   </a:themeElements>
   <a:objectDefaults/>
-  <a:extraClrSchemeLst/>
-  <a:extLst>
-    <a:ext uri="{05A4C25C-085E-4340-85A3-A5531E510DB2}">
-      <thm15:themeFamily xmlns:thm15="http://schemas.microsoft.com/office/thememl/2012/main" name="Office Theme" id="{62F939B6-93AF-4DB8-9C6B-D6C7DFDC589F}" vid="{4A3C46E8-61CC-4603-A589-7422A47A8E4A}"/>
-    </a:ext>
-  </a:extLst>
 </a:theme>
 </file>